--- a/public/labs/pmzi/pz-23/ЛР6_ПМЗІ_Реалізація_алгоритму_RSA.docx
+++ b/public/labs/pmzi/pz-23/ЛР6_ПМЗІ_Реалізація_алгоритму_RSA.docx
@@ -101,137 +101,135 @@
     <w:p>
       <w:pPr>
         <w:pStyle w:val="SourceCode"/>
-      </w:pPr>
-      <w:r>
-        <w:rPr>
-          <w:rStyle w:val="VerbatimChar"/>
-        </w:rPr>
+        <w:spacing w:before="120" w:after="0" w:line="200" w:lineRule="auto"/>
+      </w:pPr>
+      <w:r>
         <w:t xml:space="preserve">┌───────────────────────────────────────────────────────────────────────┐</w:t>
       </w:r>
-      <w:r>
-        <w:br/>
-      </w:r>
-      <w:r>
-        <w:rPr>
-          <w:rStyle w:val="VerbatimChar"/>
-        </w:rPr>
+    </w:p>
+    <w:p>
+      <w:pPr>
+        <w:pStyle w:val="SourceCode"/>
+        <w:spacing w:before="0" w:after="0" w:line="200" w:lineRule="auto"/>
+      </w:pPr>
+      <w:r>
         <w:t xml:space="preserve">│                    АСИМЕТРИЧНЕ ШИФРУВАННЯ                             │</w:t>
       </w:r>
-      <w:r>
-        <w:br/>
-      </w:r>
-      <w:r>
-        <w:rPr>
-          <w:rStyle w:val="VerbatimChar"/>
-        </w:rPr>
+    </w:p>
+    <w:p>
+      <w:pPr>
+        <w:pStyle w:val="SourceCode"/>
+        <w:spacing w:before="0" w:after="0" w:line="200" w:lineRule="auto"/>
+      </w:pPr>
+      <w:r>
         <w:t xml:space="preserve">├───────────────────────────────────────────────────────────────────────┤</w:t>
       </w:r>
-      <w:r>
-        <w:br/>
-      </w:r>
-      <w:r>
-        <w:rPr>
-          <w:rStyle w:val="VerbatimChar"/>
-        </w:rPr>
+    </w:p>
+    <w:p>
+      <w:pPr>
+        <w:pStyle w:val="SourceCode"/>
+        <w:spacing w:before="0" w:after="0" w:line="200" w:lineRule="auto"/>
+      </w:pPr>
+      <w:r>
         <w:t xml:space="preserve">│                                                                       │</w:t>
       </w:r>
-      <w:r>
-        <w:br/>
-      </w:r>
-      <w:r>
-        <w:rPr>
-          <w:rStyle w:val="VerbatimChar"/>
-        </w:rPr>
+    </w:p>
+    <w:p>
+      <w:pPr>
+        <w:pStyle w:val="SourceCode"/>
+        <w:spacing w:before="0" w:after="0" w:line="200" w:lineRule="auto"/>
+      </w:pPr>
+      <w:r>
         <w:t xml:space="preserve">│  СИМЕТРИЧНЕ:           АСИМЕТРИЧНЕ (RSA):                             │</w:t>
       </w:r>
-      <w:r>
-        <w:br/>
-      </w:r>
-      <w:r>
-        <w:rPr>
-          <w:rStyle w:val="VerbatimChar"/>
-        </w:rPr>
+    </w:p>
+    <w:p>
+      <w:pPr>
+        <w:pStyle w:val="SourceCode"/>
+        <w:spacing w:before="0" w:after="0" w:line="200" w:lineRule="auto"/>
+      </w:pPr>
+      <w:r>
         <w:t xml:space="preserve">│                                                                       │</w:t>
       </w:r>
-      <w:r>
-        <w:br/>
-      </w:r>
-      <w:r>
-        <w:rPr>
-          <w:rStyle w:val="VerbatimChar"/>
-        </w:rPr>
+    </w:p>
+    <w:p>
+      <w:pPr>
+        <w:pStyle w:val="SourceCode"/>
+        <w:spacing w:before="0" w:after="0" w:line="200" w:lineRule="auto"/>
+      </w:pPr>
+      <w:r>
         <w:t xml:space="preserve">│  Один ключ K           Два ключі: (e, n) та (d, n)                    │</w:t>
       </w:r>
-      <w:r>
-        <w:br/>
-      </w:r>
-      <w:r>
-        <w:rPr>
-          <w:rStyle w:val="VerbatimChar"/>
-        </w:rPr>
+    </w:p>
+    <w:p>
+      <w:pPr>
+        <w:pStyle w:val="SourceCode"/>
+        <w:spacing w:before="0" w:after="0" w:line="200" w:lineRule="auto"/>
+      </w:pPr>
+      <w:r>
         <w:t xml:space="preserve">│  ─────────────         ───────────────────────────                    │</w:t>
       </w:r>
-      <w:r>
-        <w:br/>
-      </w:r>
-      <w:r>
-        <w:rPr>
-          <w:rStyle w:val="VerbatimChar"/>
-        </w:rPr>
+    </w:p>
+    <w:p>
+      <w:pPr>
+        <w:pStyle w:val="SourceCode"/>
+        <w:spacing w:before="0" w:after="0" w:line="200" w:lineRule="auto"/>
+      </w:pPr>
+      <w:r>
         <w:t xml:space="preserve">│  Encrypt(M, K) → C     Encrypt(M, e, n) → C                           │</w:t>
       </w:r>
-      <w:r>
-        <w:br/>
-      </w:r>
-      <w:r>
-        <w:rPr>
-          <w:rStyle w:val="VerbatimChar"/>
-        </w:rPr>
+    </w:p>
+    <w:p>
+      <w:pPr>
+        <w:pStyle w:val="SourceCode"/>
+        <w:spacing w:before="0" w:after="0" w:line="200" w:lineRule="auto"/>
+      </w:pPr>
+      <w:r>
         <w:t xml:space="preserve">│  Decrypt(C, K) → M     Decrypt(C, d, n) → M                           │</w:t>
       </w:r>
-      <w:r>
-        <w:br/>
-      </w:r>
-      <w:r>
-        <w:rPr>
-          <w:rStyle w:val="VerbatimChar"/>
-        </w:rPr>
+    </w:p>
+    <w:p>
+      <w:pPr>
+        <w:pStyle w:val="SourceCode"/>
+        <w:spacing w:before="0" w:after="0" w:line="200" w:lineRule="auto"/>
+      </w:pPr>
+      <w:r>
         <w:t xml:space="preserve">│                                                                       │</w:t>
       </w:r>
-      <w:r>
-        <w:br/>
-      </w:r>
-      <w:r>
-        <w:rPr>
-          <w:rStyle w:val="VerbatimChar"/>
-        </w:rPr>
+    </w:p>
+    <w:p>
+      <w:pPr>
+        <w:pStyle w:val="SourceCode"/>
+        <w:spacing w:before="0" w:after="0" w:line="200" w:lineRule="auto"/>
+      </w:pPr>
+      <w:r>
         <w:t xml:space="preserve">│  Проблема:             Перевага:                                      │</w:t>
       </w:r>
-      <w:r>
-        <w:br/>
-      </w:r>
-      <w:r>
-        <w:rPr>
-          <w:rStyle w:val="VerbatimChar"/>
-        </w:rPr>
+    </w:p>
+    <w:p>
+      <w:pPr>
+        <w:pStyle w:val="SourceCode"/>
+        <w:spacing w:before="0" w:after="0" w:line="200" w:lineRule="auto"/>
+      </w:pPr>
+      <w:r>
         <w:t xml:space="preserve">│  Як передати K?        Відкритий ключ можна публікувати               │</w:t>
       </w:r>
-      <w:r>
-        <w:br/>
-      </w:r>
-      <w:r>
-        <w:rPr>
-          <w:rStyle w:val="VerbatimChar"/>
-        </w:rPr>
+    </w:p>
+    <w:p>
+      <w:pPr>
+        <w:pStyle w:val="SourceCode"/>
+        <w:spacing w:before="0" w:after="0" w:line="200" w:lineRule="auto"/>
+      </w:pPr>
+      <w:r>
         <w:t xml:space="preserve">│                                                                       │</w:t>
       </w:r>
-      <w:r>
-        <w:br/>
-      </w:r>
-      <w:r>
-        <w:rPr>
-          <w:rStyle w:val="VerbatimChar"/>
-        </w:rPr>
+    </w:p>
+    <w:p>
+      <w:pPr>
+        <w:pStyle w:val="SourceCode"/>
+        <w:spacing w:before="0" w:after="120" w:line="200" w:lineRule="auto"/>
+      </w:pPr>
+      <w:r>
         <w:t xml:space="preserve">└───────────────────────────────────────────────────────────────────────┘</w:t>
       </w:r>
     </w:p>
@@ -365,272 +363,270 @@
     <w:p>
       <w:pPr>
         <w:pStyle w:val="SourceCode"/>
-      </w:pPr>
-      <w:r>
-        <w:rPr>
-          <w:rStyle w:val="VerbatimChar"/>
-        </w:rPr>
+        <w:spacing w:before="120" w:after="0" w:line="200" w:lineRule="auto"/>
+      </w:pPr>
+      <w:r>
         <w:t xml:space="preserve">┌───────────────────────────────────────────────────────────────────────┐</w:t>
       </w:r>
-      <w:r>
-        <w:br/>
-      </w:r>
-      <w:r>
-        <w:rPr>
-          <w:rStyle w:val="VerbatimChar"/>
-        </w:rPr>
+    </w:p>
+    <w:p>
+      <w:pPr>
+        <w:pStyle w:val="SourceCode"/>
+        <w:spacing w:before="0" w:after="0" w:line="200" w:lineRule="auto"/>
+      </w:pPr>
+      <w:r>
         <w:t xml:space="preserve">│                    АЛГОРИТМ RSA                                       │</w:t>
       </w:r>
-      <w:r>
-        <w:br/>
-      </w:r>
-      <w:r>
-        <w:rPr>
-          <w:rStyle w:val="VerbatimChar"/>
-        </w:rPr>
+    </w:p>
+    <w:p>
+      <w:pPr>
+        <w:pStyle w:val="SourceCode"/>
+        <w:spacing w:before="0" w:after="0" w:line="200" w:lineRule="auto"/>
+      </w:pPr>
+      <w:r>
         <w:t xml:space="preserve">├───────────────────────────────────────────────────────────────────────┤</w:t>
       </w:r>
-      <w:r>
-        <w:br/>
-      </w:r>
-      <w:r>
-        <w:rPr>
-          <w:rStyle w:val="VerbatimChar"/>
-        </w:rPr>
+    </w:p>
+    <w:p>
+      <w:pPr>
+        <w:pStyle w:val="SourceCode"/>
+        <w:spacing w:before="0" w:after="0" w:line="200" w:lineRule="auto"/>
+      </w:pPr>
+      <w:r>
         <w:t xml:space="preserve">│                                                                       │</w:t>
       </w:r>
-      <w:r>
-        <w:br/>
-      </w:r>
-      <w:r>
-        <w:rPr>
-          <w:rStyle w:val="VerbatimChar"/>
-        </w:rPr>
+    </w:p>
+    <w:p>
+      <w:pPr>
+        <w:pStyle w:val="SourceCode"/>
+        <w:spacing w:before="0" w:after="0" w:line="200" w:lineRule="auto"/>
+      </w:pPr>
+      <w:r>
         <w:t xml:space="preserve">│  ГЕНЕРАЦІЯ КЛЮЧІВ:                                                    │</w:t>
       </w:r>
-      <w:r>
-        <w:br/>
-      </w:r>
-      <w:r>
-        <w:rPr>
-          <w:rStyle w:val="VerbatimChar"/>
-        </w:rPr>
+    </w:p>
+    <w:p>
+      <w:pPr>
+        <w:pStyle w:val="SourceCode"/>
+        <w:spacing w:before="0" w:after="0" w:line="200" w:lineRule="auto"/>
+      </w:pPr>
+      <w:r>
         <w:t xml:space="preserve">│  ┌─────────────────────────────────────────────────────────────────┐  │</w:t>
       </w:r>
-      <w:r>
-        <w:br/>
-      </w:r>
-      <w:r>
-        <w:rPr>
-          <w:rStyle w:val="VerbatimChar"/>
-        </w:rPr>
+    </w:p>
+    <w:p>
+      <w:pPr>
+        <w:pStyle w:val="SourceCode"/>
+        <w:spacing w:before="0" w:after="0" w:line="200" w:lineRule="auto"/>
+      </w:pPr>
+      <w:r>
         <w:t xml:space="preserve">│  │ 1. Вибрати два великих простих числа p і q                      │  │</w:t>
       </w:r>
-      <w:r>
-        <w:br/>
-      </w:r>
-      <w:r>
-        <w:rPr>
-          <w:rStyle w:val="VerbatimChar"/>
-        </w:rPr>
+    </w:p>
+    <w:p>
+      <w:pPr>
+        <w:pStyle w:val="SourceCode"/>
+        <w:spacing w:before="0" w:after="0" w:line="200" w:lineRule="auto"/>
+      </w:pPr>
+      <w:r>
         <w:t xml:space="preserve">│  │ 2. Обчислити n = p × q                                          │  │</w:t>
       </w:r>
-      <w:r>
-        <w:br/>
-      </w:r>
-      <w:r>
-        <w:rPr>
-          <w:rStyle w:val="VerbatimChar"/>
-        </w:rPr>
+    </w:p>
+    <w:p>
+      <w:pPr>
+        <w:pStyle w:val="SourceCode"/>
+        <w:spacing w:before="0" w:after="0" w:line="200" w:lineRule="auto"/>
+      </w:pPr>
+      <w:r>
         <w:t xml:space="preserve">│  │ 3. Обчислити φ(n) = (p-1) × (q-1)                               │  │</w:t>
       </w:r>
-      <w:r>
-        <w:br/>
-      </w:r>
-      <w:r>
-        <w:rPr>
-          <w:rStyle w:val="VerbatimChar"/>
-        </w:rPr>
+    </w:p>
+    <w:p>
+      <w:pPr>
+        <w:pStyle w:val="SourceCode"/>
+        <w:spacing w:before="0" w:after="0" w:line="200" w:lineRule="auto"/>
+      </w:pPr>
+      <w:r>
         <w:t xml:space="preserve">│  │ 4. Вибрати e таке, що 1 &lt; e &lt; φ(n) і gcd(e, φ(n)) = 1           │  │</w:t>
       </w:r>
-      <w:r>
-        <w:br/>
-      </w:r>
-      <w:r>
-        <w:rPr>
-          <w:rStyle w:val="VerbatimChar"/>
-        </w:rPr>
+    </w:p>
+    <w:p>
+      <w:pPr>
+        <w:pStyle w:val="SourceCode"/>
+        <w:spacing w:before="0" w:after="0" w:line="200" w:lineRule="auto"/>
+      </w:pPr>
+      <w:r>
         <w:t xml:space="preserve">│  │    (часто e = 65537 = 2^16 + 1)                                 │  │</w:t>
       </w:r>
-      <w:r>
-        <w:br/>
-      </w:r>
-      <w:r>
-        <w:rPr>
-          <w:rStyle w:val="VerbatimChar"/>
-        </w:rPr>
+    </w:p>
+    <w:p>
+      <w:pPr>
+        <w:pStyle w:val="SourceCode"/>
+        <w:spacing w:before="0" w:after="0" w:line="200" w:lineRule="auto"/>
+      </w:pPr>
+      <w:r>
         <w:t xml:space="preserve">│  │ 5. Обчислити d = e⁻¹ mod φ(n)                                   │  │</w:t>
       </w:r>
-      <w:r>
-        <w:br/>
-      </w:r>
-      <w:r>
-        <w:rPr>
-          <w:rStyle w:val="VerbatimChar"/>
-        </w:rPr>
+    </w:p>
+    <w:p>
+      <w:pPr>
+        <w:pStyle w:val="SourceCode"/>
+        <w:spacing w:before="0" w:after="0" w:line="200" w:lineRule="auto"/>
+      </w:pPr>
+      <w:r>
         <w:t xml:space="preserve">│  │                                                                 │  │</w:t>
       </w:r>
-      <w:r>
-        <w:br/>
-      </w:r>
-      <w:r>
-        <w:rPr>
-          <w:rStyle w:val="VerbatimChar"/>
-        </w:rPr>
+    </w:p>
+    <w:p>
+      <w:pPr>
+        <w:pStyle w:val="SourceCode"/>
+        <w:spacing w:before="0" w:after="0" w:line="200" w:lineRule="auto"/>
+      </w:pPr>
+      <w:r>
         <w:t xml:space="preserve">│  │ Відкритий ключ: (e, n)                                          │  │</w:t>
       </w:r>
-      <w:r>
-        <w:br/>
-      </w:r>
-      <w:r>
-        <w:rPr>
-          <w:rStyle w:val="VerbatimChar"/>
-        </w:rPr>
+    </w:p>
+    <w:p>
+      <w:pPr>
+        <w:pStyle w:val="SourceCode"/>
+        <w:spacing w:before="0" w:after="0" w:line="200" w:lineRule="auto"/>
+      </w:pPr>
+      <w:r>
         <w:t xml:space="preserve">│  │ Закритий ключ: (d, n)                                           │  │</w:t>
       </w:r>
-      <w:r>
-        <w:br/>
-      </w:r>
-      <w:r>
-        <w:rPr>
-          <w:rStyle w:val="VerbatimChar"/>
-        </w:rPr>
+    </w:p>
+    <w:p>
+      <w:pPr>
+        <w:pStyle w:val="SourceCode"/>
+        <w:spacing w:before="0" w:after="0" w:line="200" w:lineRule="auto"/>
+      </w:pPr>
+      <w:r>
         <w:t xml:space="preserve">│  └─────────────────────────────────────────────────────────────────┘  │</w:t>
       </w:r>
-      <w:r>
-        <w:br/>
-      </w:r>
-      <w:r>
-        <w:rPr>
-          <w:rStyle w:val="VerbatimChar"/>
-        </w:rPr>
+    </w:p>
+    <w:p>
+      <w:pPr>
+        <w:pStyle w:val="SourceCode"/>
+        <w:spacing w:before="0" w:after="0" w:line="200" w:lineRule="auto"/>
+      </w:pPr>
+      <w:r>
         <w:t xml:space="preserve">│                                                                       │</w:t>
       </w:r>
-      <w:r>
-        <w:br/>
-      </w:r>
-      <w:r>
-        <w:rPr>
-          <w:rStyle w:val="VerbatimChar"/>
-        </w:rPr>
+    </w:p>
+    <w:p>
+      <w:pPr>
+        <w:pStyle w:val="SourceCode"/>
+        <w:spacing w:before="0" w:after="0" w:line="200" w:lineRule="auto"/>
+      </w:pPr>
+      <w:r>
         <w:t xml:space="preserve">│  ШИФРУВАННЯ:                                                          │</w:t>
       </w:r>
-      <w:r>
-        <w:br/>
-      </w:r>
-      <w:r>
-        <w:rPr>
-          <w:rStyle w:val="VerbatimChar"/>
-        </w:rPr>
+    </w:p>
+    <w:p>
+      <w:pPr>
+        <w:pStyle w:val="SourceCode"/>
+        <w:spacing w:before="0" w:after="0" w:line="200" w:lineRule="auto"/>
+      </w:pPr>
+      <w:r>
         <w:t xml:space="preserve">│  ┌─────────────────────────────────────────────────────────────────┐  │</w:t>
       </w:r>
-      <w:r>
-        <w:br/>
-      </w:r>
-      <w:r>
-        <w:rPr>
-          <w:rStyle w:val="VerbatimChar"/>
-        </w:rPr>
+    </w:p>
+    <w:p>
+      <w:pPr>
+        <w:pStyle w:val="SourceCode"/>
+        <w:spacing w:before="0" w:after="0" w:line="200" w:lineRule="auto"/>
+      </w:pPr>
+      <w:r>
         <w:t xml:space="preserve">│  │ C = M^e mod n                                                   │  │</w:t>
       </w:r>
-      <w:r>
-        <w:br/>
-      </w:r>
-      <w:r>
-        <w:rPr>
-          <w:rStyle w:val="VerbatimChar"/>
-        </w:rPr>
+    </w:p>
+    <w:p>
+      <w:pPr>
+        <w:pStyle w:val="SourceCode"/>
+        <w:spacing w:before="0" w:after="0" w:line="200" w:lineRule="auto"/>
+      </w:pPr>
+      <w:r>
         <w:t xml:space="preserve">│  │ (використовується відкритий ключ отримувача)                    │  │</w:t>
       </w:r>
-      <w:r>
-        <w:br/>
-      </w:r>
-      <w:r>
-        <w:rPr>
-          <w:rStyle w:val="VerbatimChar"/>
-        </w:rPr>
+    </w:p>
+    <w:p>
+      <w:pPr>
+        <w:pStyle w:val="SourceCode"/>
+        <w:spacing w:before="0" w:after="0" w:line="200" w:lineRule="auto"/>
+      </w:pPr>
+      <w:r>
         <w:t xml:space="preserve">│  └─────────────────────────────────────────────────────────────────┘  │</w:t>
       </w:r>
-      <w:r>
-        <w:br/>
-      </w:r>
-      <w:r>
-        <w:rPr>
-          <w:rStyle w:val="VerbatimChar"/>
-        </w:rPr>
+    </w:p>
+    <w:p>
+      <w:pPr>
+        <w:pStyle w:val="SourceCode"/>
+        <w:spacing w:before="0" w:after="0" w:line="200" w:lineRule="auto"/>
+      </w:pPr>
+      <w:r>
         <w:t xml:space="preserve">│                                                                       │</w:t>
       </w:r>
-      <w:r>
-        <w:br/>
-      </w:r>
-      <w:r>
-        <w:rPr>
-          <w:rStyle w:val="VerbatimChar"/>
-        </w:rPr>
+    </w:p>
+    <w:p>
+      <w:pPr>
+        <w:pStyle w:val="SourceCode"/>
+        <w:spacing w:before="0" w:after="0" w:line="200" w:lineRule="auto"/>
+      </w:pPr>
+      <w:r>
         <w:t xml:space="preserve">│  ДЕШИФРУВАННЯ:                                                        │</w:t>
       </w:r>
-      <w:r>
-        <w:br/>
-      </w:r>
-      <w:r>
-        <w:rPr>
-          <w:rStyle w:val="VerbatimChar"/>
-        </w:rPr>
+    </w:p>
+    <w:p>
+      <w:pPr>
+        <w:pStyle w:val="SourceCode"/>
+        <w:spacing w:before="0" w:after="0" w:line="200" w:lineRule="auto"/>
+      </w:pPr>
+      <w:r>
         <w:t xml:space="preserve">│  ┌─────────────────────────────────────────────────────────────────┐  │</w:t>
       </w:r>
-      <w:r>
-        <w:br/>
-      </w:r>
-      <w:r>
-        <w:rPr>
-          <w:rStyle w:val="VerbatimChar"/>
-        </w:rPr>
+    </w:p>
+    <w:p>
+      <w:pPr>
+        <w:pStyle w:val="SourceCode"/>
+        <w:spacing w:before="0" w:after="0" w:line="200" w:lineRule="auto"/>
+      </w:pPr>
+      <w:r>
         <w:t xml:space="preserve">│  │ M = C^d mod n                                                   │  │</w:t>
       </w:r>
-      <w:r>
-        <w:br/>
-      </w:r>
-      <w:r>
-        <w:rPr>
-          <w:rStyle w:val="VerbatimChar"/>
-        </w:rPr>
+    </w:p>
+    <w:p>
+      <w:pPr>
+        <w:pStyle w:val="SourceCode"/>
+        <w:spacing w:before="0" w:after="0" w:line="200" w:lineRule="auto"/>
+      </w:pPr>
+      <w:r>
         <w:t xml:space="preserve">│  │ (використовується закритий ключ)                                │  │</w:t>
       </w:r>
-      <w:r>
-        <w:br/>
-      </w:r>
-      <w:r>
-        <w:rPr>
-          <w:rStyle w:val="VerbatimChar"/>
-        </w:rPr>
+    </w:p>
+    <w:p>
+      <w:pPr>
+        <w:pStyle w:val="SourceCode"/>
+        <w:spacing w:before="0" w:after="0" w:line="200" w:lineRule="auto"/>
+      </w:pPr>
+      <w:r>
         <w:t xml:space="preserve">│  └─────────────────────────────────────────────────────────────────┘  │</w:t>
       </w:r>
-      <w:r>
-        <w:br/>
-      </w:r>
-      <w:r>
-        <w:rPr>
-          <w:rStyle w:val="VerbatimChar"/>
-        </w:rPr>
+    </w:p>
+    <w:p>
+      <w:pPr>
+        <w:pStyle w:val="SourceCode"/>
+        <w:spacing w:before="0" w:after="0" w:line="200" w:lineRule="auto"/>
+      </w:pPr>
+      <w:r>
         <w:t xml:space="preserve">│                                                                       │</w:t>
       </w:r>
-      <w:r>
-        <w:br/>
-      </w:r>
-      <w:r>
-        <w:rPr>
-          <w:rStyle w:val="VerbatimChar"/>
-        </w:rPr>
+    </w:p>
+    <w:p>
+      <w:pPr>
+        <w:pStyle w:val="SourceCode"/>
+        <w:spacing w:before="0" w:after="120" w:line="200" w:lineRule="auto"/>
+      </w:pPr>
+      <w:r>
         <w:t xml:space="preserve">└───────────────────────────────────────────────────────────────────────┘</w:t>
       </w:r>
     </w:p>
@@ -647,119 +643,126 @@
     <w:p>
       <w:pPr>
         <w:pStyle w:val="SourceCode"/>
-      </w:pPr>
-      <w:r>
-        <w:rPr>
-          <w:rStyle w:val="VerbatimChar"/>
-        </w:rPr>
+        <w:spacing w:before="120" w:after="0" w:line="200" w:lineRule="auto"/>
+      </w:pPr>
+      <w:r>
         <w:t xml:space="preserve">Генерація ключів:</w:t>
       </w:r>
-      <w:r>
-        <w:br/>
-      </w:r>
-      <w:r>
-        <w:rPr>
-          <w:rStyle w:val="VerbatimChar"/>
-        </w:rPr>
+    </w:p>
+    <w:p>
+      <w:pPr>
+        <w:pStyle w:val="SourceCode"/>
+        <w:spacing w:before="0" w:after="0" w:line="200" w:lineRule="auto"/>
+      </w:pPr>
+      <w:r>
         <w:t xml:space="preserve">  p = 61, q = 53</w:t>
       </w:r>
-      <w:r>
-        <w:br/>
-      </w:r>
-      <w:r>
-        <w:rPr>
-          <w:rStyle w:val="VerbatimChar"/>
-        </w:rPr>
+    </w:p>
+    <w:p>
+      <w:pPr>
+        <w:pStyle w:val="SourceCode"/>
+        <w:spacing w:before="0" w:after="0" w:line="200" w:lineRule="auto"/>
+      </w:pPr>
+      <w:r>
         <w:t xml:space="preserve">  n = 61 × 53 = 3233</w:t>
       </w:r>
-      <w:r>
-        <w:br/>
-      </w:r>
-      <w:r>
-        <w:rPr>
-          <w:rStyle w:val="VerbatimChar"/>
-        </w:rPr>
+    </w:p>
+    <w:p>
+      <w:pPr>
+        <w:pStyle w:val="SourceCode"/>
+        <w:spacing w:before="0" w:after="0" w:line="200" w:lineRule="auto"/>
+      </w:pPr>
+      <w:r>
         <w:t xml:space="preserve">  φ(n) = 60 × 52 = 3120</w:t>
       </w:r>
-      <w:r>
-        <w:br/>
-      </w:r>
-      <w:r>
-        <w:rPr>
-          <w:rStyle w:val="VerbatimChar"/>
-        </w:rPr>
+    </w:p>
+    <w:p>
+      <w:pPr>
+        <w:pStyle w:val="SourceCode"/>
+        <w:spacing w:before="0" w:after="0" w:line="200" w:lineRule="auto"/>
+      </w:pPr>
+      <w:r>
         <w:t xml:space="preserve">  e = 17 (gcd(17, 3120) = 1)</w:t>
       </w:r>
-      <w:r>
-        <w:br/>
-      </w:r>
-      <w:r>
-        <w:rPr>
-          <w:rStyle w:val="VerbatimChar"/>
-        </w:rPr>
+    </w:p>
+    <w:p>
+      <w:pPr>
+        <w:pStyle w:val="SourceCode"/>
+        <w:spacing w:before="0" w:after="0" w:line="200" w:lineRule="auto"/>
+      </w:pPr>
+      <w:r>
         <w:t xml:space="preserve">  d = 2753 (17 × 2753 = 46801 = 15 × 3120 + 1)</w:t>
       </w:r>
-      <w:r>
-        <w:br/>
-      </w:r>
-      <w:r>
-        <w:br/>
-      </w:r>
-      <w:r>
-        <w:rPr>
-          <w:rStyle w:val="VerbatimChar"/>
-        </w:rPr>
+    </w:p>
+    <w:p>
+      <w:pPr>
+        <w:pStyle w:val="SourceCode"/>
+        <w:spacing w:before="0" w:after="0" w:line="200" w:lineRule="auto"/>
+      </w:pPr>
+    </w:p>
+    <w:p>
+      <w:pPr>
+        <w:pStyle w:val="SourceCode"/>
+        <w:spacing w:before="0" w:after="0" w:line="200" w:lineRule="auto"/>
+      </w:pPr>
+      <w:r>
         <w:t xml:space="preserve">Відкритий ключ: (17, 3233)</w:t>
       </w:r>
-      <w:r>
-        <w:br/>
-      </w:r>
-      <w:r>
-        <w:rPr>
-          <w:rStyle w:val="VerbatimChar"/>
-        </w:rPr>
+    </w:p>
+    <w:p>
+      <w:pPr>
+        <w:pStyle w:val="SourceCode"/>
+        <w:spacing w:before="0" w:after="0" w:line="200" w:lineRule="auto"/>
+      </w:pPr>
+      <w:r>
         <w:t xml:space="preserve">Закритий ключ: (2753, 3233)</w:t>
       </w:r>
-      <w:r>
-        <w:br/>
-      </w:r>
-      <w:r>
-        <w:br/>
-      </w:r>
-      <w:r>
-        <w:rPr>
-          <w:rStyle w:val="VerbatimChar"/>
-        </w:rPr>
+    </w:p>
+    <w:p>
+      <w:pPr>
+        <w:pStyle w:val="SourceCode"/>
+        <w:spacing w:before="0" w:after="0" w:line="200" w:lineRule="auto"/>
+      </w:pPr>
+    </w:p>
+    <w:p>
+      <w:pPr>
+        <w:pStyle w:val="SourceCode"/>
+        <w:spacing w:before="0" w:after="0" w:line="200" w:lineRule="auto"/>
+      </w:pPr>
+      <w:r>
         <w:t xml:space="preserve">Шифрування M = 65 (літера 'A'):</w:t>
       </w:r>
-      <w:r>
-        <w:br/>
-      </w:r>
-      <w:r>
-        <w:rPr>
-          <w:rStyle w:val="VerbatimChar"/>
-        </w:rPr>
+    </w:p>
+    <w:p>
+      <w:pPr>
+        <w:pStyle w:val="SourceCode"/>
+        <w:spacing w:before="0" w:after="0" w:line="200" w:lineRule="auto"/>
+      </w:pPr>
+      <w:r>
         <w:t xml:space="preserve">  C = 65^17 mod 3233 = 2790</w:t>
       </w:r>
-      <w:r>
-        <w:br/>
-      </w:r>
-      <w:r>
-        <w:br/>
-      </w:r>
-      <w:r>
-        <w:rPr>
-          <w:rStyle w:val="VerbatimChar"/>
-        </w:rPr>
+    </w:p>
+    <w:p>
+      <w:pPr>
+        <w:pStyle w:val="SourceCode"/>
+        <w:spacing w:before="0" w:after="0" w:line="200" w:lineRule="auto"/>
+      </w:pPr>
+    </w:p>
+    <w:p>
+      <w:pPr>
+        <w:pStyle w:val="SourceCode"/>
+        <w:spacing w:before="0" w:after="0" w:line="200" w:lineRule="auto"/>
+      </w:pPr>
+      <w:r>
         <w:t xml:space="preserve">Дешифрування C = 2790:</w:t>
       </w:r>
-      <w:r>
-        <w:br/>
-      </w:r>
-      <w:r>
-        <w:rPr>
-          <w:rStyle w:val="VerbatimChar"/>
-        </w:rPr>
+    </w:p>
+    <w:p>
+      <w:pPr>
+        <w:pStyle w:val="SourceCode"/>
+        <w:spacing w:before="0" w:after="120" w:line="200" w:lineRule="auto"/>
+      </w:pPr>
+      <w:r>
         <w:t xml:space="preserve">  M = 2790^2753 mod 3233 = 65</w:t>
       </w:r>
     </w:p>
@@ -824,143 +827,147 @@
     <w:p>
       <w:pPr>
         <w:pStyle w:val="SourceCode"/>
-      </w:pPr>
-      <w:r>
-        <w:rPr>
-          <w:rStyle w:val="VerbatimChar"/>
-        </w:rPr>
+        <w:spacing w:before="120" w:after="0" w:line="200" w:lineRule="auto"/>
+      </w:pPr>
+      <w:r>
         <w:t xml:space="preserve">Для обчислення a^b mod n:</w:t>
       </w:r>
-      <w:r>
-        <w:br/>
-      </w:r>
-      <w:r>
-        <w:br/>
-      </w:r>
-      <w:r>
-        <w:rPr>
-          <w:rStyle w:val="VerbatimChar"/>
-        </w:rPr>
+    </w:p>
+    <w:p>
+      <w:pPr>
+        <w:pStyle w:val="SourceCode"/>
+        <w:spacing w:before="0" w:after="0" w:line="200" w:lineRule="auto"/>
+      </w:pPr>
+    </w:p>
+    <w:p>
+      <w:pPr>
+        <w:pStyle w:val="SourceCode"/>
+        <w:spacing w:before="0" w:after="0" w:line="200" w:lineRule="auto"/>
+      </w:pPr>
+      <w:r>
         <w:t xml:space="preserve">1. Представити b у двійковому вигляді: b = (b_k ... b_1 b_0)₂</w:t>
       </w:r>
-      <w:r>
-        <w:br/>
-      </w:r>
-      <w:r>
-        <w:rPr>
-          <w:rStyle w:val="VerbatimChar"/>
-        </w:rPr>
+    </w:p>
+    <w:p>
+      <w:pPr>
+        <w:pStyle w:val="SourceCode"/>
+        <w:spacing w:before="0" w:after="0" w:line="200" w:lineRule="auto"/>
+      </w:pPr>
+      <w:r>
         <w:t xml:space="preserve">2. result = 1</w:t>
       </w:r>
-      <w:r>
-        <w:br/>
-      </w:r>
-      <w:r>
-        <w:rPr>
-          <w:rStyle w:val="VerbatimChar"/>
-        </w:rPr>
+    </w:p>
+    <w:p>
+      <w:pPr>
+        <w:pStyle w:val="SourceCode"/>
+        <w:spacing w:before="0" w:after="0" w:line="200" w:lineRule="auto"/>
+      </w:pPr>
+      <w:r>
         <w:t xml:space="preserve">3. base = a</w:t>
       </w:r>
-      <w:r>
-        <w:br/>
-      </w:r>
-      <w:r>
-        <w:rPr>
-          <w:rStyle w:val="VerbatimChar"/>
-        </w:rPr>
+    </w:p>
+    <w:p>
+      <w:pPr>
+        <w:pStyle w:val="SourceCode"/>
+        <w:spacing w:before="0" w:after="0" w:line="200" w:lineRule="auto"/>
+      </w:pPr>
+      <w:r>
         <w:t xml:space="preserve">4. Для кожного біта b_i (від молодшого до старшого):</w:t>
       </w:r>
-      <w:r>
-        <w:br/>
-      </w:r>
-      <w:r>
-        <w:rPr>
-          <w:rStyle w:val="VerbatimChar"/>
-        </w:rPr>
+    </w:p>
+    <w:p>
+      <w:pPr>
+        <w:pStyle w:val="SourceCode"/>
+        <w:spacing w:before="0" w:after="0" w:line="200" w:lineRule="auto"/>
+      </w:pPr>
+      <w:r>
         <w:t xml:space="preserve">   - Якщо b_i = 1: result = (result × base) mod n</w:t>
       </w:r>
-      <w:r>
-        <w:br/>
-      </w:r>
-      <w:r>
-        <w:rPr>
-          <w:rStyle w:val="VerbatimChar"/>
-        </w:rPr>
+    </w:p>
+    <w:p>
+      <w:pPr>
+        <w:pStyle w:val="SourceCode"/>
+        <w:spacing w:before="0" w:after="0" w:line="200" w:lineRule="auto"/>
+      </w:pPr>
+      <w:r>
         <w:t xml:space="preserve">   - base = (base × base) mod n</w:t>
       </w:r>
-      <w:r>
-        <w:br/>
-      </w:r>
-      <w:r>
-        <w:rPr>
-          <w:rStyle w:val="VerbatimChar"/>
-        </w:rPr>
+    </w:p>
+    <w:p>
+      <w:pPr>
+        <w:pStyle w:val="SourceCode"/>
+        <w:spacing w:before="0" w:after="0" w:line="200" w:lineRule="auto"/>
+      </w:pPr>
+      <w:r>
         <w:t xml:space="preserve">5. Повернути result</w:t>
       </w:r>
-      <w:r>
-        <w:br/>
-      </w:r>
-      <w:r>
-        <w:br/>
-      </w:r>
-      <w:r>
-        <w:rPr>
-          <w:rStyle w:val="VerbatimChar"/>
-        </w:rPr>
+    </w:p>
+    <w:p>
+      <w:pPr>
+        <w:pStyle w:val="SourceCode"/>
+        <w:spacing w:before="0" w:after="0" w:line="200" w:lineRule="auto"/>
+      </w:pPr>
+    </w:p>
+    <w:p>
+      <w:pPr>
+        <w:pStyle w:val="SourceCode"/>
+        <w:spacing w:before="0" w:after="0" w:line="200" w:lineRule="auto"/>
+      </w:pPr>
+      <w:r>
         <w:t xml:space="preserve">Приклад: 3^13 mod 7</w:t>
       </w:r>
-      <w:r>
-        <w:br/>
-      </w:r>
-      <w:r>
-        <w:rPr>
-          <w:rStyle w:val="VerbatimChar"/>
-        </w:rPr>
+    </w:p>
+    <w:p>
+      <w:pPr>
+        <w:pStyle w:val="SourceCode"/>
+        <w:spacing w:before="0" w:after="0" w:line="200" w:lineRule="auto"/>
+      </w:pPr>
+      <w:r>
         <w:t xml:space="preserve">13 = 1101₂</w:t>
       </w:r>
-      <w:r>
-        <w:br/>
-      </w:r>
-      <w:r>
-        <w:rPr>
-          <w:rStyle w:val="VerbatimChar"/>
-        </w:rPr>
+    </w:p>
+    <w:p>
+      <w:pPr>
+        <w:pStyle w:val="SourceCode"/>
+        <w:spacing w:before="0" w:after="0" w:line="200" w:lineRule="auto"/>
+      </w:pPr>
+      <w:r>
         <w:t xml:space="preserve">  i=0: b=1, result = 1×3 = 3, base = 3²=9 ≡ 2 (mod 7)</w:t>
       </w:r>
-      <w:r>
-        <w:br/>
-      </w:r>
-      <w:r>
-        <w:rPr>
-          <w:rStyle w:val="VerbatimChar"/>
-        </w:rPr>
+    </w:p>
+    <w:p>
+      <w:pPr>
+        <w:pStyle w:val="SourceCode"/>
+        <w:spacing w:before="0" w:after="0" w:line="200" w:lineRule="auto"/>
+      </w:pPr>
+      <w:r>
         <w:t xml:space="preserve">  i=1: b=0, result = 3,      base = 2²=4 (mod 7)</w:t>
       </w:r>
-      <w:r>
-        <w:br/>
-      </w:r>
-      <w:r>
-        <w:rPr>
-          <w:rStyle w:val="VerbatimChar"/>
-        </w:rPr>
+    </w:p>
+    <w:p>
+      <w:pPr>
+        <w:pStyle w:val="SourceCode"/>
+        <w:spacing w:before="0" w:after="0" w:line="200" w:lineRule="auto"/>
+      </w:pPr>
+      <w:r>
         <w:t xml:space="preserve">  i=2: b=1, result = 3×4 = 12 ≡ 5 (mod 7), base = 4²=16 ≡ 2 (mod 7)</w:t>
       </w:r>
-      <w:r>
-        <w:br/>
-      </w:r>
-      <w:r>
-        <w:rPr>
-          <w:rStyle w:val="VerbatimChar"/>
-        </w:rPr>
+    </w:p>
+    <w:p>
+      <w:pPr>
+        <w:pStyle w:val="SourceCode"/>
+        <w:spacing w:before="0" w:after="0" w:line="200" w:lineRule="auto"/>
+      </w:pPr>
+      <w:r>
         <w:t xml:space="preserve">  i=3: b=1, result = 5×2 = 10 ≡ 3 (mod 7)</w:t>
       </w:r>
-      <w:r>
-        <w:br/>
-      </w:r>
-      <w:r>
-        <w:rPr>
-          <w:rStyle w:val="VerbatimChar"/>
-        </w:rPr>
+    </w:p>
+    <w:p>
+      <w:pPr>
+        <w:pStyle w:val="SourceCode"/>
+        <w:spacing w:before="0" w:after="120" w:line="200" w:lineRule="auto"/>
+      </w:pPr>
+      <w:r>
         <w:t xml:space="preserve">Відповідь: 3^13 ≡ 3 (mod 7)</w:t>
       </w:r>
     </w:p>
@@ -998,59 +1005,60 @@
     <w:p>
       <w:pPr>
         <w:pStyle w:val="SourceCode"/>
-      </w:pPr>
-      <w:r>
-        <w:rPr>
-          <w:rStyle w:val="VerbatimChar"/>
-        </w:rPr>
+        <w:spacing w:before="120" w:after="0" w:line="200" w:lineRule="auto"/>
+      </w:pPr>
+      <w:r>
         <w:t xml:space="preserve">Розширений алгоритм Евкліда:</w:t>
       </w:r>
-      <w:r>
-        <w:br/>
-      </w:r>
-      <w:r>
-        <w:rPr>
-          <w:rStyle w:val="VerbatimChar"/>
-        </w:rPr>
+    </w:p>
+    <w:p>
+      <w:pPr>
+        <w:pStyle w:val="SourceCode"/>
+        <w:spacing w:before="0" w:after="0" w:line="200" w:lineRule="auto"/>
+      </w:pPr>
+      <w:r>
         <w:t xml:space="preserve">gcd(a, b) = a×x + b×y</w:t>
       </w:r>
-      <w:r>
-        <w:br/>
-      </w:r>
-      <w:r>
-        <w:br/>
-      </w:r>
-      <w:r>
-        <w:rPr>
-          <w:rStyle w:val="VerbatimChar"/>
-        </w:rPr>
+    </w:p>
+    <w:p>
+      <w:pPr>
+        <w:pStyle w:val="SourceCode"/>
+        <w:spacing w:before="0" w:after="0" w:line="200" w:lineRule="auto"/>
+      </w:pPr>
+    </w:p>
+    <w:p>
+      <w:pPr>
+        <w:pStyle w:val="SourceCode"/>
+        <w:spacing w:before="0" w:after="0" w:line="200" w:lineRule="auto"/>
+      </w:pPr>
+      <w:r>
         <w:t xml:space="preserve">Якщо gcd(e, φ(n)) = 1, то:</w:t>
       </w:r>
-      <w:r>
-        <w:br/>
-      </w:r>
-      <w:r>
-        <w:rPr>
-          <w:rStyle w:val="VerbatimChar"/>
-        </w:rPr>
+    </w:p>
+    <w:p>
+      <w:pPr>
+        <w:pStyle w:val="SourceCode"/>
+        <w:spacing w:before="0" w:after="0" w:line="200" w:lineRule="auto"/>
+      </w:pPr>
+      <w:r>
         <w:t xml:space="preserve">e×x + φ(n)×y = 1</w:t>
       </w:r>
-      <w:r>
-        <w:br/>
-      </w:r>
-      <w:r>
-        <w:rPr>
-          <w:rStyle w:val="VerbatimChar"/>
-        </w:rPr>
+    </w:p>
+    <w:p>
+      <w:pPr>
+        <w:pStyle w:val="SourceCode"/>
+        <w:spacing w:before="0" w:after="0" w:line="200" w:lineRule="auto"/>
+      </w:pPr>
+      <w:r>
         <w:t xml:space="preserve">e×x ≡ 1 (mod φ(n))</w:t>
       </w:r>
-      <w:r>
-        <w:br/>
-      </w:r>
-      <w:r>
-        <w:rPr>
-          <w:rStyle w:val="VerbatimChar"/>
-        </w:rPr>
+    </w:p>
+    <w:p>
+      <w:pPr>
+        <w:pStyle w:val="SourceCode"/>
+        <w:spacing w:before="0" w:after="120" w:line="200" w:lineRule="auto"/>
+      </w:pPr>
+      <w:r>
         <w:t xml:space="preserve">Отже, d = x mod φ(n)</w:t>
       </w:r>
     </w:p>
@@ -1077,905 +1085,951 @@
     <w:p>
       <w:pPr>
         <w:pStyle w:val="SourceCode"/>
-      </w:pPr>
-      <w:r>
-        <w:rPr>
-          <w:rStyle w:val="VerbatimChar"/>
-        </w:rPr>
+        <w:spacing w:before="120" w:after="0" w:line="200" w:lineRule="auto"/>
+      </w:pPr>
+      <w:r>
         <w:t xml:space="preserve">#include &lt;iostream&gt;</w:t>
       </w:r>
-      <w:r>
-        <w:br/>
-      </w:r>
-      <w:r>
-        <w:rPr>
-          <w:rStyle w:val="VerbatimChar"/>
-        </w:rPr>
+    </w:p>
+    <w:p>
+      <w:pPr>
+        <w:pStyle w:val="SourceCode"/>
+        <w:spacing w:before="0" w:after="0" w:line="200" w:lineRule="auto"/>
+      </w:pPr>
+      <w:r>
         <w:t xml:space="preserve">#include &lt;stdexcept&gt;</w:t>
       </w:r>
-      <w:r>
-        <w:br/>
-      </w:r>
-      <w:r>
-        <w:rPr>
-          <w:rStyle w:val="VerbatimChar"/>
-        </w:rPr>
+    </w:p>
+    <w:p>
+      <w:pPr>
+        <w:pStyle w:val="SourceCode"/>
+        <w:spacing w:before="0" w:after="0" w:line="200" w:lineRule="auto"/>
+      </w:pPr>
+      <w:r>
         <w:t xml:space="preserve">#include &lt;random&gt;</w:t>
       </w:r>
-      <w:r>
-        <w:br/>
-      </w:r>
-      <w:r>
-        <w:rPr>
-          <w:rStyle w:val="VerbatimChar"/>
-        </w:rPr>
+    </w:p>
+    <w:p>
+      <w:pPr>
+        <w:pStyle w:val="SourceCode"/>
+        <w:spacing w:before="0" w:after="0" w:line="200" w:lineRule="auto"/>
+      </w:pPr>
+      <w:r>
         <w:t xml:space="preserve">#include &lt;cstdint&gt;</w:t>
       </w:r>
-      <w:r>
-        <w:br/>
-      </w:r>
-      <w:r>
-        <w:br/>
-      </w:r>
-      <w:r>
-        <w:rPr>
-          <w:rStyle w:val="VerbatimChar"/>
-        </w:rPr>
+    </w:p>
+    <w:p>
+      <w:pPr>
+        <w:pStyle w:val="SourceCode"/>
+        <w:spacing w:before="0" w:after="0" w:line="200" w:lineRule="auto"/>
+      </w:pPr>
+    </w:p>
+    <w:p>
+      <w:pPr>
+        <w:pStyle w:val="SourceCode"/>
+        <w:spacing w:before="0" w:after="0" w:line="200" w:lineRule="auto"/>
+      </w:pPr>
+      <w:r>
         <w:t xml:space="preserve">using u64 = unsigned long long;</w:t>
       </w:r>
-      <w:r>
-        <w:br/>
-      </w:r>
-      <w:r>
-        <w:br/>
-      </w:r>
-      <w:r>
-        <w:rPr>
-          <w:rStyle w:val="VerbatimChar"/>
-        </w:rPr>
+    </w:p>
+    <w:p>
+      <w:pPr>
+        <w:pStyle w:val="SourceCode"/>
+        <w:spacing w:before="0" w:after="0" w:line="200" w:lineRule="auto"/>
+      </w:pPr>
+    </w:p>
+    <w:p>
+      <w:pPr>
+        <w:pStyle w:val="SourceCode"/>
+        <w:spacing w:before="0" w:after="0" w:line="200" w:lineRule="auto"/>
+      </w:pPr>
+      <w:r>
         <w:t xml:space="preserve">// Усі числа тримаємо меншими за 2^31, тоді добуток двох чисел</w:t>
       </w:r>
-      <w:r>
-        <w:br/>
-      </w:r>
-      <w:r>
-        <w:rPr>
-          <w:rStyle w:val="VerbatimChar"/>
-        </w:rPr>
+    </w:p>
+    <w:p>
+      <w:pPr>
+        <w:pStyle w:val="SourceCode"/>
+        <w:spacing w:before="0" w:after="0" w:line="200" w:lineRule="auto"/>
+      </w:pPr>
+      <w:r>
         <w:t xml:space="preserve">// гарантовано вміщується в 64-бітний тип і переповнення не буде.</w:t>
       </w:r>
-      <w:r>
-        <w:br/>
-      </w:r>
-      <w:r>
-        <w:rPr>
-          <w:rStyle w:val="VerbatimChar"/>
-        </w:rPr>
+    </w:p>
+    <w:p>
+      <w:pPr>
+        <w:pStyle w:val="SourceCode"/>
+        <w:spacing w:before="0" w:after="0" w:line="200" w:lineRule="auto"/>
+      </w:pPr>
+      <w:r>
         <w:t xml:space="preserve">const u64 MAX_MODULUS = 1ULL &lt;&lt; 31;</w:t>
       </w:r>
-      <w:r>
-        <w:br/>
-      </w:r>
-      <w:r>
-        <w:br/>
-      </w:r>
-      <w:r>
-        <w:rPr>
-          <w:rStyle w:val="VerbatimChar"/>
-        </w:rPr>
+    </w:p>
+    <w:p>
+      <w:pPr>
+        <w:pStyle w:val="SourceCode"/>
+        <w:spacing w:before="0" w:after="0" w:line="200" w:lineRule="auto"/>
+      </w:pPr>
+    </w:p>
+    <w:p>
+      <w:pPr>
+        <w:pStyle w:val="SourceCode"/>
+        <w:spacing w:before="0" w:after="0" w:line="200" w:lineRule="auto"/>
+      </w:pPr>
+      <w:r>
         <w:t xml:space="preserve">// Найбільший спільний дільник, алгоритм Евкліда</w:t>
       </w:r>
-      <w:r>
-        <w:br/>
-      </w:r>
-      <w:r>
-        <w:rPr>
-          <w:rStyle w:val="VerbatimChar"/>
-        </w:rPr>
+    </w:p>
+    <w:p>
+      <w:pPr>
+        <w:pStyle w:val="SourceCode"/>
+        <w:spacing w:before="0" w:after="0" w:line="200" w:lineRule="auto"/>
+      </w:pPr>
+      <w:r>
         <w:t xml:space="preserve">long long gcdValue(long long a, long long b) {</w:t>
       </w:r>
-      <w:r>
-        <w:br/>
-      </w:r>
-      <w:r>
-        <w:rPr>
-          <w:rStyle w:val="VerbatimChar"/>
-        </w:rPr>
+    </w:p>
+    <w:p>
+      <w:pPr>
+        <w:pStyle w:val="SourceCode"/>
+        <w:spacing w:before="0" w:after="0" w:line="200" w:lineRule="auto"/>
+      </w:pPr>
+      <w:r>
         <w:t xml:space="preserve">    while (b != 0) {</w:t>
       </w:r>
-      <w:r>
-        <w:br/>
-      </w:r>
-      <w:r>
-        <w:rPr>
-          <w:rStyle w:val="VerbatimChar"/>
-        </w:rPr>
+    </w:p>
+    <w:p>
+      <w:pPr>
+        <w:pStyle w:val="SourceCode"/>
+        <w:spacing w:before="0" w:after="0" w:line="200" w:lineRule="auto"/>
+      </w:pPr>
+      <w:r>
         <w:t xml:space="preserve">        long long t = a % b;</w:t>
       </w:r>
-      <w:r>
-        <w:br/>
-      </w:r>
-      <w:r>
-        <w:rPr>
-          <w:rStyle w:val="VerbatimChar"/>
-        </w:rPr>
+    </w:p>
+    <w:p>
+      <w:pPr>
+        <w:pStyle w:val="SourceCode"/>
+        <w:spacing w:before="0" w:after="0" w:line="200" w:lineRule="auto"/>
+      </w:pPr>
+      <w:r>
         <w:t xml:space="preserve">        a = b;</w:t>
       </w:r>
-      <w:r>
-        <w:br/>
-      </w:r>
-      <w:r>
-        <w:rPr>
-          <w:rStyle w:val="VerbatimChar"/>
-        </w:rPr>
+    </w:p>
+    <w:p>
+      <w:pPr>
+        <w:pStyle w:val="SourceCode"/>
+        <w:spacing w:before="0" w:after="0" w:line="200" w:lineRule="auto"/>
+      </w:pPr>
+      <w:r>
         <w:t xml:space="preserve">        b = t;</w:t>
       </w:r>
-      <w:r>
-        <w:br/>
-      </w:r>
-      <w:r>
-        <w:rPr>
-          <w:rStyle w:val="VerbatimChar"/>
-        </w:rPr>
+    </w:p>
+    <w:p>
+      <w:pPr>
+        <w:pStyle w:val="SourceCode"/>
+        <w:spacing w:before="0" w:after="0" w:line="200" w:lineRule="auto"/>
+      </w:pPr>
+      <w:r>
         <w:t xml:space="preserve">    }</w:t>
       </w:r>
-      <w:r>
-        <w:br/>
-      </w:r>
-      <w:r>
-        <w:rPr>
-          <w:rStyle w:val="VerbatimChar"/>
-        </w:rPr>
+    </w:p>
+    <w:p>
+      <w:pPr>
+        <w:pStyle w:val="SourceCode"/>
+        <w:spacing w:before="0" w:after="0" w:line="200" w:lineRule="auto"/>
+      </w:pPr>
+      <w:r>
         <w:t xml:space="preserve">    return a;</w:t>
       </w:r>
-      <w:r>
-        <w:br/>
-      </w:r>
-      <w:r>
-        <w:rPr>
-          <w:rStyle w:val="VerbatimChar"/>
-        </w:rPr>
+    </w:p>
+    <w:p>
+      <w:pPr>
+        <w:pStyle w:val="SourceCode"/>
+        <w:spacing w:before="0" w:after="0" w:line="200" w:lineRule="auto"/>
+      </w:pPr>
+      <w:r>
         <w:t xml:space="preserve">}</w:t>
       </w:r>
-      <w:r>
-        <w:br/>
-      </w:r>
-      <w:r>
-        <w:br/>
-      </w:r>
-      <w:r>
-        <w:rPr>
-          <w:rStyle w:val="VerbatimChar"/>
-        </w:rPr>
+    </w:p>
+    <w:p>
+      <w:pPr>
+        <w:pStyle w:val="SourceCode"/>
+        <w:spacing w:before="0" w:after="0" w:line="200" w:lineRule="auto"/>
+      </w:pPr>
+    </w:p>
+    <w:p>
+      <w:pPr>
+        <w:pStyle w:val="SourceCode"/>
+        <w:spacing w:before="0" w:after="0" w:line="200" w:lineRule="auto"/>
+      </w:pPr>
+      <w:r>
         <w:t xml:space="preserve">// Розширений алгоритм Евкліда: повертає gcd і коефіцієнти x, y</w:t>
       </w:r>
-      <w:r>
-        <w:br/>
-      </w:r>
-      <w:r>
-        <w:rPr>
-          <w:rStyle w:val="VerbatimChar"/>
-        </w:rPr>
+    </w:p>
+    <w:p>
+      <w:pPr>
+        <w:pStyle w:val="SourceCode"/>
+        <w:spacing w:before="0" w:after="0" w:line="200" w:lineRule="auto"/>
+      </w:pPr>
+      <w:r>
         <w:t xml:space="preserve">long long extendedGcd(long long a, long long b, long long&amp; x, long long&amp; y) {</w:t>
       </w:r>
-      <w:r>
-        <w:br/>
-      </w:r>
-      <w:r>
-        <w:rPr>
-          <w:rStyle w:val="VerbatimChar"/>
-        </w:rPr>
+    </w:p>
+    <w:p>
+      <w:pPr>
+        <w:pStyle w:val="SourceCode"/>
+        <w:spacing w:before="0" w:after="0" w:line="200" w:lineRule="auto"/>
+      </w:pPr>
+      <w:r>
         <w:t xml:space="preserve">    if (a == 0) {</w:t>
       </w:r>
-      <w:r>
-        <w:br/>
-      </w:r>
-      <w:r>
-        <w:rPr>
-          <w:rStyle w:val="VerbatimChar"/>
-        </w:rPr>
+    </w:p>
+    <w:p>
+      <w:pPr>
+        <w:pStyle w:val="SourceCode"/>
+        <w:spacing w:before="0" w:after="0" w:line="200" w:lineRule="auto"/>
+      </w:pPr>
+      <w:r>
         <w:t xml:space="preserve">        x = 0;</w:t>
       </w:r>
-      <w:r>
-        <w:br/>
-      </w:r>
-      <w:r>
-        <w:rPr>
-          <w:rStyle w:val="VerbatimChar"/>
-        </w:rPr>
+    </w:p>
+    <w:p>
+      <w:pPr>
+        <w:pStyle w:val="SourceCode"/>
+        <w:spacing w:before="0" w:after="0" w:line="200" w:lineRule="auto"/>
+      </w:pPr>
+      <w:r>
         <w:t xml:space="preserve">        y = 1;</w:t>
       </w:r>
-      <w:r>
-        <w:br/>
-      </w:r>
-      <w:r>
-        <w:rPr>
-          <w:rStyle w:val="VerbatimChar"/>
-        </w:rPr>
+    </w:p>
+    <w:p>
+      <w:pPr>
+        <w:pStyle w:val="SourceCode"/>
+        <w:spacing w:before="0" w:after="0" w:line="200" w:lineRule="auto"/>
+      </w:pPr>
+      <w:r>
         <w:t xml:space="preserve">        return b;</w:t>
       </w:r>
-      <w:r>
-        <w:br/>
-      </w:r>
-      <w:r>
-        <w:rPr>
-          <w:rStyle w:val="VerbatimChar"/>
-        </w:rPr>
+    </w:p>
+    <w:p>
+      <w:pPr>
+        <w:pStyle w:val="SourceCode"/>
+        <w:spacing w:before="0" w:after="0" w:line="200" w:lineRule="auto"/>
+      </w:pPr>
+      <w:r>
         <w:t xml:space="preserve">    }</w:t>
       </w:r>
-      <w:r>
-        <w:br/>
-      </w:r>
-      <w:r>
-        <w:br/>
-      </w:r>
-      <w:r>
-        <w:rPr>
-          <w:rStyle w:val="VerbatimChar"/>
-        </w:rPr>
+    </w:p>
+    <w:p>
+      <w:pPr>
+        <w:pStyle w:val="SourceCode"/>
+        <w:spacing w:before="0" w:after="0" w:line="200" w:lineRule="auto"/>
+      </w:pPr>
+    </w:p>
+    <w:p>
+      <w:pPr>
+        <w:pStyle w:val="SourceCode"/>
+        <w:spacing w:before="0" w:after="0" w:line="200" w:lineRule="auto"/>
+      </w:pPr>
+      <w:r>
         <w:t xml:space="preserve">    long long x1, y1;</w:t>
       </w:r>
-      <w:r>
-        <w:br/>
-      </w:r>
-      <w:r>
-        <w:rPr>
-          <w:rStyle w:val="VerbatimChar"/>
-        </w:rPr>
+    </w:p>
+    <w:p>
+      <w:pPr>
+        <w:pStyle w:val="SourceCode"/>
+        <w:spacing w:before="0" w:after="0" w:line="200" w:lineRule="auto"/>
+      </w:pPr>
+      <w:r>
         <w:t xml:space="preserve">    long long g = extendedGcd(b % a, a, x1, y1);</w:t>
       </w:r>
-      <w:r>
-        <w:br/>
-      </w:r>
-      <w:r>
-        <w:rPr>
-          <w:rStyle w:val="VerbatimChar"/>
-        </w:rPr>
+    </w:p>
+    <w:p>
+      <w:pPr>
+        <w:pStyle w:val="SourceCode"/>
+        <w:spacing w:before="0" w:after="0" w:line="200" w:lineRule="auto"/>
+      </w:pPr>
+      <w:r>
         <w:t xml:space="preserve">    x = y1 - (b / a) * x1;</w:t>
       </w:r>
-      <w:r>
-        <w:br/>
-      </w:r>
-      <w:r>
-        <w:rPr>
-          <w:rStyle w:val="VerbatimChar"/>
-        </w:rPr>
+    </w:p>
+    <w:p>
+      <w:pPr>
+        <w:pStyle w:val="SourceCode"/>
+        <w:spacing w:before="0" w:after="0" w:line="200" w:lineRule="auto"/>
+      </w:pPr>
+      <w:r>
         <w:t xml:space="preserve">    y = x1;</w:t>
       </w:r>
-      <w:r>
-        <w:br/>
-      </w:r>
-      <w:r>
-        <w:rPr>
-          <w:rStyle w:val="VerbatimChar"/>
-        </w:rPr>
+    </w:p>
+    <w:p>
+      <w:pPr>
+        <w:pStyle w:val="SourceCode"/>
+        <w:spacing w:before="0" w:after="0" w:line="200" w:lineRule="auto"/>
+      </w:pPr>
+      <w:r>
         <w:t xml:space="preserve">    return g;</w:t>
       </w:r>
-      <w:r>
-        <w:br/>
-      </w:r>
-      <w:r>
-        <w:rPr>
-          <w:rStyle w:val="VerbatimChar"/>
-        </w:rPr>
+    </w:p>
+    <w:p>
+      <w:pPr>
+        <w:pStyle w:val="SourceCode"/>
+        <w:spacing w:before="0" w:after="0" w:line="200" w:lineRule="auto"/>
+      </w:pPr>
+      <w:r>
         <w:t xml:space="preserve">}</w:t>
       </w:r>
-      <w:r>
-        <w:br/>
-      </w:r>
-      <w:r>
-        <w:br/>
-      </w:r>
-      <w:r>
-        <w:rPr>
-          <w:rStyle w:val="VerbatimChar"/>
-        </w:rPr>
+    </w:p>
+    <w:p>
+      <w:pPr>
+        <w:pStyle w:val="SourceCode"/>
+        <w:spacing w:before="0" w:after="0" w:line="200" w:lineRule="auto"/>
+      </w:pPr>
+    </w:p>
+    <w:p>
+      <w:pPr>
+        <w:pStyle w:val="SourceCode"/>
+        <w:spacing w:before="0" w:after="0" w:line="200" w:lineRule="auto"/>
+      </w:pPr>
+      <w:r>
         <w:t xml:space="preserve">// Обернений елемент: d = e^-1 mod phi</w:t>
       </w:r>
-      <w:r>
-        <w:br/>
-      </w:r>
-      <w:r>
-        <w:rPr>
-          <w:rStyle w:val="VerbatimChar"/>
-        </w:rPr>
+    </w:p>
+    <w:p>
+      <w:pPr>
+        <w:pStyle w:val="SourceCode"/>
+        <w:spacing w:before="0" w:after="0" w:line="200" w:lineRule="auto"/>
+      </w:pPr>
+      <w:r>
         <w:t xml:space="preserve">long long modInverse(long long e, long long phi) {</w:t>
       </w:r>
-      <w:r>
-        <w:br/>
-      </w:r>
-      <w:r>
-        <w:rPr>
-          <w:rStyle w:val="VerbatimChar"/>
-        </w:rPr>
+    </w:p>
+    <w:p>
+      <w:pPr>
+        <w:pStyle w:val="SourceCode"/>
+        <w:spacing w:before="0" w:after="0" w:line="200" w:lineRule="auto"/>
+      </w:pPr>
+      <w:r>
         <w:t xml:space="preserve">    long long x, y;</w:t>
       </w:r>
-      <w:r>
-        <w:br/>
-      </w:r>
-      <w:r>
-        <w:rPr>
-          <w:rStyle w:val="VerbatimChar"/>
-        </w:rPr>
+    </w:p>
+    <w:p>
+      <w:pPr>
+        <w:pStyle w:val="SourceCode"/>
+        <w:spacing w:before="0" w:after="0" w:line="200" w:lineRule="auto"/>
+      </w:pPr>
+      <w:r>
         <w:t xml:space="preserve">    long long g = extendedGcd(e, phi, x, y);</w:t>
       </w:r>
-      <w:r>
-        <w:br/>
-      </w:r>
-      <w:r>
-        <w:br/>
-      </w:r>
-      <w:r>
-        <w:rPr>
-          <w:rStyle w:val="VerbatimChar"/>
-        </w:rPr>
+    </w:p>
+    <w:p>
+      <w:pPr>
+        <w:pStyle w:val="SourceCode"/>
+        <w:spacing w:before="0" w:after="0" w:line="200" w:lineRule="auto"/>
+      </w:pPr>
+    </w:p>
+    <w:p>
+      <w:pPr>
+        <w:pStyle w:val="SourceCode"/>
+        <w:spacing w:before="0" w:after="0" w:line="200" w:lineRule="auto"/>
+      </w:pPr>
+      <w:r>
         <w:t xml:space="preserve">    if (g != 1) {</w:t>
       </w:r>
-      <w:r>
-        <w:br/>
-      </w:r>
-      <w:r>
-        <w:rPr>
-          <w:rStyle w:val="VerbatimChar"/>
-        </w:rPr>
+    </w:p>
+    <w:p>
+      <w:pPr>
+        <w:pStyle w:val="SourceCode"/>
+        <w:spacing w:before="0" w:after="0" w:line="200" w:lineRule="auto"/>
+      </w:pPr>
+      <w:r>
         <w:t xml:space="preserve">        throw std::runtime_error("Оберненого елемента не існує: gcd != 1");</w:t>
       </w:r>
-      <w:r>
-        <w:br/>
-      </w:r>
-      <w:r>
-        <w:rPr>
-          <w:rStyle w:val="VerbatimChar"/>
-        </w:rPr>
+    </w:p>
+    <w:p>
+      <w:pPr>
+        <w:pStyle w:val="SourceCode"/>
+        <w:spacing w:before="0" w:after="0" w:line="200" w:lineRule="auto"/>
+      </w:pPr>
+      <w:r>
         <w:t xml:space="preserve">    }</w:t>
       </w:r>
-      <w:r>
-        <w:br/>
-      </w:r>
-      <w:r>
-        <w:rPr>
-          <w:rStyle w:val="VerbatimChar"/>
-        </w:rPr>
+    </w:p>
+    <w:p>
+      <w:pPr>
+        <w:pStyle w:val="SourceCode"/>
+        <w:spacing w:before="0" w:after="0" w:line="200" w:lineRule="auto"/>
+      </w:pPr>
+      <w:r>
         <w:t xml:space="preserve">    return ((x % phi) + phi) % phi;</w:t>
       </w:r>
-      <w:r>
-        <w:br/>
-      </w:r>
-      <w:r>
-        <w:rPr>
-          <w:rStyle w:val="VerbatimChar"/>
-        </w:rPr>
+    </w:p>
+    <w:p>
+      <w:pPr>
+        <w:pStyle w:val="SourceCode"/>
+        <w:spacing w:before="0" w:after="0" w:line="200" w:lineRule="auto"/>
+      </w:pPr>
+      <w:r>
         <w:t xml:space="preserve">}</w:t>
       </w:r>
-      <w:r>
-        <w:br/>
-      </w:r>
-      <w:r>
-        <w:br/>
-      </w:r>
-      <w:r>
-        <w:rPr>
-          <w:rStyle w:val="VerbatimChar"/>
-        </w:rPr>
+    </w:p>
+    <w:p>
+      <w:pPr>
+        <w:pStyle w:val="SourceCode"/>
+        <w:spacing w:before="0" w:after="0" w:line="200" w:lineRule="auto"/>
+      </w:pPr>
+    </w:p>
+    <w:p>
+      <w:pPr>
+        <w:pStyle w:val="SourceCode"/>
+        <w:spacing w:before="0" w:after="0" w:line="200" w:lineRule="auto"/>
+      </w:pPr>
+      <w:r>
         <w:t xml:space="preserve">// Швидке модульне піднесення до степеня: base^exp mod modulus</w:t>
       </w:r>
-      <w:r>
-        <w:br/>
-      </w:r>
-      <w:r>
-        <w:rPr>
-          <w:rStyle w:val="VerbatimChar"/>
-        </w:rPr>
+    </w:p>
+    <w:p>
+      <w:pPr>
+        <w:pStyle w:val="SourceCode"/>
+        <w:spacing w:before="0" w:after="0" w:line="200" w:lineRule="auto"/>
+      </w:pPr>
+      <w:r>
         <w:t xml:space="preserve">// Метод "піднести до квадрата й помножити"</w:t>
       </w:r>
-      <w:r>
-        <w:br/>
-      </w:r>
-      <w:r>
-        <w:rPr>
-          <w:rStyle w:val="VerbatimChar"/>
-        </w:rPr>
+    </w:p>
+    <w:p>
+      <w:pPr>
+        <w:pStyle w:val="SourceCode"/>
+        <w:spacing w:before="0" w:after="0" w:line="200" w:lineRule="auto"/>
+      </w:pPr>
+      <w:r>
         <w:t xml:space="preserve">u64 modPow(u64 base, u64 exp, u64 modulus) {</w:t>
       </w:r>
-      <w:r>
-        <w:br/>
-      </w:r>
-      <w:r>
-        <w:rPr>
-          <w:rStyle w:val="VerbatimChar"/>
-        </w:rPr>
+    </w:p>
+    <w:p>
+      <w:pPr>
+        <w:pStyle w:val="SourceCode"/>
+        <w:spacing w:before="0" w:after="0" w:line="200" w:lineRule="auto"/>
+      </w:pPr>
+      <w:r>
         <w:t xml:space="preserve">    u64 result = 1;</w:t>
       </w:r>
-      <w:r>
-        <w:br/>
-      </w:r>
-      <w:r>
-        <w:rPr>
-          <w:rStyle w:val="VerbatimChar"/>
-        </w:rPr>
+    </w:p>
+    <w:p>
+      <w:pPr>
+        <w:pStyle w:val="SourceCode"/>
+        <w:spacing w:before="0" w:after="0" w:line="200" w:lineRule="auto"/>
+      </w:pPr>
+      <w:r>
         <w:t xml:space="preserve">    base %= modulus;</w:t>
       </w:r>
-      <w:r>
-        <w:br/>
-      </w:r>
-      <w:r>
-        <w:br/>
-      </w:r>
-      <w:r>
-        <w:rPr>
-          <w:rStyle w:val="VerbatimChar"/>
-        </w:rPr>
+    </w:p>
+    <w:p>
+      <w:pPr>
+        <w:pStyle w:val="SourceCode"/>
+        <w:spacing w:before="0" w:after="0" w:line="200" w:lineRule="auto"/>
+      </w:pPr>
+    </w:p>
+    <w:p>
+      <w:pPr>
+        <w:pStyle w:val="SourceCode"/>
+        <w:spacing w:before="0" w:after="0" w:line="200" w:lineRule="auto"/>
+      </w:pPr>
+      <w:r>
         <w:t xml:space="preserve">    while (exp &gt; 0) {</w:t>
       </w:r>
-      <w:r>
-        <w:br/>
-      </w:r>
-      <w:r>
-        <w:rPr>
-          <w:rStyle w:val="VerbatimChar"/>
-        </w:rPr>
+    </w:p>
+    <w:p>
+      <w:pPr>
+        <w:pStyle w:val="SourceCode"/>
+        <w:spacing w:before="0" w:after="0" w:line="200" w:lineRule="auto"/>
+      </w:pPr>
+      <w:r>
         <w:t xml:space="preserve">        if (exp &amp; 1ULL) {</w:t>
       </w:r>
-      <w:r>
-        <w:br/>
-      </w:r>
-      <w:r>
-        <w:rPr>
-          <w:rStyle w:val="VerbatimChar"/>
-        </w:rPr>
+    </w:p>
+    <w:p>
+      <w:pPr>
+        <w:pStyle w:val="SourceCode"/>
+        <w:spacing w:before="0" w:after="0" w:line="200" w:lineRule="auto"/>
+      </w:pPr>
+      <w:r>
         <w:t xml:space="preserve">            result = (result * base) % modulus;  // непарний біт показника</w:t>
       </w:r>
-      <w:r>
-        <w:br/>
-      </w:r>
-      <w:r>
-        <w:rPr>
-          <w:rStyle w:val="VerbatimChar"/>
-        </w:rPr>
+    </w:p>
+    <w:p>
+      <w:pPr>
+        <w:pStyle w:val="SourceCode"/>
+        <w:spacing w:before="0" w:after="0" w:line="200" w:lineRule="auto"/>
+      </w:pPr>
+      <w:r>
         <w:t xml:space="preserve">        }</w:t>
       </w:r>
-      <w:r>
-        <w:br/>
-      </w:r>
-      <w:r>
-        <w:rPr>
-          <w:rStyle w:val="VerbatimChar"/>
-        </w:rPr>
+    </w:p>
+    <w:p>
+      <w:pPr>
+        <w:pStyle w:val="SourceCode"/>
+        <w:spacing w:before="0" w:after="0" w:line="200" w:lineRule="auto"/>
+      </w:pPr>
+      <w:r>
         <w:t xml:space="preserve">        exp &gt;&gt;= 1;</w:t>
       </w:r>
-      <w:r>
-        <w:br/>
-      </w:r>
-      <w:r>
-        <w:rPr>
-          <w:rStyle w:val="VerbatimChar"/>
-        </w:rPr>
+    </w:p>
+    <w:p>
+      <w:pPr>
+        <w:pStyle w:val="SourceCode"/>
+        <w:spacing w:before="0" w:after="0" w:line="200" w:lineRule="auto"/>
+      </w:pPr>
+      <w:r>
         <w:t xml:space="preserve">        base = (base * base) % modulus;</w:t>
       </w:r>
-      <w:r>
-        <w:br/>
-      </w:r>
-      <w:r>
-        <w:rPr>
-          <w:rStyle w:val="VerbatimChar"/>
-        </w:rPr>
+    </w:p>
+    <w:p>
+      <w:pPr>
+        <w:pStyle w:val="SourceCode"/>
+        <w:spacing w:before="0" w:after="0" w:line="200" w:lineRule="auto"/>
+      </w:pPr>
+      <w:r>
         <w:t xml:space="preserve">    }</w:t>
       </w:r>
-      <w:r>
-        <w:br/>
-      </w:r>
-      <w:r>
-        <w:rPr>
-          <w:rStyle w:val="VerbatimChar"/>
-        </w:rPr>
+    </w:p>
+    <w:p>
+      <w:pPr>
+        <w:pStyle w:val="SourceCode"/>
+        <w:spacing w:before="0" w:after="0" w:line="200" w:lineRule="auto"/>
+      </w:pPr>
+      <w:r>
         <w:t xml:space="preserve">    return result;</w:t>
       </w:r>
-      <w:r>
-        <w:br/>
-      </w:r>
-      <w:r>
-        <w:rPr>
-          <w:rStyle w:val="VerbatimChar"/>
-        </w:rPr>
+    </w:p>
+    <w:p>
+      <w:pPr>
+        <w:pStyle w:val="SourceCode"/>
+        <w:spacing w:before="0" w:after="0" w:line="200" w:lineRule="auto"/>
+      </w:pPr>
+      <w:r>
         <w:t xml:space="preserve">}</w:t>
       </w:r>
-      <w:r>
-        <w:br/>
-      </w:r>
-      <w:r>
-        <w:br/>
-      </w:r>
-      <w:r>
-        <w:rPr>
-          <w:rStyle w:val="VerbatimChar"/>
-        </w:rPr>
+    </w:p>
+    <w:p>
+      <w:pPr>
+        <w:pStyle w:val="SourceCode"/>
+        <w:spacing w:before="0" w:after="0" w:line="200" w:lineRule="auto"/>
+      </w:pPr>
+    </w:p>
+    <w:p>
+      <w:pPr>
+        <w:pStyle w:val="SourceCode"/>
+        <w:spacing w:before="0" w:after="0" w:line="200" w:lineRule="auto"/>
+      </w:pPr>
+      <w:r>
         <w:t xml:space="preserve">// Тест простоти Міллера-Рабіна, rounds раундів</w:t>
       </w:r>
-      <w:r>
-        <w:br/>
-      </w:r>
-      <w:r>
-        <w:rPr>
-          <w:rStyle w:val="VerbatimChar"/>
-        </w:rPr>
+    </w:p>
+    <w:p>
+      <w:pPr>
+        <w:pStyle w:val="SourceCode"/>
+        <w:spacing w:before="0" w:after="0" w:line="200" w:lineRule="auto"/>
+      </w:pPr>
+      <w:r>
         <w:t xml:space="preserve">bool isPrime(u64 n, int rounds = 10) {</w:t>
       </w:r>
-      <w:r>
-        <w:br/>
-      </w:r>
-      <w:r>
-        <w:rPr>
-          <w:rStyle w:val="VerbatimChar"/>
-        </w:rPr>
+    </w:p>
+    <w:p>
+      <w:pPr>
+        <w:pStyle w:val="SourceCode"/>
+        <w:spacing w:before="0" w:after="0" w:line="200" w:lineRule="auto"/>
+      </w:pPr>
+      <w:r>
         <w:t xml:space="preserve">    if (n &lt; 2) return false;</w:t>
       </w:r>
-      <w:r>
-        <w:br/>
-      </w:r>
-      <w:r>
-        <w:rPr>
-          <w:rStyle w:val="VerbatimChar"/>
-        </w:rPr>
+    </w:p>
+    <w:p>
+      <w:pPr>
+        <w:pStyle w:val="SourceCode"/>
+        <w:spacing w:before="0" w:after="0" w:line="200" w:lineRule="auto"/>
+      </w:pPr>
+      <w:r>
         <w:t xml:space="preserve">    if (n == 2 || n == 3) return true;</w:t>
       </w:r>
-      <w:r>
-        <w:br/>
-      </w:r>
-      <w:r>
-        <w:rPr>
-          <w:rStyle w:val="VerbatimChar"/>
-        </w:rPr>
+    </w:p>
+    <w:p>
+      <w:pPr>
+        <w:pStyle w:val="SourceCode"/>
+        <w:spacing w:before="0" w:after="0" w:line="200" w:lineRule="auto"/>
+      </w:pPr>
+      <w:r>
         <w:t xml:space="preserve">    if (n % 2 == 0) return false;</w:t>
       </w:r>
-      <w:r>
-        <w:br/>
-      </w:r>
-      <w:r>
-        <w:br/>
-      </w:r>
-      <w:r>
-        <w:rPr>
-          <w:rStyle w:val="VerbatimChar"/>
-        </w:rPr>
+    </w:p>
+    <w:p>
+      <w:pPr>
+        <w:pStyle w:val="SourceCode"/>
+        <w:spacing w:before="0" w:after="0" w:line="200" w:lineRule="auto"/>
+      </w:pPr>
+    </w:p>
+    <w:p>
+      <w:pPr>
+        <w:pStyle w:val="SourceCode"/>
+        <w:spacing w:before="0" w:after="0" w:line="200" w:lineRule="auto"/>
+      </w:pPr>
+      <w:r>
         <w:t xml:space="preserve">    // Подаємо n-1 як 2^r * d</w:t>
       </w:r>
-      <w:r>
-        <w:br/>
-      </w:r>
-      <w:r>
-        <w:rPr>
-          <w:rStyle w:val="VerbatimChar"/>
-        </w:rPr>
+    </w:p>
+    <w:p>
+      <w:pPr>
+        <w:pStyle w:val="SourceCode"/>
+        <w:spacing w:before="0" w:after="0" w:line="200" w:lineRule="auto"/>
+      </w:pPr>
+      <w:r>
         <w:t xml:space="preserve">    u64 d = n - 1;</w:t>
       </w:r>
-      <w:r>
-        <w:br/>
-      </w:r>
-      <w:r>
-        <w:rPr>
-          <w:rStyle w:val="VerbatimChar"/>
-        </w:rPr>
+    </w:p>
+    <w:p>
+      <w:pPr>
+        <w:pStyle w:val="SourceCode"/>
+        <w:spacing w:before="0" w:after="0" w:line="200" w:lineRule="auto"/>
+      </w:pPr>
+      <w:r>
         <w:t xml:space="preserve">    int r = 0;</w:t>
       </w:r>
-      <w:r>
-        <w:br/>
-      </w:r>
-      <w:r>
-        <w:rPr>
-          <w:rStyle w:val="VerbatimChar"/>
-        </w:rPr>
+    </w:p>
+    <w:p>
+      <w:pPr>
+        <w:pStyle w:val="SourceCode"/>
+        <w:spacing w:before="0" w:after="0" w:line="200" w:lineRule="auto"/>
+      </w:pPr>
+      <w:r>
         <w:t xml:space="preserve">    while (d % 2 == 0) {</w:t>
       </w:r>
-      <w:r>
-        <w:br/>
-      </w:r>
-      <w:r>
-        <w:rPr>
-          <w:rStyle w:val="VerbatimChar"/>
-        </w:rPr>
+    </w:p>
+    <w:p>
+      <w:pPr>
+        <w:pStyle w:val="SourceCode"/>
+        <w:spacing w:before="0" w:after="0" w:line="200" w:lineRule="auto"/>
+      </w:pPr>
+      <w:r>
         <w:t xml:space="preserve">        d /= 2;</w:t>
       </w:r>
-      <w:r>
-        <w:br/>
-      </w:r>
-      <w:r>
-        <w:rPr>
-          <w:rStyle w:val="VerbatimChar"/>
-        </w:rPr>
+    </w:p>
+    <w:p>
+      <w:pPr>
+        <w:pStyle w:val="SourceCode"/>
+        <w:spacing w:before="0" w:after="0" w:line="200" w:lineRule="auto"/>
+      </w:pPr>
+      <w:r>
         <w:t xml:space="preserve">        ++r;</w:t>
       </w:r>
-      <w:r>
-        <w:br/>
-      </w:r>
-      <w:r>
-        <w:rPr>
-          <w:rStyle w:val="VerbatimChar"/>
-        </w:rPr>
+    </w:p>
+    <w:p>
+      <w:pPr>
+        <w:pStyle w:val="SourceCode"/>
+        <w:spacing w:before="0" w:after="0" w:line="200" w:lineRule="auto"/>
+      </w:pPr>
+      <w:r>
         <w:t xml:space="preserve">    }</w:t>
       </w:r>
-      <w:r>
-        <w:br/>
-      </w:r>
-      <w:r>
-        <w:br/>
-      </w:r>
-      <w:r>
-        <w:rPr>
-          <w:rStyle w:val="VerbatimChar"/>
-        </w:rPr>
+    </w:p>
+    <w:p>
+      <w:pPr>
+        <w:pStyle w:val="SourceCode"/>
+        <w:spacing w:before="0" w:after="0" w:line="200" w:lineRule="auto"/>
+      </w:pPr>
+    </w:p>
+    <w:p>
+      <w:pPr>
+        <w:pStyle w:val="SourceCode"/>
+        <w:spacing w:before="0" w:after="0" w:line="200" w:lineRule="auto"/>
+      </w:pPr>
+      <w:r>
         <w:t xml:space="preserve">    std::random_device rd;</w:t>
       </w:r>
-      <w:r>
-        <w:br/>
-      </w:r>
-      <w:r>
-        <w:rPr>
-          <w:rStyle w:val="VerbatimChar"/>
-        </w:rPr>
+    </w:p>
+    <w:p>
+      <w:pPr>
+        <w:pStyle w:val="SourceCode"/>
+        <w:spacing w:before="0" w:after="0" w:line="200" w:lineRule="auto"/>
+      </w:pPr>
+      <w:r>
         <w:t xml:space="preserve">    std::mt19937_64 gen(rd());</w:t>
       </w:r>
-      <w:r>
-        <w:br/>
-      </w:r>
-      <w:r>
-        <w:rPr>
-          <w:rStyle w:val="VerbatimChar"/>
-        </w:rPr>
+    </w:p>
+    <w:p>
+      <w:pPr>
+        <w:pStyle w:val="SourceCode"/>
+        <w:spacing w:before="0" w:after="0" w:line="200" w:lineRule="auto"/>
+      </w:pPr>
+      <w:r>
         <w:t xml:space="preserve">    std::uniform_int_distribution&lt;u64&gt; dist(2, n - 2);</w:t>
       </w:r>
-      <w:r>
-        <w:br/>
-      </w:r>
-      <w:r>
-        <w:br/>
-      </w:r>
-      <w:r>
-        <w:rPr>
-          <w:rStyle w:val="VerbatimChar"/>
-        </w:rPr>
+    </w:p>
+    <w:p>
+      <w:pPr>
+        <w:pStyle w:val="SourceCode"/>
+        <w:spacing w:before="0" w:after="0" w:line="200" w:lineRule="auto"/>
+      </w:pPr>
+    </w:p>
+    <w:p>
+      <w:pPr>
+        <w:pStyle w:val="SourceCode"/>
+        <w:spacing w:before="0" w:after="0" w:line="200" w:lineRule="auto"/>
+      </w:pPr>
+      <w:r>
         <w:t xml:space="preserve">    for (int i = 0; i &lt; rounds; ++i) {</w:t>
       </w:r>
-      <w:r>
-        <w:br/>
-      </w:r>
-      <w:r>
-        <w:rPr>
-          <w:rStyle w:val="VerbatimChar"/>
-        </w:rPr>
+    </w:p>
+    <w:p>
+      <w:pPr>
+        <w:pStyle w:val="SourceCode"/>
+        <w:spacing w:before="0" w:after="0" w:line="200" w:lineRule="auto"/>
+      </w:pPr>
+      <w:r>
         <w:t xml:space="preserve">        u64 x = modPow(dist(gen), d, n);</w:t>
       </w:r>
-      <w:r>
-        <w:br/>
-      </w:r>
-      <w:r>
-        <w:rPr>
-          <w:rStyle w:val="VerbatimChar"/>
-        </w:rPr>
+    </w:p>
+    <w:p>
+      <w:pPr>
+        <w:pStyle w:val="SourceCode"/>
+        <w:spacing w:before="0" w:after="0" w:line="200" w:lineRule="auto"/>
+      </w:pPr>
+      <w:r>
         <w:t xml:space="preserve">        if (x == 1 || x == n - 1) continue;</w:t>
       </w:r>
-      <w:r>
-        <w:br/>
-      </w:r>
-      <w:r>
-        <w:br/>
-      </w:r>
-      <w:r>
-        <w:rPr>
-          <w:rStyle w:val="VerbatimChar"/>
-        </w:rPr>
+    </w:p>
+    <w:p>
+      <w:pPr>
+        <w:pStyle w:val="SourceCode"/>
+        <w:spacing w:before="0" w:after="0" w:line="200" w:lineRule="auto"/>
+      </w:pPr>
+    </w:p>
+    <w:p>
+      <w:pPr>
+        <w:pStyle w:val="SourceCode"/>
+        <w:spacing w:before="0" w:after="0" w:line="200" w:lineRule="auto"/>
+      </w:pPr>
+      <w:r>
         <w:t xml:space="preserve">        bool composite = true;</w:t>
       </w:r>
-      <w:r>
-        <w:br/>
-      </w:r>
-      <w:r>
-        <w:rPr>
-          <w:rStyle w:val="VerbatimChar"/>
-        </w:rPr>
+    </w:p>
+    <w:p>
+      <w:pPr>
+        <w:pStyle w:val="SourceCode"/>
+        <w:spacing w:before="0" w:after="0" w:line="200" w:lineRule="auto"/>
+      </w:pPr>
+      <w:r>
         <w:t xml:space="preserve">        for (int j = 0; j &lt; r - 1; ++j) {</w:t>
       </w:r>
-      <w:r>
-        <w:br/>
-      </w:r>
-      <w:r>
-        <w:rPr>
-          <w:rStyle w:val="VerbatimChar"/>
-        </w:rPr>
+    </w:p>
+    <w:p>
+      <w:pPr>
+        <w:pStyle w:val="SourceCode"/>
+        <w:spacing w:before="0" w:after="0" w:line="200" w:lineRule="auto"/>
+      </w:pPr>
+      <w:r>
         <w:t xml:space="preserve">            x = modPow(x, 2, n);</w:t>
       </w:r>
-      <w:r>
-        <w:br/>
-      </w:r>
-      <w:r>
-        <w:rPr>
-          <w:rStyle w:val="VerbatimChar"/>
-        </w:rPr>
+    </w:p>
+    <w:p>
+      <w:pPr>
+        <w:pStyle w:val="SourceCode"/>
+        <w:spacing w:before="0" w:after="0" w:line="200" w:lineRule="auto"/>
+      </w:pPr>
+      <w:r>
         <w:t xml:space="preserve">            if (x == n - 1) {</w:t>
       </w:r>
-      <w:r>
-        <w:br/>
-      </w:r>
-      <w:r>
-        <w:rPr>
-          <w:rStyle w:val="VerbatimChar"/>
-        </w:rPr>
+    </w:p>
+    <w:p>
+      <w:pPr>
+        <w:pStyle w:val="SourceCode"/>
+        <w:spacing w:before="0" w:after="0" w:line="200" w:lineRule="auto"/>
+      </w:pPr>
+      <w:r>
         <w:t xml:space="preserve">                composite = false;</w:t>
       </w:r>
-      <w:r>
-        <w:br/>
-      </w:r>
-      <w:r>
-        <w:rPr>
-          <w:rStyle w:val="VerbatimChar"/>
-        </w:rPr>
+    </w:p>
+    <w:p>
+      <w:pPr>
+        <w:pStyle w:val="SourceCode"/>
+        <w:spacing w:before="0" w:after="0" w:line="200" w:lineRule="auto"/>
+      </w:pPr>
+      <w:r>
         <w:t xml:space="preserve">                break;</w:t>
       </w:r>
-      <w:r>
-        <w:br/>
-      </w:r>
-      <w:r>
-        <w:rPr>
-          <w:rStyle w:val="VerbatimChar"/>
-        </w:rPr>
+    </w:p>
+    <w:p>
+      <w:pPr>
+        <w:pStyle w:val="SourceCode"/>
+        <w:spacing w:before="0" w:after="0" w:line="200" w:lineRule="auto"/>
+      </w:pPr>
+      <w:r>
         <w:t xml:space="preserve">            }</w:t>
       </w:r>
-      <w:r>
-        <w:br/>
-      </w:r>
-      <w:r>
-        <w:rPr>
-          <w:rStyle w:val="VerbatimChar"/>
-        </w:rPr>
+    </w:p>
+    <w:p>
+      <w:pPr>
+        <w:pStyle w:val="SourceCode"/>
+        <w:spacing w:before="0" w:after="0" w:line="200" w:lineRule="auto"/>
+      </w:pPr>
+      <w:r>
         <w:t xml:space="preserve">        }</w:t>
       </w:r>
-      <w:r>
-        <w:br/>
-      </w:r>
-      <w:r>
-        <w:rPr>
-          <w:rStyle w:val="VerbatimChar"/>
-        </w:rPr>
+    </w:p>
+    <w:p>
+      <w:pPr>
+        <w:pStyle w:val="SourceCode"/>
+        <w:spacing w:before="0" w:after="0" w:line="200" w:lineRule="auto"/>
+      </w:pPr>
+      <w:r>
         <w:t xml:space="preserve">        if (composite) return false;</w:t>
       </w:r>
-      <w:r>
-        <w:br/>
-      </w:r>
-      <w:r>
-        <w:rPr>
-          <w:rStyle w:val="VerbatimChar"/>
-        </w:rPr>
+    </w:p>
+    <w:p>
+      <w:pPr>
+        <w:pStyle w:val="SourceCode"/>
+        <w:spacing w:before="0" w:after="0" w:line="200" w:lineRule="auto"/>
+      </w:pPr>
+      <w:r>
         <w:t xml:space="preserve">    }</w:t>
       </w:r>
-      <w:r>
-        <w:br/>
-      </w:r>
-      <w:r>
-        <w:rPr>
-          <w:rStyle w:val="VerbatimChar"/>
-        </w:rPr>
+    </w:p>
+    <w:p>
+      <w:pPr>
+        <w:pStyle w:val="SourceCode"/>
+        <w:spacing w:before="0" w:after="0" w:line="200" w:lineRule="auto"/>
+      </w:pPr>
+      <w:r>
         <w:t xml:space="preserve">    return true;</w:t>
       </w:r>
-      <w:r>
-        <w:br/>
-      </w:r>
-      <w:r>
-        <w:rPr>
-          <w:rStyle w:val="VerbatimChar"/>
-        </w:rPr>
+    </w:p>
+    <w:p>
+      <w:pPr>
+        <w:pStyle w:val="SourceCode"/>
+        <w:spacing w:before="0" w:after="0" w:line="200" w:lineRule="auto"/>
+      </w:pPr>
+      <w:r>
         <w:t xml:space="preserve">}</w:t>
       </w:r>
-      <w:r>
-        <w:br/>
-      </w:r>
-      <w:r>
-        <w:br/>
-      </w:r>
-      <w:r>
-        <w:rPr>
-          <w:rStyle w:val="VerbatimChar"/>
-        </w:rPr>
+    </w:p>
+    <w:p>
+      <w:pPr>
+        <w:pStyle w:val="SourceCode"/>
+        <w:spacing w:before="0" w:after="0" w:line="200" w:lineRule="auto"/>
+      </w:pPr>
+    </w:p>
+    <w:p>
+      <w:pPr>
+        <w:pStyle w:val="SourceCode"/>
+        <w:spacing w:before="0" w:after="0" w:line="200" w:lineRule="auto"/>
+      </w:pPr>
+      <w:r>
         <w:t xml:space="preserve">// Випадкове просте число заданої розрядності (до 15 біт для навчальних прикладів)</w:t>
       </w:r>
-      <w:r>
-        <w:br/>
-      </w:r>
-      <w:r>
-        <w:rPr>
-          <w:rStyle w:val="VerbatimChar"/>
-        </w:rPr>
+    </w:p>
+    <w:p>
+      <w:pPr>
+        <w:pStyle w:val="SourceCode"/>
+        <w:spacing w:before="0" w:after="0" w:line="200" w:lineRule="auto"/>
+      </w:pPr>
+      <w:r>
         <w:t xml:space="preserve">u64 generatePrime(int bits) {</w:t>
       </w:r>
-      <w:r>
-        <w:br/>
-      </w:r>
-      <w:r>
-        <w:rPr>
-          <w:rStyle w:val="VerbatimChar"/>
-        </w:rPr>
+    </w:p>
+    <w:p>
+      <w:pPr>
+        <w:pStyle w:val="SourceCode"/>
+        <w:spacing w:before="0" w:after="0" w:line="200" w:lineRule="auto"/>
+      </w:pPr>
+      <w:r>
         <w:t xml:space="preserve">    std::random_device rd;</w:t>
       </w:r>
-      <w:r>
-        <w:br/>
-      </w:r>
-      <w:r>
-        <w:rPr>
-          <w:rStyle w:val="VerbatimChar"/>
-        </w:rPr>
+    </w:p>
+    <w:p>
+      <w:pPr>
+        <w:pStyle w:val="SourceCode"/>
+        <w:spacing w:before="0" w:after="0" w:line="200" w:lineRule="auto"/>
+      </w:pPr>
+      <w:r>
         <w:t xml:space="preserve">    std::mt19937_64 gen(rd());</w:t>
       </w:r>
-      <w:r>
-        <w:br/>
-      </w:r>
-      <w:r>
-        <w:rPr>
-          <w:rStyle w:val="VerbatimChar"/>
-        </w:rPr>
+    </w:p>
+    <w:p>
+      <w:pPr>
+        <w:pStyle w:val="SourceCode"/>
+        <w:spacing w:before="0" w:after="0" w:line="200" w:lineRule="auto"/>
+      </w:pPr>
+      <w:r>
         <w:t xml:space="preserve">    std::uniform_int_distribution&lt;u64&gt; dist(1ULL &lt;&lt; (bits - 1), (1ULL &lt;&lt; bits) - 1);</w:t>
       </w:r>
-      <w:r>
-        <w:br/>
-      </w:r>
-      <w:r>
-        <w:br/>
-      </w:r>
-      <w:r>
-        <w:rPr>
-          <w:rStyle w:val="VerbatimChar"/>
-        </w:rPr>
+    </w:p>
+    <w:p>
+      <w:pPr>
+        <w:pStyle w:val="SourceCode"/>
+        <w:spacing w:before="0" w:after="0" w:line="200" w:lineRule="auto"/>
+      </w:pPr>
+    </w:p>
+    <w:p>
+      <w:pPr>
+        <w:pStyle w:val="SourceCode"/>
+        <w:spacing w:before="0" w:after="0" w:line="200" w:lineRule="auto"/>
+      </w:pPr>
+      <w:r>
         <w:t xml:space="preserve">    while (true) {</w:t>
       </w:r>
-      <w:r>
-        <w:br/>
-      </w:r>
-      <w:r>
-        <w:rPr>
-          <w:rStyle w:val="VerbatimChar"/>
-        </w:rPr>
+    </w:p>
+    <w:p>
+      <w:pPr>
+        <w:pStyle w:val="SourceCode"/>
+        <w:spacing w:before="0" w:after="0" w:line="200" w:lineRule="auto"/>
+      </w:pPr>
+      <w:r>
         <w:t xml:space="preserve">        u64 candidate = dist(gen) | 1ULL;  // робимо число непарним</w:t>
       </w:r>
-      <w:r>
-        <w:br/>
-      </w:r>
-      <w:r>
-        <w:rPr>
-          <w:rStyle w:val="VerbatimChar"/>
-        </w:rPr>
+    </w:p>
+    <w:p>
+      <w:pPr>
+        <w:pStyle w:val="SourceCode"/>
+        <w:spacing w:before="0" w:after="0" w:line="200" w:lineRule="auto"/>
+      </w:pPr>
+      <w:r>
         <w:t xml:space="preserve">        if (isPrime(candidate)) {</w:t>
       </w:r>
-      <w:r>
-        <w:br/>
-      </w:r>
-      <w:r>
-        <w:rPr>
-          <w:rStyle w:val="VerbatimChar"/>
-        </w:rPr>
+    </w:p>
+    <w:p>
+      <w:pPr>
+        <w:pStyle w:val="SourceCode"/>
+        <w:spacing w:before="0" w:after="0" w:line="200" w:lineRule="auto"/>
+      </w:pPr>
+      <w:r>
         <w:t xml:space="preserve">            return candidate;</w:t>
       </w:r>
-      <w:r>
-        <w:br/>
-      </w:r>
-      <w:r>
-        <w:rPr>
-          <w:rStyle w:val="VerbatimChar"/>
-        </w:rPr>
+    </w:p>
+    <w:p>
+      <w:pPr>
+        <w:pStyle w:val="SourceCode"/>
+        <w:spacing w:before="0" w:after="0" w:line="200" w:lineRule="auto"/>
+      </w:pPr>
+      <w:r>
         <w:t xml:space="preserve">        }</w:t>
       </w:r>
-      <w:r>
-        <w:br/>
-      </w:r>
-      <w:r>
-        <w:rPr>
-          <w:rStyle w:val="VerbatimChar"/>
-        </w:rPr>
+    </w:p>
+    <w:p>
+      <w:pPr>
+        <w:pStyle w:val="SourceCode"/>
+        <w:spacing w:before="0" w:after="0" w:line="200" w:lineRule="auto"/>
+      </w:pPr>
+      <w:r>
         <w:t xml:space="preserve">    }</w:t>
       </w:r>
-      <w:r>
-        <w:br/>
-      </w:r>
-      <w:r>
-        <w:rPr>
-          <w:rStyle w:val="VerbatimChar"/>
-        </w:rPr>
+    </w:p>
+    <w:p>
+      <w:pPr>
+        <w:pStyle w:val="SourceCode"/>
+        <w:spacing w:before="0" w:after="120" w:line="200" w:lineRule="auto"/>
+      </w:pPr>
+      <w:r>
         <w:t xml:space="preserve">}</w:t>
       </w:r>
     </w:p>
@@ -1992,524 +2046,567 @@
     <w:p>
       <w:pPr>
         <w:pStyle w:val="SourceCode"/>
-      </w:pPr>
-      <w:r>
-        <w:rPr>
-          <w:rStyle w:val="VerbatimChar"/>
-        </w:rPr>
+        <w:spacing w:before="120" w:after="0" w:line="200" w:lineRule="auto"/>
+      </w:pPr>
+      <w:r>
         <w:t xml:space="preserve">#include &lt;iostream&gt;</w:t>
       </w:r>
-      <w:r>
-        <w:br/>
-      </w:r>
-      <w:r>
-        <w:rPr>
-          <w:rStyle w:val="VerbatimChar"/>
-        </w:rPr>
+    </w:p>
+    <w:p>
+      <w:pPr>
+        <w:pStyle w:val="SourceCode"/>
+        <w:spacing w:before="0" w:after="0" w:line="200" w:lineRule="auto"/>
+      </w:pPr>
+      <w:r>
         <w:t xml:space="preserve">#include &lt;stdexcept&gt;</w:t>
       </w:r>
-      <w:r>
-        <w:br/>
-      </w:r>
-      <w:r>
-        <w:br/>
-      </w:r>
-      <w:r>
-        <w:rPr>
-          <w:rStyle w:val="VerbatimChar"/>
-        </w:rPr>
+    </w:p>
+    <w:p>
+      <w:pPr>
+        <w:pStyle w:val="SourceCode"/>
+        <w:spacing w:before="0" w:after="0" w:line="200" w:lineRule="auto"/>
+      </w:pPr>
+    </w:p>
+    <w:p>
+      <w:pPr>
+        <w:pStyle w:val="SourceCode"/>
+        <w:spacing w:before="0" w:after="0" w:line="200" w:lineRule="auto"/>
+      </w:pPr>
+      <w:r>
         <w:t xml:space="preserve">using u64 = unsigned long long;</w:t>
       </w:r>
-      <w:r>
-        <w:br/>
-      </w:r>
-      <w:r>
-        <w:br/>
-      </w:r>
-      <w:r>
-        <w:rPr>
-          <w:rStyle w:val="VerbatimChar"/>
-        </w:rPr>
+    </w:p>
+    <w:p>
+      <w:pPr>
+        <w:pStyle w:val="SourceCode"/>
+        <w:spacing w:before="0" w:after="0" w:line="200" w:lineRule="auto"/>
+      </w:pPr>
+    </w:p>
+    <w:p>
+      <w:pPr>
+        <w:pStyle w:val="SourceCode"/>
+        <w:spacing w:before="0" w:after="0" w:line="200" w:lineRule="auto"/>
+      </w:pPr>
+      <w:r>
         <w:t xml:space="preserve">long long gcdValue(long long a, long long b);      // з кроку 1</w:t>
       </w:r>
-      <w:r>
-        <w:br/>
-      </w:r>
-      <w:r>
-        <w:rPr>
-          <w:rStyle w:val="VerbatimChar"/>
-        </w:rPr>
+    </w:p>
+    <w:p>
+      <w:pPr>
+        <w:pStyle w:val="SourceCode"/>
+        <w:spacing w:before="0" w:after="0" w:line="200" w:lineRule="auto"/>
+      </w:pPr>
+      <w:r>
         <w:t xml:space="preserve">long long modInverse(long long e, long long phi);  // з кроку 1</w:t>
       </w:r>
-      <w:r>
-        <w:br/>
-      </w:r>
-      <w:r>
-        <w:rPr>
-          <w:rStyle w:val="VerbatimChar"/>
-        </w:rPr>
+    </w:p>
+    <w:p>
+      <w:pPr>
+        <w:pStyle w:val="SourceCode"/>
+        <w:spacing w:before="0" w:after="0" w:line="200" w:lineRule="auto"/>
+      </w:pPr>
+      <w:r>
         <w:t xml:space="preserve">u64 modPow(u64 base, u64 exp, u64 modulus);        // з кроку 1</w:t>
       </w:r>
-      <w:r>
-        <w:br/>
-      </w:r>
-      <w:r>
-        <w:rPr>
-          <w:rStyle w:val="VerbatimChar"/>
-        </w:rPr>
+    </w:p>
+    <w:p>
+      <w:pPr>
+        <w:pStyle w:val="SourceCode"/>
+        <w:spacing w:before="0" w:after="0" w:line="200" w:lineRule="auto"/>
+      </w:pPr>
+      <w:r>
         <w:t xml:space="preserve">u64 generatePrime(int bits);                       // з кроку 1</w:t>
       </w:r>
-      <w:r>
-        <w:br/>
-      </w:r>
-      <w:r>
-        <w:br/>
-      </w:r>
-      <w:r>
-        <w:rPr>
-          <w:rStyle w:val="VerbatimChar"/>
-        </w:rPr>
+    </w:p>
+    <w:p>
+      <w:pPr>
+        <w:pStyle w:val="SourceCode"/>
+        <w:spacing w:before="0" w:after="0" w:line="200" w:lineRule="auto"/>
+      </w:pPr>
+    </w:p>
+    <w:p>
+      <w:pPr>
+        <w:pStyle w:val="SourceCode"/>
+        <w:spacing w:before="0" w:after="0" w:line="200" w:lineRule="auto"/>
+      </w:pPr>
+      <w:r>
         <w:t xml:space="preserve">class RSA {</w:t>
       </w:r>
-      <w:r>
-        <w:br/>
-      </w:r>
-      <w:r>
-        <w:rPr>
-          <w:rStyle w:val="VerbatimChar"/>
-        </w:rPr>
+    </w:p>
+    <w:p>
+      <w:pPr>
+        <w:pStyle w:val="SourceCode"/>
+        <w:spacing w:before="0" w:after="0" w:line="200" w:lineRule="auto"/>
+      </w:pPr>
+      <w:r>
         <w:t xml:space="preserve">public:</w:t>
       </w:r>
-      <w:r>
-        <w:br/>
-      </w:r>
-      <w:r>
-        <w:rPr>
-          <w:rStyle w:val="VerbatimChar"/>
-        </w:rPr>
+    </w:p>
+    <w:p>
+      <w:pPr>
+        <w:pStyle w:val="SourceCode"/>
+        <w:spacing w:before="0" w:after="0" w:line="200" w:lineRule="auto"/>
+      </w:pPr>
+      <w:r>
         <w:t xml:space="preserve">    // Ключова пара з наперед заданих простих чисел</w:t>
       </w:r>
-      <w:r>
-        <w:br/>
-      </w:r>
-      <w:r>
-        <w:rPr>
-          <w:rStyle w:val="VerbatimChar"/>
-        </w:rPr>
+    </w:p>
+    <w:p>
+      <w:pPr>
+        <w:pStyle w:val="SourceCode"/>
+        <w:spacing w:before="0" w:after="0" w:line="200" w:lineRule="auto"/>
+      </w:pPr>
+      <w:r>
         <w:t xml:space="preserve">    RSA(u64 p, u64 q) : p_(p), q_(q) {</w:t>
       </w:r>
-      <w:r>
-        <w:br/>
-      </w:r>
-      <w:r>
-        <w:rPr>
-          <w:rStyle w:val="VerbatimChar"/>
-        </w:rPr>
+    </w:p>
+    <w:p>
+      <w:pPr>
+        <w:pStyle w:val="SourceCode"/>
+        <w:spacing w:before="0" w:after="0" w:line="200" w:lineRule="auto"/>
+      </w:pPr>
+      <w:r>
         <w:t xml:space="preserve">        init();</w:t>
       </w:r>
-      <w:r>
-        <w:br/>
-      </w:r>
-      <w:r>
-        <w:rPr>
-          <w:rStyle w:val="VerbatimChar"/>
-        </w:rPr>
+    </w:p>
+    <w:p>
+      <w:pPr>
+        <w:pStyle w:val="SourceCode"/>
+        <w:spacing w:before="0" w:after="0" w:line="200" w:lineRule="auto"/>
+      </w:pPr>
+      <w:r>
         <w:t xml:space="preserve">    }</w:t>
       </w:r>
-      <w:r>
-        <w:br/>
-      </w:r>
-      <w:r>
-        <w:br/>
-      </w:r>
-      <w:r>
-        <w:rPr>
-          <w:rStyle w:val="VerbatimChar"/>
-        </w:rPr>
+    </w:p>
+    <w:p>
+      <w:pPr>
+        <w:pStyle w:val="SourceCode"/>
+        <w:spacing w:before="0" w:after="0" w:line="200" w:lineRule="auto"/>
+      </w:pPr>
+    </w:p>
+    <w:p>
+      <w:pPr>
+        <w:pStyle w:val="SourceCode"/>
+        <w:spacing w:before="0" w:after="0" w:line="200" w:lineRule="auto"/>
+      </w:pPr>
+      <w:r>
         <w:t xml:space="preserve">    // Ключова пара з випадкових простих заданої розрядності</w:t>
       </w:r>
-      <w:r>
-        <w:br/>
-      </w:r>
-      <w:r>
-        <w:rPr>
-          <w:rStyle w:val="VerbatimChar"/>
-        </w:rPr>
+    </w:p>
+    <w:p>
+      <w:pPr>
+        <w:pStyle w:val="SourceCode"/>
+        <w:spacing w:before="0" w:after="0" w:line="200" w:lineRule="auto"/>
+      </w:pPr>
+      <w:r>
         <w:t xml:space="preserve">    explicit RSA(int bits = 30) {</w:t>
       </w:r>
-      <w:r>
-        <w:br/>
-      </w:r>
-      <w:r>
-        <w:rPr>
-          <w:rStyle w:val="VerbatimChar"/>
-        </w:rPr>
+    </w:p>
+    <w:p>
+      <w:pPr>
+        <w:pStyle w:val="SourceCode"/>
+        <w:spacing w:before="0" w:after="0" w:line="200" w:lineRule="auto"/>
+      </w:pPr>
+      <w:r>
         <w:t xml:space="preserve">        p_ = generatePrime(bits / 2);</w:t>
       </w:r>
-      <w:r>
-        <w:br/>
-      </w:r>
-      <w:r>
-        <w:rPr>
-          <w:rStyle w:val="VerbatimChar"/>
-        </w:rPr>
+    </w:p>
+    <w:p>
+      <w:pPr>
+        <w:pStyle w:val="SourceCode"/>
+        <w:spacing w:before="0" w:after="0" w:line="200" w:lineRule="auto"/>
+      </w:pPr>
+      <w:r>
         <w:t xml:space="preserve">        do {</w:t>
       </w:r>
-      <w:r>
-        <w:br/>
-      </w:r>
-      <w:r>
-        <w:rPr>
-          <w:rStyle w:val="VerbatimChar"/>
-        </w:rPr>
+    </w:p>
+    <w:p>
+      <w:pPr>
+        <w:pStyle w:val="SourceCode"/>
+        <w:spacing w:before="0" w:after="0" w:line="200" w:lineRule="auto"/>
+      </w:pPr>
+      <w:r>
         <w:t xml:space="preserve">            q_ = generatePrime(bits / 2);</w:t>
       </w:r>
-      <w:r>
-        <w:br/>
-      </w:r>
-      <w:r>
-        <w:rPr>
-          <w:rStyle w:val="VerbatimChar"/>
-        </w:rPr>
+    </w:p>
+    <w:p>
+      <w:pPr>
+        <w:pStyle w:val="SourceCode"/>
+        <w:spacing w:before="0" w:after="0" w:line="200" w:lineRule="auto"/>
+      </w:pPr>
+      <w:r>
         <w:t xml:space="preserve">        } while (q_ == p_);  // p і q мають бути різними</w:t>
       </w:r>
-      <w:r>
-        <w:br/>
-      </w:r>
-      <w:r>
-        <w:rPr>
-          <w:rStyle w:val="VerbatimChar"/>
-        </w:rPr>
+    </w:p>
+    <w:p>
+      <w:pPr>
+        <w:pStyle w:val="SourceCode"/>
+        <w:spacing w:before="0" w:after="0" w:line="200" w:lineRule="auto"/>
+      </w:pPr>
+      <w:r>
         <w:t xml:space="preserve">        init();</w:t>
       </w:r>
-      <w:r>
-        <w:br/>
-      </w:r>
-      <w:r>
-        <w:rPr>
-          <w:rStyle w:val="VerbatimChar"/>
-        </w:rPr>
+    </w:p>
+    <w:p>
+      <w:pPr>
+        <w:pStyle w:val="SourceCode"/>
+        <w:spacing w:before="0" w:after="0" w:line="200" w:lineRule="auto"/>
+      </w:pPr>
+      <w:r>
         <w:t xml:space="preserve">    }</w:t>
       </w:r>
-      <w:r>
-        <w:br/>
-      </w:r>
-      <w:r>
-        <w:br/>
-      </w:r>
-      <w:r>
-        <w:rPr>
-          <w:rStyle w:val="VerbatimChar"/>
-        </w:rPr>
+    </w:p>
+    <w:p>
+      <w:pPr>
+        <w:pStyle w:val="SourceCode"/>
+        <w:spacing w:before="0" w:after="0" w:line="200" w:lineRule="auto"/>
+      </w:pPr>
+    </w:p>
+    <w:p>
+      <w:pPr>
+        <w:pStyle w:val="SourceCode"/>
+        <w:spacing w:before="0" w:after="0" w:line="200" w:lineRule="auto"/>
+      </w:pPr>
+      <w:r>
         <w:t xml:space="preserve">    u64 modulus() const { return n_; }</w:t>
       </w:r>
-      <w:r>
-        <w:br/>
-      </w:r>
-      <w:r>
-        <w:rPr>
-          <w:rStyle w:val="VerbatimChar"/>
-        </w:rPr>
+    </w:p>
+    <w:p>
+      <w:pPr>
+        <w:pStyle w:val="SourceCode"/>
+        <w:spacing w:before="0" w:after="0" w:line="200" w:lineRule="auto"/>
+      </w:pPr>
+      <w:r>
         <w:t xml:space="preserve">    u64 phi() const { return phi_; }</w:t>
       </w:r>
-      <w:r>
-        <w:br/>
-      </w:r>
-      <w:r>
-        <w:rPr>
-          <w:rStyle w:val="VerbatimChar"/>
-        </w:rPr>
+    </w:p>
+    <w:p>
+      <w:pPr>
+        <w:pStyle w:val="SourceCode"/>
+        <w:spacing w:before="0" w:after="0" w:line="200" w:lineRule="auto"/>
+      </w:pPr>
+      <w:r>
         <w:t xml:space="preserve">    u64 publicExponent() const { return e_; }</w:t>
       </w:r>
-      <w:r>
-        <w:br/>
-      </w:r>
-      <w:r>
-        <w:rPr>
-          <w:rStyle w:val="VerbatimChar"/>
-        </w:rPr>
+    </w:p>
+    <w:p>
+      <w:pPr>
+        <w:pStyle w:val="SourceCode"/>
+        <w:spacing w:before="0" w:after="0" w:line="200" w:lineRule="auto"/>
+      </w:pPr>
+      <w:r>
         <w:t xml:space="preserve">    u64 privateExponent() const { return d_; }</w:t>
       </w:r>
-      <w:r>
-        <w:br/>
-      </w:r>
-      <w:r>
-        <w:br/>
-      </w:r>
-      <w:r>
-        <w:rPr>
-          <w:rStyle w:val="VerbatimChar"/>
-        </w:rPr>
+    </w:p>
+    <w:p>
+      <w:pPr>
+        <w:pStyle w:val="SourceCode"/>
+        <w:spacing w:before="0" w:after="0" w:line="200" w:lineRule="auto"/>
+      </w:pPr>
+    </w:p>
+    <w:p>
+      <w:pPr>
+        <w:pStyle w:val="SourceCode"/>
+        <w:spacing w:before="0" w:after="0" w:line="200" w:lineRule="auto"/>
+      </w:pPr>
+      <w:r>
         <w:t xml:space="preserve">    // Зашифрування: C = M^e mod n</w:t>
       </w:r>
-      <w:r>
-        <w:br/>
-      </w:r>
-      <w:r>
-        <w:rPr>
-          <w:rStyle w:val="VerbatimChar"/>
-        </w:rPr>
+    </w:p>
+    <w:p>
+      <w:pPr>
+        <w:pStyle w:val="SourceCode"/>
+        <w:spacing w:before="0" w:after="0" w:line="200" w:lineRule="auto"/>
+      </w:pPr>
+      <w:r>
         <w:t xml:space="preserve">    u64 encrypt(u64 message) const {</w:t>
       </w:r>
-      <w:r>
-        <w:br/>
-      </w:r>
-      <w:r>
-        <w:rPr>
-          <w:rStyle w:val="VerbatimChar"/>
-        </w:rPr>
+    </w:p>
+    <w:p>
+      <w:pPr>
+        <w:pStyle w:val="SourceCode"/>
+        <w:spacing w:before="0" w:after="0" w:line="200" w:lineRule="auto"/>
+      </w:pPr>
+      <w:r>
         <w:t xml:space="preserve">        if (message &gt;= n_) {</w:t>
       </w:r>
-      <w:r>
-        <w:br/>
-      </w:r>
-      <w:r>
-        <w:rPr>
-          <w:rStyle w:val="VerbatimChar"/>
-        </w:rPr>
+    </w:p>
+    <w:p>
+      <w:pPr>
+        <w:pStyle w:val="SourceCode"/>
+        <w:spacing w:before="0" w:after="0" w:line="200" w:lineRule="auto"/>
+      </w:pPr>
+      <w:r>
         <w:t xml:space="preserve">            throw std::runtime_error("Повідомлення не менше за модуль n");</w:t>
       </w:r>
-      <w:r>
-        <w:br/>
-      </w:r>
-      <w:r>
-        <w:rPr>
-          <w:rStyle w:val="VerbatimChar"/>
-        </w:rPr>
+    </w:p>
+    <w:p>
+      <w:pPr>
+        <w:pStyle w:val="SourceCode"/>
+        <w:spacing w:before="0" w:after="0" w:line="200" w:lineRule="auto"/>
+      </w:pPr>
+      <w:r>
         <w:t xml:space="preserve">        }</w:t>
       </w:r>
-      <w:r>
-        <w:br/>
-      </w:r>
-      <w:r>
-        <w:rPr>
-          <w:rStyle w:val="VerbatimChar"/>
-        </w:rPr>
+    </w:p>
+    <w:p>
+      <w:pPr>
+        <w:pStyle w:val="SourceCode"/>
+        <w:spacing w:before="0" w:after="0" w:line="200" w:lineRule="auto"/>
+      </w:pPr>
+      <w:r>
         <w:t xml:space="preserve">        return modPow(message, e_, n_);</w:t>
       </w:r>
-      <w:r>
-        <w:br/>
-      </w:r>
-      <w:r>
-        <w:rPr>
-          <w:rStyle w:val="VerbatimChar"/>
-        </w:rPr>
+    </w:p>
+    <w:p>
+      <w:pPr>
+        <w:pStyle w:val="SourceCode"/>
+        <w:spacing w:before="0" w:after="0" w:line="200" w:lineRule="auto"/>
+      </w:pPr>
+      <w:r>
         <w:t xml:space="preserve">    }</w:t>
       </w:r>
-      <w:r>
-        <w:br/>
-      </w:r>
-      <w:r>
-        <w:br/>
-      </w:r>
-      <w:r>
-        <w:rPr>
-          <w:rStyle w:val="VerbatimChar"/>
-        </w:rPr>
+    </w:p>
+    <w:p>
+      <w:pPr>
+        <w:pStyle w:val="SourceCode"/>
+        <w:spacing w:before="0" w:after="0" w:line="200" w:lineRule="auto"/>
+      </w:pPr>
+    </w:p>
+    <w:p>
+      <w:pPr>
+        <w:pStyle w:val="SourceCode"/>
+        <w:spacing w:before="0" w:after="0" w:line="200" w:lineRule="auto"/>
+      </w:pPr>
+      <w:r>
         <w:t xml:space="preserve">    // Розшифрування: M = C^d mod n</w:t>
       </w:r>
-      <w:r>
-        <w:br/>
-      </w:r>
-      <w:r>
-        <w:rPr>
-          <w:rStyle w:val="VerbatimChar"/>
-        </w:rPr>
+    </w:p>
+    <w:p>
+      <w:pPr>
+        <w:pStyle w:val="SourceCode"/>
+        <w:spacing w:before="0" w:after="0" w:line="200" w:lineRule="auto"/>
+      </w:pPr>
+      <w:r>
         <w:t xml:space="preserve">    u64 decrypt(u64 ciphertext) const {</w:t>
       </w:r>
-      <w:r>
-        <w:br/>
-      </w:r>
-      <w:r>
-        <w:rPr>
-          <w:rStyle w:val="VerbatimChar"/>
-        </w:rPr>
+    </w:p>
+    <w:p>
+      <w:pPr>
+        <w:pStyle w:val="SourceCode"/>
+        <w:spacing w:before="0" w:after="0" w:line="200" w:lineRule="auto"/>
+      </w:pPr>
+      <w:r>
         <w:t xml:space="preserve">        return modPow(ciphertext, d_, n_);</w:t>
       </w:r>
-      <w:r>
-        <w:br/>
-      </w:r>
-      <w:r>
-        <w:rPr>
-          <w:rStyle w:val="VerbatimChar"/>
-        </w:rPr>
+    </w:p>
+    <w:p>
+      <w:pPr>
+        <w:pStyle w:val="SourceCode"/>
+        <w:spacing w:before="0" w:after="0" w:line="200" w:lineRule="auto"/>
+      </w:pPr>
+      <w:r>
         <w:t xml:space="preserve">    }</w:t>
       </w:r>
-      <w:r>
-        <w:br/>
-      </w:r>
-      <w:r>
-        <w:br/>
-      </w:r>
-      <w:r>
-        <w:rPr>
-          <w:rStyle w:val="VerbatimChar"/>
-        </w:rPr>
+    </w:p>
+    <w:p>
+      <w:pPr>
+        <w:pStyle w:val="SourceCode"/>
+        <w:spacing w:before="0" w:after="0" w:line="200" w:lineRule="auto"/>
+      </w:pPr>
+    </w:p>
+    <w:p>
+      <w:pPr>
+        <w:pStyle w:val="SourceCode"/>
+        <w:spacing w:before="0" w:after="0" w:line="200" w:lineRule="auto"/>
+      </w:pPr>
+      <w:r>
         <w:t xml:space="preserve">    // Зашифрування чужим відкритим ключем</w:t>
       </w:r>
-      <w:r>
-        <w:br/>
-      </w:r>
-      <w:r>
-        <w:rPr>
-          <w:rStyle w:val="VerbatimChar"/>
-        </w:rPr>
+    </w:p>
+    <w:p>
+      <w:pPr>
+        <w:pStyle w:val="SourceCode"/>
+        <w:spacing w:before="0" w:after="0" w:line="200" w:lineRule="auto"/>
+      </w:pPr>
+      <w:r>
         <w:t xml:space="preserve">    static u64 encryptWith(u64 message, u64 e, u64 n) {</w:t>
       </w:r>
-      <w:r>
-        <w:br/>
-      </w:r>
-      <w:r>
-        <w:rPr>
-          <w:rStyle w:val="VerbatimChar"/>
-        </w:rPr>
+    </w:p>
+    <w:p>
+      <w:pPr>
+        <w:pStyle w:val="SourceCode"/>
+        <w:spacing w:before="0" w:after="0" w:line="200" w:lineRule="auto"/>
+      </w:pPr>
+      <w:r>
         <w:t xml:space="preserve">        return modPow(message, e, n);</w:t>
       </w:r>
-      <w:r>
-        <w:br/>
-      </w:r>
-      <w:r>
-        <w:rPr>
-          <w:rStyle w:val="VerbatimChar"/>
-        </w:rPr>
+    </w:p>
+    <w:p>
+      <w:pPr>
+        <w:pStyle w:val="SourceCode"/>
+        <w:spacing w:before="0" w:after="0" w:line="200" w:lineRule="auto"/>
+      </w:pPr>
+      <w:r>
         <w:t xml:space="preserve">    }</w:t>
       </w:r>
-      <w:r>
-        <w:br/>
-      </w:r>
-      <w:r>
-        <w:br/>
-      </w:r>
-      <w:r>
-        <w:rPr>
-          <w:rStyle w:val="VerbatimChar"/>
-        </w:rPr>
+    </w:p>
+    <w:p>
+      <w:pPr>
+        <w:pStyle w:val="SourceCode"/>
+        <w:spacing w:before="0" w:after="0" w:line="200" w:lineRule="auto"/>
+      </w:pPr>
+    </w:p>
+    <w:p>
+      <w:pPr>
+        <w:pStyle w:val="SourceCode"/>
+        <w:spacing w:before="0" w:after="0" w:line="200" w:lineRule="auto"/>
+      </w:pPr>
+      <w:r>
         <w:t xml:space="preserve">private:</w:t>
       </w:r>
-      <w:r>
-        <w:br/>
-      </w:r>
-      <w:r>
-        <w:rPr>
-          <w:rStyle w:val="VerbatimChar"/>
-        </w:rPr>
+    </w:p>
+    <w:p>
+      <w:pPr>
+        <w:pStyle w:val="SourceCode"/>
+        <w:spacing w:before="0" w:after="0" w:line="200" w:lineRule="auto"/>
+      </w:pPr>
+      <w:r>
         <w:t xml:space="preserve">    void init() {</w:t>
       </w:r>
-      <w:r>
-        <w:br/>
-      </w:r>
-      <w:r>
-        <w:rPr>
-          <w:rStyle w:val="VerbatimChar"/>
-        </w:rPr>
+    </w:p>
+    <w:p>
+      <w:pPr>
+        <w:pStyle w:val="SourceCode"/>
+        <w:spacing w:before="0" w:after="0" w:line="200" w:lineRule="auto"/>
+      </w:pPr>
+      <w:r>
         <w:t xml:space="preserve">        n_ = p_ * q_;</w:t>
       </w:r>
-      <w:r>
-        <w:br/>
-      </w:r>
-      <w:r>
-        <w:rPr>
-          <w:rStyle w:val="VerbatimChar"/>
-        </w:rPr>
+    </w:p>
+    <w:p>
+      <w:pPr>
+        <w:pStyle w:val="SourceCode"/>
+        <w:spacing w:before="0" w:after="0" w:line="200" w:lineRule="auto"/>
+      </w:pPr>
+      <w:r>
         <w:t xml:space="preserve">        phi_ = (p_ - 1) * (q_ - 1);</w:t>
       </w:r>
-      <w:r>
-        <w:br/>
-      </w:r>
-      <w:r>
-        <w:br/>
-      </w:r>
-      <w:r>
-        <w:rPr>
-          <w:rStyle w:val="VerbatimChar"/>
-        </w:rPr>
+    </w:p>
+    <w:p>
+      <w:pPr>
+        <w:pStyle w:val="SourceCode"/>
+        <w:spacing w:before="0" w:after="0" w:line="200" w:lineRule="auto"/>
+      </w:pPr>
+    </w:p>
+    <w:p>
+      <w:pPr>
+        <w:pStyle w:val="SourceCode"/>
+        <w:spacing w:before="0" w:after="0" w:line="200" w:lineRule="auto"/>
+      </w:pPr>
+      <w:r>
         <w:t xml:space="preserve">        e_ = 65537;                       // типовий відкритий експонент</w:t>
       </w:r>
-      <w:r>
-        <w:br/>
-      </w:r>
-      <w:r>
-        <w:rPr>
-          <w:rStyle w:val="VerbatimChar"/>
-        </w:rPr>
+    </w:p>
+    <w:p>
+      <w:pPr>
+        <w:pStyle w:val="SourceCode"/>
+        <w:spacing w:before="0" w:after="0" w:line="200" w:lineRule="auto"/>
+      </w:pPr>
+      <w:r>
         <w:t xml:space="preserve">        if (e_ &gt;= phi_) e_ = 17;          // для навчальних малих ключів</w:t>
       </w:r>
-      <w:r>
-        <w:br/>
-      </w:r>
-      <w:r>
-        <w:rPr>
-          <w:rStyle w:val="VerbatimChar"/>
-        </w:rPr>
-        <w:t xml:space="preserve">        while (gcdValue(static_cast&lt;long long&gt;(e_), static_cast&lt;long long&gt;(phi_)) != 1) {</w:t>
-      </w:r>
-      <w:r>
-        <w:br/>
-      </w:r>
-      <w:r>
-        <w:rPr>
-          <w:rStyle w:val="VerbatimChar"/>
-        </w:rPr>
+    </w:p>
+    <w:p>
+      <w:pPr>
+        <w:pStyle w:val="SourceCode"/>
+        <w:spacing w:before="0" w:after="0" w:line="200" w:lineRule="auto"/>
+      </w:pPr>
+      <w:r>
+        <w:t xml:space="preserve">        while (gcdValue(static_cast&lt;long long&gt;(e_),</w:t>
+      </w:r>
+    </w:p>
+    <w:p>
+      <w:pPr>
+        <w:pStyle w:val="SourceCode"/>
+        <w:spacing w:before="0" w:after="0" w:line="200" w:lineRule="auto"/>
+      </w:pPr>
+      <w:r>
+        <w:t xml:space="preserve">                        static_cast&lt;long long&gt;(phi_)) != 1) {</w:t>
+      </w:r>
+    </w:p>
+    <w:p>
+      <w:pPr>
+        <w:pStyle w:val="SourceCode"/>
+        <w:spacing w:before="0" w:after="0" w:line="200" w:lineRule="auto"/>
+      </w:pPr>
+      <w:r>
         <w:t xml:space="preserve">            e_ += 2;</w:t>
       </w:r>
-      <w:r>
-        <w:br/>
-      </w:r>
-      <w:r>
-        <w:rPr>
-          <w:rStyle w:val="VerbatimChar"/>
-        </w:rPr>
+    </w:p>
+    <w:p>
+      <w:pPr>
+        <w:pStyle w:val="SourceCode"/>
+        <w:spacing w:before="0" w:after="0" w:line="200" w:lineRule="auto"/>
+      </w:pPr>
+      <w:r>
         <w:t xml:space="preserve">        }</w:t>
       </w:r>
-      <w:r>
-        <w:br/>
-      </w:r>
-      <w:r>
-        <w:br/>
-      </w:r>
-      <w:r>
-        <w:rPr>
-          <w:rStyle w:val="VerbatimChar"/>
-        </w:rPr>
+    </w:p>
+    <w:p>
+      <w:pPr>
+        <w:pStyle w:val="SourceCode"/>
+        <w:spacing w:before="0" w:after="0" w:line="200" w:lineRule="auto"/>
+      </w:pPr>
+    </w:p>
+    <w:p>
+      <w:pPr>
+        <w:pStyle w:val="SourceCode"/>
+        <w:spacing w:before="0" w:after="0" w:line="200" w:lineRule="auto"/>
+      </w:pPr>
+      <w:r>
         <w:t xml:space="preserve">        d_ = static_cast&lt;u64&gt;(modInverse(static_cast&lt;long long&gt;(e_),</w:t>
       </w:r>
-      <w:r>
-        <w:br/>
-      </w:r>
-      <w:r>
-        <w:rPr>
-          <w:rStyle w:val="VerbatimChar"/>
-        </w:rPr>
+    </w:p>
+    <w:p>
+      <w:pPr>
+        <w:pStyle w:val="SourceCode"/>
+        <w:spacing w:before="0" w:after="0" w:line="200" w:lineRule="auto"/>
+      </w:pPr>
+      <w:r>
         <w:t xml:space="preserve">                                         static_cast&lt;long long&gt;(phi_)));</w:t>
       </w:r>
-      <w:r>
-        <w:br/>
-      </w:r>
-      <w:r>
-        <w:rPr>
-          <w:rStyle w:val="VerbatimChar"/>
-        </w:rPr>
+    </w:p>
+    <w:p>
+      <w:pPr>
+        <w:pStyle w:val="SourceCode"/>
+        <w:spacing w:before="0" w:after="0" w:line="200" w:lineRule="auto"/>
+      </w:pPr>
+      <w:r>
         <w:t xml:space="preserve">    }</w:t>
       </w:r>
-      <w:r>
-        <w:br/>
-      </w:r>
-      <w:r>
-        <w:br/>
-      </w:r>
-      <w:r>
-        <w:rPr>
-          <w:rStyle w:val="VerbatimChar"/>
-        </w:rPr>
+    </w:p>
+    <w:p>
+      <w:pPr>
+        <w:pStyle w:val="SourceCode"/>
+        <w:spacing w:before="0" w:after="0" w:line="200" w:lineRule="auto"/>
+      </w:pPr>
+    </w:p>
+    <w:p>
+      <w:pPr>
+        <w:pStyle w:val="SourceCode"/>
+        <w:spacing w:before="0" w:after="0" w:line="200" w:lineRule="auto"/>
+      </w:pPr>
+      <w:r>
         <w:t xml:space="preserve">    u64 p_ = 0, q_ = 0, n_ = 0, phi_ = 0, e_ = 0, d_ = 0;</w:t>
       </w:r>
-      <w:r>
-        <w:br/>
-      </w:r>
-      <w:r>
-        <w:rPr>
-          <w:rStyle w:val="VerbatimChar"/>
-        </w:rPr>
+    </w:p>
+    <w:p>
+      <w:pPr>
+        <w:pStyle w:val="SourceCode"/>
+        <w:spacing w:before="0" w:after="120" w:line="200" w:lineRule="auto"/>
+      </w:pPr>
+      <w:r>
         <w:t xml:space="preserve">};</w:t>
       </w:r>
     </w:p>
@@ -2526,290 +2623,306 @@
     <w:p>
       <w:pPr>
         <w:pStyle w:val="SourceCode"/>
-      </w:pPr>
-      <w:r>
-        <w:rPr>
-          <w:rStyle w:val="VerbatimChar"/>
-        </w:rPr>
+        <w:spacing w:before="120" w:after="0" w:line="200" w:lineRule="auto"/>
+      </w:pPr>
+      <w:r>
         <w:t xml:space="preserve">#include &lt;iostream&gt;</w:t>
       </w:r>
-      <w:r>
-        <w:br/>
-      </w:r>
-      <w:r>
-        <w:rPr>
-          <w:rStyle w:val="VerbatimChar"/>
-        </w:rPr>
+    </w:p>
+    <w:p>
+      <w:pPr>
+        <w:pStyle w:val="SourceCode"/>
+        <w:spacing w:before="0" w:after="0" w:line="200" w:lineRule="auto"/>
+      </w:pPr>
+      <w:r>
         <w:t xml:space="preserve">#include &lt;string&gt;</w:t>
       </w:r>
-      <w:r>
-        <w:br/>
-      </w:r>
-      <w:r>
-        <w:rPr>
-          <w:rStyle w:val="VerbatimChar"/>
-        </w:rPr>
+    </w:p>
+    <w:p>
+      <w:pPr>
+        <w:pStyle w:val="SourceCode"/>
+        <w:spacing w:before="0" w:after="0" w:line="200" w:lineRule="auto"/>
+      </w:pPr>
+      <w:r>
         <w:t xml:space="preserve">#include &lt;vector&gt;</w:t>
       </w:r>
-      <w:r>
-        <w:br/>
-      </w:r>
-      <w:r>
-        <w:br/>
-      </w:r>
-      <w:r>
-        <w:rPr>
-          <w:rStyle w:val="VerbatimChar"/>
-        </w:rPr>
+    </w:p>
+    <w:p>
+      <w:pPr>
+        <w:pStyle w:val="SourceCode"/>
+        <w:spacing w:before="0" w:after="0" w:line="200" w:lineRule="auto"/>
+      </w:pPr>
+    </w:p>
+    <w:p>
+      <w:pPr>
+        <w:pStyle w:val="SourceCode"/>
+        <w:spacing w:before="0" w:after="0" w:line="200" w:lineRule="auto"/>
+      </w:pPr>
+      <w:r>
         <w:t xml:space="preserve">using u64 = unsigned long long;</w:t>
       </w:r>
-      <w:r>
-        <w:br/>
-      </w:r>
-      <w:r>
-        <w:br/>
-      </w:r>
-      <w:r>
-        <w:rPr>
-          <w:rStyle w:val="VerbatimChar"/>
-        </w:rPr>
+    </w:p>
+    <w:p>
+      <w:pPr>
+        <w:pStyle w:val="SourceCode"/>
+        <w:spacing w:before="0" w:after="0" w:line="200" w:lineRule="auto"/>
+      </w:pPr>
+    </w:p>
+    <w:p>
+      <w:pPr>
+        <w:pStyle w:val="SourceCode"/>
+        <w:spacing w:before="0" w:after="0" w:line="200" w:lineRule="auto"/>
+      </w:pPr>
+      <w:r>
         <w:t xml:space="preserve">// Текст шифрується посимвольно: кожен байт перетворюється на окреме число.</w:t>
       </w:r>
-      <w:r>
-        <w:br/>
-      </w:r>
-      <w:r>
-        <w:rPr>
-          <w:rStyle w:val="VerbatimChar"/>
-        </w:rPr>
+    </w:p>
+    <w:p>
+      <w:pPr>
+        <w:pStyle w:val="SourceCode"/>
+        <w:spacing w:before="0" w:after="0" w:line="200" w:lineRule="auto"/>
+      </w:pPr>
+      <w:r>
         <w:t xml:space="preserve">// Такий режим наочний, але в реальних системах не застосовується — він</w:t>
       </w:r>
-      <w:r>
-        <w:br/>
-      </w:r>
-      <w:r>
-        <w:rPr>
-          <w:rStyle w:val="VerbatimChar"/>
-        </w:rPr>
+    </w:p>
+    <w:p>
+      <w:pPr>
+        <w:pStyle w:val="SourceCode"/>
+        <w:spacing w:before="0" w:after="0" w:line="200" w:lineRule="auto"/>
+      </w:pPr>
+      <w:r>
         <w:t xml:space="preserve">// зберігає статистику тексту, як і шифр простої заміни.</w:t>
       </w:r>
-      <w:r>
-        <w:br/>
-      </w:r>
-      <w:r>
-        <w:rPr>
-          <w:rStyle w:val="VerbatimChar"/>
-        </w:rPr>
+    </w:p>
+    <w:p>
+      <w:pPr>
+        <w:pStyle w:val="SourceCode"/>
+        <w:spacing w:before="0" w:after="0" w:line="200" w:lineRule="auto"/>
+      </w:pPr>
+      <w:r>
         <w:t xml:space="preserve">std::vector&lt;u64&gt; encryptText(const RSA&amp; rsa, const std::string&amp; text) {</w:t>
       </w:r>
-      <w:r>
-        <w:br/>
-      </w:r>
-      <w:r>
-        <w:rPr>
-          <w:rStyle w:val="VerbatimChar"/>
-        </w:rPr>
+    </w:p>
+    <w:p>
+      <w:pPr>
+        <w:pStyle w:val="SourceCode"/>
+        <w:spacing w:before="0" w:after="0" w:line="200" w:lineRule="auto"/>
+      </w:pPr>
+      <w:r>
         <w:t xml:space="preserve">    std::vector&lt;u64&gt; ciphertext;</w:t>
       </w:r>
-      <w:r>
-        <w:br/>
-      </w:r>
-      <w:r>
-        <w:rPr>
-          <w:rStyle w:val="VerbatimChar"/>
-        </w:rPr>
+    </w:p>
+    <w:p>
+      <w:pPr>
+        <w:pStyle w:val="SourceCode"/>
+        <w:spacing w:before="0" w:after="0" w:line="200" w:lineRule="auto"/>
+      </w:pPr>
+      <w:r>
         <w:t xml:space="preserve">    ciphertext.reserve(text.size());</w:t>
       </w:r>
-      <w:r>
-        <w:br/>
-      </w:r>
-      <w:r>
-        <w:br/>
-      </w:r>
-      <w:r>
-        <w:rPr>
-          <w:rStyle w:val="VerbatimChar"/>
-        </w:rPr>
+    </w:p>
+    <w:p>
+      <w:pPr>
+        <w:pStyle w:val="SourceCode"/>
+        <w:spacing w:before="0" w:after="0" w:line="200" w:lineRule="auto"/>
+      </w:pPr>
+    </w:p>
+    <w:p>
+      <w:pPr>
+        <w:pStyle w:val="SourceCode"/>
+        <w:spacing w:before="0" w:after="0" w:line="200" w:lineRule="auto"/>
+      </w:pPr>
+      <w:r>
         <w:t xml:space="preserve">    for (unsigned char c : text) {</w:t>
       </w:r>
-      <w:r>
-        <w:br/>
-      </w:r>
-      <w:r>
-        <w:rPr>
-          <w:rStyle w:val="VerbatimChar"/>
-        </w:rPr>
+    </w:p>
+    <w:p>
+      <w:pPr>
+        <w:pStyle w:val="SourceCode"/>
+        <w:spacing w:before="0" w:after="0" w:line="200" w:lineRule="auto"/>
+      </w:pPr>
+      <w:r>
         <w:t xml:space="preserve">        ciphertext.push_back(rsa.encrypt(static_cast&lt;u64&gt;(c)));</w:t>
       </w:r>
-      <w:r>
-        <w:br/>
-      </w:r>
-      <w:r>
-        <w:rPr>
-          <w:rStyle w:val="VerbatimChar"/>
-        </w:rPr>
+    </w:p>
+    <w:p>
+      <w:pPr>
+        <w:pStyle w:val="SourceCode"/>
+        <w:spacing w:before="0" w:after="0" w:line="200" w:lineRule="auto"/>
+      </w:pPr>
+      <w:r>
         <w:t xml:space="preserve">    }</w:t>
       </w:r>
-      <w:r>
-        <w:br/>
-      </w:r>
-      <w:r>
-        <w:rPr>
-          <w:rStyle w:val="VerbatimChar"/>
-        </w:rPr>
+    </w:p>
+    <w:p>
+      <w:pPr>
+        <w:pStyle w:val="SourceCode"/>
+        <w:spacing w:before="0" w:after="0" w:line="200" w:lineRule="auto"/>
+      </w:pPr>
+      <w:r>
         <w:t xml:space="preserve">    return ciphertext;</w:t>
       </w:r>
-      <w:r>
-        <w:br/>
-      </w:r>
-      <w:r>
-        <w:rPr>
-          <w:rStyle w:val="VerbatimChar"/>
-        </w:rPr>
+    </w:p>
+    <w:p>
+      <w:pPr>
+        <w:pStyle w:val="SourceCode"/>
+        <w:spacing w:before="0" w:after="0" w:line="200" w:lineRule="auto"/>
+      </w:pPr>
+      <w:r>
         <w:t xml:space="preserve">}</w:t>
       </w:r>
-      <w:r>
-        <w:br/>
-      </w:r>
-      <w:r>
-        <w:br/>
-      </w:r>
-      <w:r>
-        <w:rPr>
-          <w:rStyle w:val="VerbatimChar"/>
-        </w:rPr>
+    </w:p>
+    <w:p>
+      <w:pPr>
+        <w:pStyle w:val="SourceCode"/>
+        <w:spacing w:before="0" w:after="0" w:line="200" w:lineRule="auto"/>
+      </w:pPr>
+    </w:p>
+    <w:p>
+      <w:pPr>
+        <w:pStyle w:val="SourceCode"/>
+        <w:spacing w:before="0" w:after="0" w:line="200" w:lineRule="auto"/>
+      </w:pPr>
+      <w:r>
         <w:t xml:space="preserve">std::string decryptText(const RSA&amp; rsa, const std::vector&lt;u64&gt;&amp; ciphertext) {</w:t>
       </w:r>
-      <w:r>
-        <w:br/>
-      </w:r>
-      <w:r>
-        <w:rPr>
-          <w:rStyle w:val="VerbatimChar"/>
-        </w:rPr>
+    </w:p>
+    <w:p>
+      <w:pPr>
+        <w:pStyle w:val="SourceCode"/>
+        <w:spacing w:before="0" w:after="0" w:line="200" w:lineRule="auto"/>
+      </w:pPr>
+      <w:r>
         <w:t xml:space="preserve">    std::string text;</w:t>
       </w:r>
-      <w:r>
-        <w:br/>
-      </w:r>
-      <w:r>
-        <w:rPr>
-          <w:rStyle w:val="VerbatimChar"/>
-        </w:rPr>
+    </w:p>
+    <w:p>
+      <w:pPr>
+        <w:pStyle w:val="SourceCode"/>
+        <w:spacing w:before="0" w:after="0" w:line="200" w:lineRule="auto"/>
+      </w:pPr>
+      <w:r>
         <w:t xml:space="preserve">    text.reserve(ciphertext.size());</w:t>
       </w:r>
-      <w:r>
-        <w:br/>
-      </w:r>
-      <w:r>
-        <w:br/>
-      </w:r>
-      <w:r>
-        <w:rPr>
-          <w:rStyle w:val="VerbatimChar"/>
-        </w:rPr>
+    </w:p>
+    <w:p>
+      <w:pPr>
+        <w:pStyle w:val="SourceCode"/>
+        <w:spacing w:before="0" w:after="0" w:line="200" w:lineRule="auto"/>
+      </w:pPr>
+    </w:p>
+    <w:p>
+      <w:pPr>
+        <w:pStyle w:val="SourceCode"/>
+        <w:spacing w:before="0" w:after="0" w:line="200" w:lineRule="auto"/>
+      </w:pPr>
+      <w:r>
         <w:t xml:space="preserve">    for (u64 block : ciphertext) {</w:t>
       </w:r>
-      <w:r>
-        <w:br/>
-      </w:r>
-      <w:r>
-        <w:rPr>
-          <w:rStyle w:val="VerbatimChar"/>
-        </w:rPr>
+    </w:p>
+    <w:p>
+      <w:pPr>
+        <w:pStyle w:val="SourceCode"/>
+        <w:spacing w:before="0" w:after="0" w:line="200" w:lineRule="auto"/>
+      </w:pPr>
+      <w:r>
         <w:t xml:space="preserve">        text += static_cast&lt;char&gt;(rsa.decrypt(block));</w:t>
       </w:r>
-      <w:r>
-        <w:br/>
-      </w:r>
-      <w:r>
-        <w:rPr>
-          <w:rStyle w:val="VerbatimChar"/>
-        </w:rPr>
+    </w:p>
+    <w:p>
+      <w:pPr>
+        <w:pStyle w:val="SourceCode"/>
+        <w:spacing w:before="0" w:after="0" w:line="200" w:lineRule="auto"/>
+      </w:pPr>
+      <w:r>
         <w:t xml:space="preserve">    }</w:t>
       </w:r>
-      <w:r>
-        <w:br/>
-      </w:r>
-      <w:r>
-        <w:rPr>
-          <w:rStyle w:val="VerbatimChar"/>
-        </w:rPr>
+    </w:p>
+    <w:p>
+      <w:pPr>
+        <w:pStyle w:val="SourceCode"/>
+        <w:spacing w:before="0" w:after="0" w:line="200" w:lineRule="auto"/>
+      </w:pPr>
+      <w:r>
         <w:t xml:space="preserve">    return text;</w:t>
       </w:r>
-      <w:r>
-        <w:br/>
-      </w:r>
-      <w:r>
-        <w:rPr>
-          <w:rStyle w:val="VerbatimChar"/>
-        </w:rPr>
+    </w:p>
+    <w:p>
+      <w:pPr>
+        <w:pStyle w:val="SourceCode"/>
+        <w:spacing w:before="0" w:after="0" w:line="200" w:lineRule="auto"/>
+      </w:pPr>
+      <w:r>
         <w:t xml:space="preserve">}</w:t>
       </w:r>
-      <w:r>
-        <w:br/>
-      </w:r>
-      <w:r>
-        <w:br/>
-      </w:r>
-      <w:r>
-        <w:rPr>
-          <w:rStyle w:val="VerbatimChar"/>
-        </w:rPr>
+    </w:p>
+    <w:p>
+      <w:pPr>
+        <w:pStyle w:val="SourceCode"/>
+        <w:spacing w:before="0" w:after="0" w:line="200" w:lineRule="auto"/>
+      </w:pPr>
+    </w:p>
+    <w:p>
+      <w:pPr>
+        <w:pStyle w:val="SourceCode"/>
+        <w:spacing w:before="0" w:after="0" w:line="200" w:lineRule="auto"/>
+      </w:pPr>
+      <w:r>
         <w:t xml:space="preserve">void printBlocks(const std::vector&lt;u64&gt;&amp; blocks) {</w:t>
       </w:r>
-      <w:r>
-        <w:br/>
-      </w:r>
-      <w:r>
-        <w:rPr>
-          <w:rStyle w:val="VerbatimChar"/>
-        </w:rPr>
+    </w:p>
+    <w:p>
+      <w:pPr>
+        <w:pStyle w:val="SourceCode"/>
+        <w:spacing w:before="0" w:after="0" w:line="200" w:lineRule="auto"/>
+      </w:pPr>
+      <w:r>
         <w:t xml:space="preserve">    for (size_t i = 0; i &lt; blocks.size(); ++i) {</w:t>
       </w:r>
-      <w:r>
-        <w:br/>
-      </w:r>
-      <w:r>
-        <w:rPr>
-          <w:rStyle w:val="VerbatimChar"/>
-        </w:rPr>
+    </w:p>
+    <w:p>
+      <w:pPr>
+        <w:pStyle w:val="SourceCode"/>
+        <w:spacing w:before="0" w:after="0" w:line="200" w:lineRule="auto"/>
+      </w:pPr>
+      <w:r>
         <w:t xml:space="preserve">        std::cout &lt;&lt; blocks[i];</w:t>
       </w:r>
-      <w:r>
-        <w:br/>
-      </w:r>
-      <w:r>
-        <w:rPr>
-          <w:rStyle w:val="VerbatimChar"/>
-        </w:rPr>
+    </w:p>
+    <w:p>
+      <w:pPr>
+        <w:pStyle w:val="SourceCode"/>
+        <w:spacing w:before="0" w:after="0" w:line="200" w:lineRule="auto"/>
+      </w:pPr>
+      <w:r>
         <w:t xml:space="preserve">        if (i + 1 &lt; blocks.size()) std::cout &lt;&lt; ' ';</w:t>
       </w:r>
-      <w:r>
-        <w:br/>
-      </w:r>
-      <w:r>
-        <w:rPr>
-          <w:rStyle w:val="VerbatimChar"/>
-        </w:rPr>
+    </w:p>
+    <w:p>
+      <w:pPr>
+        <w:pStyle w:val="SourceCode"/>
+        <w:spacing w:before="0" w:after="0" w:line="200" w:lineRule="auto"/>
+      </w:pPr>
+      <w:r>
         <w:t xml:space="preserve">    }</w:t>
       </w:r>
-      <w:r>
-        <w:br/>
-      </w:r>
-      <w:r>
-        <w:rPr>
-          <w:rStyle w:val="VerbatimChar"/>
-        </w:rPr>
+    </w:p>
+    <w:p>
+      <w:pPr>
+        <w:pStyle w:val="SourceCode"/>
+        <w:spacing w:before="0" w:after="0" w:line="200" w:lineRule="auto"/>
+      </w:pPr>
+      <w:r>
         <w:t xml:space="preserve">    std::cout &lt;&lt; "\n";</w:t>
       </w:r>
-      <w:r>
-        <w:br/>
-      </w:r>
-      <w:r>
-        <w:rPr>
-          <w:rStyle w:val="VerbatimChar"/>
-        </w:rPr>
+    </w:p>
+    <w:p>
+      <w:pPr>
+        <w:pStyle w:val="SourceCode"/>
+        <w:spacing w:before="0" w:after="120" w:line="200" w:lineRule="auto"/>
+      </w:pPr>
+      <w:r>
         <w:t xml:space="preserve">}</w:t>
       </w:r>
     </w:p>
@@ -2826,515 +2939,558 @@
     <w:p>
       <w:pPr>
         <w:pStyle w:val="SourceCode"/>
-      </w:pPr>
-      <w:r>
-        <w:rPr>
-          <w:rStyle w:val="VerbatimChar"/>
-        </w:rPr>
+        <w:spacing w:before="120" w:after="0" w:line="200" w:lineRule="auto"/>
+      </w:pPr>
+      <w:r>
         <w:t xml:space="preserve">#include &lt;iostream&gt;</w:t>
       </w:r>
-      <w:r>
-        <w:br/>
-      </w:r>
-      <w:r>
-        <w:rPr>
-          <w:rStyle w:val="VerbatimChar"/>
-        </w:rPr>
+    </w:p>
+    <w:p>
+      <w:pPr>
+        <w:pStyle w:val="SourceCode"/>
+        <w:spacing w:before="0" w:after="0" w:line="200" w:lineRule="auto"/>
+      </w:pPr>
+      <w:r>
         <w:t xml:space="preserve">#include &lt;string&gt;</w:t>
       </w:r>
-      <w:r>
-        <w:br/>
-      </w:r>
-      <w:r>
-        <w:rPr>
-          <w:rStyle w:val="VerbatimChar"/>
-        </w:rPr>
+    </w:p>
+    <w:p>
+      <w:pPr>
+        <w:pStyle w:val="SourceCode"/>
+        <w:spacing w:before="0" w:after="0" w:line="200" w:lineRule="auto"/>
+      </w:pPr>
+      <w:r>
         <w:t xml:space="preserve">#include &lt;vector&gt;</w:t>
       </w:r>
-      <w:r>
-        <w:br/>
-      </w:r>
-      <w:r>
-        <w:br/>
-      </w:r>
-      <w:r>
-        <w:rPr>
-          <w:rStyle w:val="VerbatimChar"/>
-        </w:rPr>
+    </w:p>
+    <w:p>
+      <w:pPr>
+        <w:pStyle w:val="SourceCode"/>
+        <w:spacing w:before="0" w:after="0" w:line="200" w:lineRule="auto"/>
+      </w:pPr>
+    </w:p>
+    <w:p>
+      <w:pPr>
+        <w:pStyle w:val="SourceCode"/>
+        <w:spacing w:before="0" w:after="0" w:line="200" w:lineRule="auto"/>
+      </w:pPr>
+      <w:r>
         <w:t xml:space="preserve">int main() {</w:t>
       </w:r>
-      <w:r>
-        <w:br/>
-      </w:r>
-      <w:r>
-        <w:rPr>
-          <w:rStyle w:val="VerbatimChar"/>
-        </w:rPr>
+    </w:p>
+    <w:p>
+      <w:pPr>
+        <w:pStyle w:val="SourceCode"/>
+        <w:spacing w:before="0" w:after="0" w:line="200" w:lineRule="auto"/>
+      </w:pPr>
+      <w:r>
         <w:t xml:space="preserve">    std::cout &lt;&lt; "============================================================\n";</w:t>
       </w:r>
-      <w:r>
-        <w:br/>
-      </w:r>
-      <w:r>
-        <w:rPr>
-          <w:rStyle w:val="VerbatimChar"/>
-        </w:rPr>
+    </w:p>
+    <w:p>
+      <w:pPr>
+        <w:pStyle w:val="SourceCode"/>
+        <w:spacing w:before="0" w:after="0" w:line="200" w:lineRule="auto"/>
+      </w:pPr>
+      <w:r>
         <w:t xml:space="preserve">    std::cout &lt;&lt; "ДЕМОНСТРАЦІЯ АЛГОРИТМУ RSA\n";</w:t>
       </w:r>
-      <w:r>
-        <w:br/>
-      </w:r>
-      <w:r>
-        <w:rPr>
-          <w:rStyle w:val="VerbatimChar"/>
-        </w:rPr>
+    </w:p>
+    <w:p>
+      <w:pPr>
+        <w:pStyle w:val="SourceCode"/>
+        <w:spacing w:before="0" w:after="0" w:line="200" w:lineRule="auto"/>
+      </w:pPr>
+      <w:r>
         <w:t xml:space="preserve">    std::cout &lt;&lt; "============================================================\n";</w:t>
       </w:r>
-      <w:r>
-        <w:br/>
-      </w:r>
-      <w:r>
-        <w:br/>
-      </w:r>
-      <w:r>
-        <w:rPr>
-          <w:rStyle w:val="VerbatimChar"/>
-        </w:rPr>
+    </w:p>
+    <w:p>
+      <w:pPr>
+        <w:pStyle w:val="SourceCode"/>
+        <w:spacing w:before="0" w:after="0" w:line="200" w:lineRule="auto"/>
+      </w:pPr>
+    </w:p>
+    <w:p>
+      <w:pPr>
+        <w:pStyle w:val="SourceCode"/>
+        <w:spacing w:before="0" w:after="0" w:line="200" w:lineRule="auto"/>
+      </w:pPr>
+      <w:r>
         <w:t xml:space="preserve">    // 1. Генерація ключів на малих простих числах</w:t>
       </w:r>
-      <w:r>
-        <w:br/>
-      </w:r>
-      <w:r>
-        <w:rPr>
-          <w:rStyle w:val="VerbatimChar"/>
-        </w:rPr>
+    </w:p>
+    <w:p>
+      <w:pPr>
+        <w:pStyle w:val="SourceCode"/>
+        <w:spacing w:before="0" w:after="0" w:line="200" w:lineRule="auto"/>
+      </w:pPr>
+      <w:r>
         <w:t xml:space="preserve">    u64 p = 61, q = 53;</w:t>
       </w:r>
-      <w:r>
-        <w:br/>
-      </w:r>
-      <w:r>
-        <w:rPr>
-          <w:rStyle w:val="VerbatimChar"/>
-        </w:rPr>
+    </w:p>
+    <w:p>
+      <w:pPr>
+        <w:pStyle w:val="SourceCode"/>
+        <w:spacing w:before="0" w:after="0" w:line="200" w:lineRule="auto"/>
+      </w:pPr>
+      <w:r>
         <w:t xml:space="preserve">    RSA rsa(p, q);</w:t>
       </w:r>
-      <w:r>
-        <w:br/>
-      </w:r>
-      <w:r>
-        <w:br/>
-      </w:r>
-      <w:r>
-        <w:rPr>
-          <w:rStyle w:val="VerbatimChar"/>
-        </w:rPr>
+    </w:p>
+    <w:p>
+      <w:pPr>
+        <w:pStyle w:val="SourceCode"/>
+        <w:spacing w:before="0" w:after="0" w:line="200" w:lineRule="auto"/>
+      </w:pPr>
+    </w:p>
+    <w:p>
+      <w:pPr>
+        <w:pStyle w:val="SourceCode"/>
+        <w:spacing w:before="0" w:after="0" w:line="200" w:lineRule="auto"/>
+      </w:pPr>
+      <w:r>
         <w:t xml:space="preserve">    std::cout &lt;&lt; "\n1. ГЕНЕРАЦІЯ КЛЮЧІВ\n";</w:t>
       </w:r>
-      <w:r>
-        <w:br/>
-      </w:r>
-      <w:r>
-        <w:rPr>
-          <w:rStyle w:val="VerbatimChar"/>
-        </w:rPr>
+    </w:p>
+    <w:p>
+      <w:pPr>
+        <w:pStyle w:val="SourceCode"/>
+        <w:spacing w:before="0" w:after="0" w:line="200" w:lineRule="auto"/>
+      </w:pPr>
+      <w:r>
         <w:t xml:space="preserve">    std::cout &lt;&lt; "   p = " &lt;&lt; p &lt;&lt; "\n";</w:t>
       </w:r>
-      <w:r>
-        <w:br/>
-      </w:r>
-      <w:r>
-        <w:rPr>
-          <w:rStyle w:val="VerbatimChar"/>
-        </w:rPr>
+    </w:p>
+    <w:p>
+      <w:pPr>
+        <w:pStyle w:val="SourceCode"/>
+        <w:spacing w:before="0" w:after="0" w:line="200" w:lineRule="auto"/>
+      </w:pPr>
+      <w:r>
         <w:t xml:space="preserve">    std::cout &lt;&lt; "   q = " &lt;&lt; q &lt;&lt; "\n";</w:t>
       </w:r>
-      <w:r>
-        <w:br/>
-      </w:r>
-      <w:r>
-        <w:rPr>
-          <w:rStyle w:val="VerbatimChar"/>
-        </w:rPr>
+    </w:p>
+    <w:p>
+      <w:pPr>
+        <w:pStyle w:val="SourceCode"/>
+        <w:spacing w:before="0" w:after="0" w:line="200" w:lineRule="auto"/>
+      </w:pPr>
+      <w:r>
         <w:t xml:space="preserve">    std::cout &lt;&lt; "   n = p * q = " &lt;&lt; rsa.modulus() &lt;&lt; "\n";</w:t>
       </w:r>
-      <w:r>
-        <w:br/>
-      </w:r>
-      <w:r>
-        <w:rPr>
-          <w:rStyle w:val="VerbatimChar"/>
-        </w:rPr>
+    </w:p>
+    <w:p>
+      <w:pPr>
+        <w:pStyle w:val="SourceCode"/>
+        <w:spacing w:before="0" w:after="0" w:line="200" w:lineRule="auto"/>
+      </w:pPr>
+      <w:r>
         <w:t xml:space="preserve">    std::cout &lt;&lt; "   phi(n) = (p-1)(q-1) = " &lt;&lt; rsa.phi() &lt;&lt; "\n";</w:t>
       </w:r>
-      <w:r>
-        <w:br/>
-      </w:r>
-      <w:r>
-        <w:rPr>
-          <w:rStyle w:val="VerbatimChar"/>
-        </w:rPr>
+    </w:p>
+    <w:p>
+      <w:pPr>
+        <w:pStyle w:val="SourceCode"/>
+        <w:spacing w:before="0" w:after="0" w:line="200" w:lineRule="auto"/>
+      </w:pPr>
+      <w:r>
         <w:t xml:space="preserve">    std::cout &lt;&lt; "   e = " &lt;&lt; rsa.publicExponent() &lt;&lt; "\n";</w:t>
       </w:r>
-      <w:r>
-        <w:br/>
-      </w:r>
-      <w:r>
-        <w:rPr>
-          <w:rStyle w:val="VerbatimChar"/>
-        </w:rPr>
+    </w:p>
+    <w:p>
+      <w:pPr>
+        <w:pStyle w:val="SourceCode"/>
+        <w:spacing w:before="0" w:after="0" w:line="200" w:lineRule="auto"/>
+      </w:pPr>
+      <w:r>
         <w:t xml:space="preserve">    std::cout &lt;&lt; "   d = " &lt;&lt; rsa.privateExponent() &lt;&lt; "\n";</w:t>
       </w:r>
-      <w:r>
-        <w:br/>
-      </w:r>
-      <w:r>
-        <w:rPr>
-          <w:rStyle w:val="VerbatimChar"/>
-        </w:rPr>
-        <w:t xml:space="preserve">    std::cout &lt;&lt; "   Відкритий ключ: (" &lt;&lt; rsa.publicExponent() &lt;&lt; ", " &lt;&lt; rsa.modulus() &lt;&lt; ")\n";</w:t>
-      </w:r>
-      <w:r>
-        <w:br/>
-      </w:r>
-      <w:r>
-        <w:rPr>
-          <w:rStyle w:val="VerbatimChar"/>
-        </w:rPr>
-        <w:t xml:space="preserve">    std::cout &lt;&lt; "   Закритий ключ:  (" &lt;&lt; rsa.privateExponent() &lt;&lt; ", " &lt;&lt; rsa.modulus() &lt;&lt; ")\n";</w:t>
-      </w:r>
-      <w:r>
-        <w:br/>
-      </w:r>
-      <w:r>
-        <w:rPr>
-          <w:rStyle w:val="VerbatimChar"/>
-        </w:rPr>
+    </w:p>
+    <w:p>
+      <w:pPr>
+        <w:pStyle w:val="SourceCode"/>
+        <w:spacing w:before="0" w:after="0" w:line="200" w:lineRule="auto"/>
+      </w:pPr>
+      <w:r>
+        <w:t xml:space="preserve">    std::cout &lt;&lt; "   Відкритий ключ: (" &lt;&lt; rsa.publicExponent()</w:t>
+      </w:r>
+    </w:p>
+    <w:p>
+      <w:pPr>
+        <w:pStyle w:val="SourceCode"/>
+        <w:spacing w:before="0" w:after="0" w:line="200" w:lineRule="auto"/>
+      </w:pPr>
+      <w:r>
+        <w:t xml:space="preserve">              &lt;&lt; ", " &lt;&lt; rsa.modulus() &lt;&lt; ")\n";</w:t>
+      </w:r>
+    </w:p>
+    <w:p>
+      <w:pPr>
+        <w:pStyle w:val="SourceCode"/>
+        <w:spacing w:before="0" w:after="0" w:line="200" w:lineRule="auto"/>
+      </w:pPr>
+      <w:r>
+        <w:t xml:space="preserve">    std::cout &lt;&lt; "   Закритий ключ:  (" &lt;&lt; rsa.privateExponent()</w:t>
+      </w:r>
+    </w:p>
+    <w:p>
+      <w:pPr>
+        <w:pStyle w:val="SourceCode"/>
+        <w:spacing w:before="0" w:after="0" w:line="200" w:lineRule="auto"/>
+      </w:pPr>
+      <w:r>
+        <w:t xml:space="preserve">              &lt;&lt; ", " &lt;&lt; rsa.modulus() &lt;&lt; ")\n";</w:t>
+      </w:r>
+    </w:p>
+    <w:p>
+      <w:pPr>
+        <w:pStyle w:val="SourceCode"/>
+        <w:spacing w:before="0" w:after="0" w:line="200" w:lineRule="auto"/>
+      </w:pPr>
+      <w:r>
         <w:t xml:space="preserve">    std::cout &lt;&lt; "   Перевірка: e * d mod phi(n) = "</w:t>
       </w:r>
-      <w:r>
-        <w:br/>
-      </w:r>
-      <w:r>
-        <w:rPr>
-          <w:rStyle w:val="VerbatimChar"/>
-        </w:rPr>
+    </w:p>
+    <w:p>
+      <w:pPr>
+        <w:pStyle w:val="SourceCode"/>
+        <w:spacing w:before="0" w:after="0" w:line="200" w:lineRule="auto"/>
+      </w:pPr>
+      <w:r>
         <w:t xml:space="preserve">              &lt;&lt; (rsa.publicExponent() * rsa.privateExponent()) % rsa.phi() &lt;&lt; "\n";</w:t>
       </w:r>
-      <w:r>
-        <w:br/>
-      </w:r>
-      <w:r>
-        <w:br/>
-      </w:r>
-      <w:r>
-        <w:rPr>
-          <w:rStyle w:val="VerbatimChar"/>
-        </w:rPr>
+    </w:p>
+    <w:p>
+      <w:pPr>
+        <w:pStyle w:val="SourceCode"/>
+        <w:spacing w:before="0" w:after="0" w:line="200" w:lineRule="auto"/>
+      </w:pPr>
+    </w:p>
+    <w:p>
+      <w:pPr>
+        <w:pStyle w:val="SourceCode"/>
+        <w:spacing w:before="0" w:after="0" w:line="200" w:lineRule="auto"/>
+      </w:pPr>
+      <w:r>
         <w:t xml:space="preserve">    // 2. Шифрування окремого числа</w:t>
       </w:r>
-      <w:r>
-        <w:br/>
-      </w:r>
-      <w:r>
-        <w:rPr>
-          <w:rStyle w:val="VerbatimChar"/>
-        </w:rPr>
+    </w:p>
+    <w:p>
+      <w:pPr>
+        <w:pStyle w:val="SourceCode"/>
+        <w:spacing w:before="0" w:after="0" w:line="200" w:lineRule="auto"/>
+      </w:pPr>
+      <w:r>
         <w:t xml:space="preserve">    std::cout &lt;&lt; "\n2. ШИФРУВАННЯ ЧИСЛА\n";</w:t>
       </w:r>
-      <w:r>
-        <w:br/>
-      </w:r>
-      <w:r>
-        <w:rPr>
-          <w:rStyle w:val="VerbatimChar"/>
-        </w:rPr>
+    </w:p>
+    <w:p>
+      <w:pPr>
+        <w:pStyle w:val="SourceCode"/>
+        <w:spacing w:before="0" w:after="0" w:line="200" w:lineRule="auto"/>
+      </w:pPr>
+      <w:r>
         <w:t xml:space="preserve">    u64 message = 65;  // код символу 'A'</w:t>
       </w:r>
-      <w:r>
-        <w:br/>
-      </w:r>
-      <w:r>
-        <w:rPr>
-          <w:rStyle w:val="VerbatimChar"/>
-        </w:rPr>
+    </w:p>
+    <w:p>
+      <w:pPr>
+        <w:pStyle w:val="SourceCode"/>
+        <w:spacing w:before="0" w:after="0" w:line="200" w:lineRule="auto"/>
+      </w:pPr>
+      <w:r>
         <w:t xml:space="preserve">    u64 cipher = rsa.encrypt(message);</w:t>
       </w:r>
-      <w:r>
-        <w:br/>
-      </w:r>
-      <w:r>
-        <w:rPr>
-          <w:rStyle w:val="VerbatimChar"/>
-        </w:rPr>
+    </w:p>
+    <w:p>
+      <w:pPr>
+        <w:pStyle w:val="SourceCode"/>
+        <w:spacing w:before="0" w:after="0" w:line="200" w:lineRule="auto"/>
+      </w:pPr>
+      <w:r>
         <w:t xml:space="preserve">    std::cout &lt;&lt; "   Повідомлення M = " &lt;&lt; message</w:t>
       </w:r>
-      <w:r>
-        <w:br/>
-      </w:r>
-      <w:r>
-        <w:rPr>
-          <w:rStyle w:val="VerbatimChar"/>
-        </w:rPr>
+    </w:p>
+    <w:p>
+      <w:pPr>
+        <w:pStyle w:val="SourceCode"/>
+        <w:spacing w:before="0" w:after="0" w:line="200" w:lineRule="auto"/>
+      </w:pPr>
+      <w:r>
         <w:t xml:space="preserve">              &lt;&lt; " (символ '" &lt;&lt; static_cast&lt;char&gt;(message) &lt;&lt; "')\n";</w:t>
       </w:r>
-      <w:r>
-        <w:br/>
-      </w:r>
-      <w:r>
-        <w:rPr>
-          <w:rStyle w:val="VerbatimChar"/>
-        </w:rPr>
+    </w:p>
+    <w:p>
+      <w:pPr>
+        <w:pStyle w:val="SourceCode"/>
+        <w:spacing w:before="0" w:after="0" w:line="200" w:lineRule="auto"/>
+      </w:pPr>
+      <w:r>
         <w:t xml:space="preserve">    std::cout &lt;&lt; "   Шифротекст  C = M^e mod n = " &lt;&lt; cipher &lt;&lt; "\n";</w:t>
       </w:r>
-      <w:r>
-        <w:br/>
-      </w:r>
-      <w:r>
-        <w:br/>
-      </w:r>
-      <w:r>
-        <w:rPr>
-          <w:rStyle w:val="VerbatimChar"/>
-        </w:rPr>
+    </w:p>
+    <w:p>
+      <w:pPr>
+        <w:pStyle w:val="SourceCode"/>
+        <w:spacing w:before="0" w:after="0" w:line="200" w:lineRule="auto"/>
+      </w:pPr>
+    </w:p>
+    <w:p>
+      <w:pPr>
+        <w:pStyle w:val="SourceCode"/>
+        <w:spacing w:before="0" w:after="0" w:line="200" w:lineRule="auto"/>
+      </w:pPr>
+      <w:r>
         <w:t xml:space="preserve">    // 3. Розшифрування</w:t>
       </w:r>
-      <w:r>
-        <w:br/>
-      </w:r>
-      <w:r>
-        <w:rPr>
-          <w:rStyle w:val="VerbatimChar"/>
-        </w:rPr>
+    </w:p>
+    <w:p>
+      <w:pPr>
+        <w:pStyle w:val="SourceCode"/>
+        <w:spacing w:before="0" w:after="0" w:line="200" w:lineRule="auto"/>
+      </w:pPr>
+      <w:r>
         <w:t xml:space="preserve">    std::cout &lt;&lt; "\n3. РОЗШИФРУВАННЯ\n";</w:t>
       </w:r>
-      <w:r>
-        <w:br/>
-      </w:r>
-      <w:r>
-        <w:rPr>
-          <w:rStyle w:val="VerbatimChar"/>
-        </w:rPr>
+    </w:p>
+    <w:p>
+      <w:pPr>
+        <w:pStyle w:val="SourceCode"/>
+        <w:spacing w:before="0" w:after="0" w:line="200" w:lineRule="auto"/>
+      </w:pPr>
+      <w:r>
         <w:t xml:space="preserve">    u64 restored = rsa.decrypt(cipher);</w:t>
       </w:r>
-      <w:r>
-        <w:br/>
-      </w:r>
-      <w:r>
-        <w:rPr>
-          <w:rStyle w:val="VerbatimChar"/>
-        </w:rPr>
+    </w:p>
+    <w:p>
+      <w:pPr>
+        <w:pStyle w:val="SourceCode"/>
+        <w:spacing w:before="0" w:after="0" w:line="200" w:lineRule="auto"/>
+      </w:pPr>
+      <w:r>
         <w:t xml:space="preserve">    std::cout &lt;&lt; "   M = C^d mod n = " &lt;&lt; restored</w:t>
       </w:r>
-      <w:r>
-        <w:br/>
-      </w:r>
-      <w:r>
-        <w:rPr>
-          <w:rStyle w:val="VerbatimChar"/>
-        </w:rPr>
+    </w:p>
+    <w:p>
+      <w:pPr>
+        <w:pStyle w:val="SourceCode"/>
+        <w:spacing w:before="0" w:after="0" w:line="200" w:lineRule="auto"/>
+      </w:pPr>
+      <w:r>
         <w:t xml:space="preserve">              &lt;&lt; " (символ '" &lt;&lt; static_cast&lt;char&gt;(restored) &lt;&lt; "')\n";</w:t>
       </w:r>
-      <w:r>
-        <w:br/>
-      </w:r>
-      <w:r>
-        <w:rPr>
-          <w:rStyle w:val="VerbatimChar"/>
-        </w:rPr>
+    </w:p>
+    <w:p>
+      <w:pPr>
+        <w:pStyle w:val="SourceCode"/>
+        <w:spacing w:before="0" w:after="0" w:line="200" w:lineRule="auto"/>
+      </w:pPr>
+      <w:r>
         <w:t xml:space="preserve">    std::cout &lt;&lt; (message == restored ? "   Тест пройдено: збігається з оригіналом\n"</w:t>
       </w:r>
-      <w:r>
-        <w:br/>
-      </w:r>
-      <w:r>
-        <w:rPr>
-          <w:rStyle w:val="VerbatimChar"/>
-        </w:rPr>
+    </w:p>
+    <w:p>
+      <w:pPr>
+        <w:pStyle w:val="SourceCode"/>
+        <w:spacing w:before="0" w:after="0" w:line="200" w:lineRule="auto"/>
+      </w:pPr>
+      <w:r>
         <w:t xml:space="preserve">                                      : "   ПОМИЛКА: не збігається\n");</w:t>
       </w:r>
-      <w:r>
-        <w:br/>
-      </w:r>
-      <w:r>
-        <w:br/>
-      </w:r>
-      <w:r>
-        <w:rPr>
-          <w:rStyle w:val="VerbatimChar"/>
-        </w:rPr>
+    </w:p>
+    <w:p>
+      <w:pPr>
+        <w:pStyle w:val="SourceCode"/>
+        <w:spacing w:before="0" w:after="0" w:line="200" w:lineRule="auto"/>
+      </w:pPr>
+    </w:p>
+    <w:p>
+      <w:pPr>
+        <w:pStyle w:val="SourceCode"/>
+        <w:spacing w:before="0" w:after="0" w:line="200" w:lineRule="auto"/>
+      </w:pPr>
+      <w:r>
         <w:t xml:space="preserve">    // 4. Шифрування тексту більшим ключем</w:t>
       </w:r>
-      <w:r>
-        <w:br/>
-      </w:r>
-      <w:r>
-        <w:rPr>
-          <w:rStyle w:val="VerbatimChar"/>
-        </w:rPr>
+    </w:p>
+    <w:p>
+      <w:pPr>
+        <w:pStyle w:val="SourceCode"/>
+        <w:spacing w:before="0" w:after="0" w:line="200" w:lineRule="auto"/>
+      </w:pPr>
+      <w:r>
         <w:t xml:space="preserve">    std::cout &lt;&lt; "\n4. ШИФРУВАННЯ ТЕКСТУ\n";</w:t>
       </w:r>
-      <w:r>
-        <w:br/>
-      </w:r>
-      <w:r>
-        <w:rPr>
-          <w:rStyle w:val="VerbatimChar"/>
-        </w:rPr>
+    </w:p>
+    <w:p>
+      <w:pPr>
+        <w:pStyle w:val="SourceCode"/>
+        <w:spacing w:before="0" w:after="0" w:line="200" w:lineRule="auto"/>
+      </w:pPr>
+      <w:r>
         <w:t xml:space="preserve">    RSA rsaBig(10007, 10009);</w:t>
       </w:r>
-      <w:r>
-        <w:br/>
-      </w:r>
-      <w:r>
-        <w:rPr>
-          <w:rStyle w:val="VerbatimChar"/>
-        </w:rPr>
+    </w:p>
+    <w:p>
+      <w:pPr>
+        <w:pStyle w:val="SourceCode"/>
+        <w:spacing w:before="0" w:after="0" w:line="200" w:lineRule="auto"/>
+      </w:pPr>
+      <w:r>
         <w:t xml:space="preserve">    std::string text = "Hello";</w:t>
       </w:r>
-      <w:r>
-        <w:br/>
-      </w:r>
-      <w:r>
-        <w:br/>
-      </w:r>
-      <w:r>
-        <w:rPr>
-          <w:rStyle w:val="VerbatimChar"/>
-        </w:rPr>
+    </w:p>
+    <w:p>
+      <w:pPr>
+        <w:pStyle w:val="SourceCode"/>
+        <w:spacing w:before="0" w:after="0" w:line="200" w:lineRule="auto"/>
+      </w:pPr>
+    </w:p>
+    <w:p>
+      <w:pPr>
+        <w:pStyle w:val="SourceCode"/>
+        <w:spacing w:before="0" w:after="0" w:line="200" w:lineRule="auto"/>
+      </w:pPr>
+      <w:r>
         <w:t xml:space="preserve">    std::vector&lt;u64&gt; blocks = encryptText(rsaBig, text);</w:t>
       </w:r>
-      <w:r>
-        <w:br/>
-      </w:r>
-      <w:r>
-        <w:rPr>
-          <w:rStyle w:val="VerbatimChar"/>
-        </w:rPr>
+    </w:p>
+    <w:p>
+      <w:pPr>
+        <w:pStyle w:val="SourceCode"/>
+        <w:spacing w:before="0" w:after="0" w:line="200" w:lineRule="auto"/>
+      </w:pPr>
+      <w:r>
         <w:t xml:space="preserve">    std::cout &lt;&lt; "   Текст:        \"" &lt;&lt; text &lt;&lt; "\"\n";</w:t>
       </w:r>
-      <w:r>
-        <w:br/>
-      </w:r>
-      <w:r>
-        <w:rPr>
-          <w:rStyle w:val="VerbatimChar"/>
-        </w:rPr>
+    </w:p>
+    <w:p>
+      <w:pPr>
+        <w:pStyle w:val="SourceCode"/>
+        <w:spacing w:before="0" w:after="0" w:line="200" w:lineRule="auto"/>
+      </w:pPr>
+      <w:r>
         <w:t xml:space="preserve">    std::cout &lt;&lt; "   n = " &lt;&lt; rsaBig.modulus() &lt;&lt; "\n";</w:t>
       </w:r>
-      <w:r>
-        <w:br/>
-      </w:r>
-      <w:r>
-        <w:rPr>
-          <w:rStyle w:val="VerbatimChar"/>
-        </w:rPr>
+    </w:p>
+    <w:p>
+      <w:pPr>
+        <w:pStyle w:val="SourceCode"/>
+        <w:spacing w:before="0" w:after="0" w:line="200" w:lineRule="auto"/>
+      </w:pPr>
+      <w:r>
         <w:t xml:space="preserve">    std::cout &lt;&lt; "   Шифроблоки:   ";</w:t>
       </w:r>
-      <w:r>
-        <w:br/>
-      </w:r>
-      <w:r>
-        <w:rPr>
-          <w:rStyle w:val="VerbatimChar"/>
-        </w:rPr>
+    </w:p>
+    <w:p>
+      <w:pPr>
+        <w:pStyle w:val="SourceCode"/>
+        <w:spacing w:before="0" w:after="0" w:line="200" w:lineRule="auto"/>
+      </w:pPr>
+      <w:r>
         <w:t xml:space="preserve">    printBlocks(blocks);</w:t>
       </w:r>
-      <w:r>
-        <w:br/>
-      </w:r>
-      <w:r>
-        <w:rPr>
-          <w:rStyle w:val="VerbatimChar"/>
-        </w:rPr>
+    </w:p>
+    <w:p>
+      <w:pPr>
+        <w:pStyle w:val="SourceCode"/>
+        <w:spacing w:before="0" w:after="0" w:line="200" w:lineRule="auto"/>
+      </w:pPr>
+      <w:r>
         <w:t xml:space="preserve">    std::cout &lt;&lt; "   Розшифровано: \"" &lt;&lt; decryptText(rsaBig, blocks) &lt;&lt; "\"\n";</w:t>
       </w:r>
-      <w:r>
-        <w:br/>
-      </w:r>
-      <w:r>
-        <w:br/>
-      </w:r>
-      <w:r>
-        <w:rPr>
-          <w:rStyle w:val="VerbatimChar"/>
-        </w:rPr>
+    </w:p>
+    <w:p>
+      <w:pPr>
+        <w:pStyle w:val="SourceCode"/>
+        <w:spacing w:before="0" w:after="0" w:line="200" w:lineRule="auto"/>
+      </w:pPr>
+    </w:p>
+    <w:p>
+      <w:pPr>
+        <w:pStyle w:val="SourceCode"/>
+        <w:spacing w:before="0" w:after="0" w:line="200" w:lineRule="auto"/>
+      </w:pPr>
+      <w:r>
         <w:t xml:space="preserve">    // 5. Асиметричність: шифрує будь-хто, розшифровує лише власник d</w:t>
       </w:r>
-      <w:r>
-        <w:br/>
-      </w:r>
-      <w:r>
-        <w:rPr>
-          <w:rStyle w:val="VerbatimChar"/>
-        </w:rPr>
+    </w:p>
+    <w:p>
+      <w:pPr>
+        <w:pStyle w:val="SourceCode"/>
+        <w:spacing w:before="0" w:after="0" w:line="200" w:lineRule="auto"/>
+      </w:pPr>
+      <w:r>
         <w:t xml:space="preserve">    std::cout &lt;&lt; "\n5. АСИМЕТРИЧНІСТЬ\n";</w:t>
       </w:r>
-      <w:r>
-        <w:br/>
-      </w:r>
-      <w:r>
-        <w:rPr>
-          <w:rStyle w:val="VerbatimChar"/>
-        </w:rPr>
+    </w:p>
+    <w:p>
+      <w:pPr>
+        <w:pStyle w:val="SourceCode"/>
+        <w:spacing w:before="0" w:after="0" w:line="200" w:lineRule="auto"/>
+      </w:pPr>
+      <w:r>
         <w:t xml:space="preserve">    u64 fromAlice = RSA::encryptWith(42, rsa.publicExponent(), rsa.modulus());</w:t>
       </w:r>
-      <w:r>
-        <w:br/>
-      </w:r>
-      <w:r>
-        <w:rPr>
-          <w:rStyle w:val="VerbatimChar"/>
-        </w:rPr>
+    </w:p>
+    <w:p>
+      <w:pPr>
+        <w:pStyle w:val="SourceCode"/>
+        <w:spacing w:before="0" w:after="0" w:line="200" w:lineRule="auto"/>
+      </w:pPr>
+      <w:r>
         <w:t xml:space="preserve">    std::cout &lt;&lt; "   Боб публікує відкритий ключ (" &lt;&lt; rsa.publicExponent()</w:t>
       </w:r>
-      <w:r>
-        <w:br/>
-      </w:r>
-      <w:r>
-        <w:rPr>
-          <w:rStyle w:val="VerbatimChar"/>
-        </w:rPr>
+    </w:p>
+    <w:p>
+      <w:pPr>
+        <w:pStyle w:val="SourceCode"/>
+        <w:spacing w:before="0" w:after="0" w:line="200" w:lineRule="auto"/>
+      </w:pPr>
+      <w:r>
         <w:t xml:space="preserve">              &lt;&lt; ", " &lt;&lt; rsa.modulus() &lt;&lt; ")\n";</w:t>
       </w:r>
-      <w:r>
-        <w:br/>
-      </w:r>
-      <w:r>
-        <w:rPr>
-          <w:rStyle w:val="VerbatimChar"/>
-        </w:rPr>
+    </w:p>
+    <w:p>
+      <w:pPr>
+        <w:pStyle w:val="SourceCode"/>
+        <w:spacing w:before="0" w:after="0" w:line="200" w:lineRule="auto"/>
+      </w:pPr>
+      <w:r>
         <w:t xml:space="preserve">    std::cout &lt;&lt; "   Аліса шифрує M=42 ключем Боба: C = " &lt;&lt; fromAlice &lt;&lt; "\n";</w:t>
       </w:r>
-      <w:r>
-        <w:br/>
-      </w:r>
-      <w:r>
-        <w:rPr>
-          <w:rStyle w:val="VerbatimChar"/>
-        </w:rPr>
+    </w:p>
+    <w:p>
+      <w:pPr>
+        <w:pStyle w:val="SourceCode"/>
+        <w:spacing w:before="0" w:after="0" w:line="200" w:lineRule="auto"/>
+      </w:pPr>
+      <w:r>
         <w:t xml:space="preserve">    std::cout &lt;&lt; "   Боб розшифровує своїм d: M = " &lt;&lt; rsa.decrypt(fromAlice) &lt;&lt; "\n";</w:t>
       </w:r>
-      <w:r>
-        <w:br/>
-      </w:r>
-      <w:r>
-        <w:br/>
-      </w:r>
-      <w:r>
-        <w:rPr>
-          <w:rStyle w:val="VerbatimChar"/>
-        </w:rPr>
+    </w:p>
+    <w:p>
+      <w:pPr>
+        <w:pStyle w:val="SourceCode"/>
+        <w:spacing w:before="0" w:after="0" w:line="200" w:lineRule="auto"/>
+      </w:pPr>
+    </w:p>
+    <w:p>
+      <w:pPr>
+        <w:pStyle w:val="SourceCode"/>
+        <w:spacing w:before="0" w:after="0" w:line="200" w:lineRule="auto"/>
+      </w:pPr>
+      <w:r>
         <w:t xml:space="preserve">    return 0;</w:t>
       </w:r>
-      <w:r>
-        <w:br/>
-      </w:r>
-      <w:r>
-        <w:rPr>
-          <w:rStyle w:val="VerbatimChar"/>
-        </w:rPr>
+    </w:p>
+    <w:p>
+      <w:pPr>
+        <w:pStyle w:val="SourceCode"/>
+        <w:spacing w:before="0" w:after="120" w:line="200" w:lineRule="auto"/>
+      </w:pPr>
+      <w:r>
         <w:t xml:space="preserve">}</w:t>
       </w:r>
     </w:p>
@@ -3349,269 +3505,282 @@
     <w:p>
       <w:pPr>
         <w:pStyle w:val="SourceCode"/>
-      </w:pPr>
-      <w:r>
-        <w:rPr>
-          <w:rStyle w:val="VerbatimChar"/>
-        </w:rPr>
+        <w:spacing w:before="120" w:after="0" w:line="200" w:lineRule="auto"/>
+      </w:pPr>
+      <w:r>
         <w:t xml:space="preserve">============================================================</w:t>
       </w:r>
-      <w:r>
-        <w:br/>
-      </w:r>
-      <w:r>
-        <w:rPr>
-          <w:rStyle w:val="VerbatimChar"/>
-        </w:rPr>
+    </w:p>
+    <w:p>
+      <w:pPr>
+        <w:pStyle w:val="SourceCode"/>
+        <w:spacing w:before="0" w:after="0" w:line="200" w:lineRule="auto"/>
+      </w:pPr>
+      <w:r>
         <w:t xml:space="preserve">ДЕМОНСТРАЦІЯ АЛГОРИТМУ RSA</w:t>
       </w:r>
-      <w:r>
-        <w:br/>
-      </w:r>
-      <w:r>
-        <w:rPr>
-          <w:rStyle w:val="VerbatimChar"/>
-        </w:rPr>
+    </w:p>
+    <w:p>
+      <w:pPr>
+        <w:pStyle w:val="SourceCode"/>
+        <w:spacing w:before="0" w:after="0" w:line="200" w:lineRule="auto"/>
+      </w:pPr>
+      <w:r>
         <w:t xml:space="preserve">============================================================</w:t>
       </w:r>
-      <w:r>
-        <w:br/>
-      </w:r>
-      <w:r>
-        <w:br/>
-      </w:r>
-      <w:r>
-        <w:rPr>
-          <w:rStyle w:val="VerbatimChar"/>
-        </w:rPr>
+    </w:p>
+    <w:p>
+      <w:pPr>
+        <w:pStyle w:val="SourceCode"/>
+        <w:spacing w:before="0" w:after="0" w:line="200" w:lineRule="auto"/>
+      </w:pPr>
+    </w:p>
+    <w:p>
+      <w:pPr>
+        <w:pStyle w:val="SourceCode"/>
+        <w:spacing w:before="0" w:after="0" w:line="200" w:lineRule="auto"/>
+      </w:pPr>
+      <w:r>
         <w:t xml:space="preserve">1. ГЕНЕРАЦІЯ КЛЮЧІВ</w:t>
       </w:r>
-      <w:r>
-        <w:br/>
-      </w:r>
-      <w:r>
-        <w:rPr>
-          <w:rStyle w:val="VerbatimChar"/>
-        </w:rPr>
+    </w:p>
+    <w:p>
+      <w:pPr>
+        <w:pStyle w:val="SourceCode"/>
+        <w:spacing w:before="0" w:after="0" w:line="200" w:lineRule="auto"/>
+      </w:pPr>
+      <w:r>
         <w:t xml:space="preserve">   p = 61</w:t>
       </w:r>
-      <w:r>
-        <w:br/>
-      </w:r>
-      <w:r>
-        <w:rPr>
-          <w:rStyle w:val="VerbatimChar"/>
-        </w:rPr>
+    </w:p>
+    <w:p>
+      <w:pPr>
+        <w:pStyle w:val="SourceCode"/>
+        <w:spacing w:before="0" w:after="0" w:line="200" w:lineRule="auto"/>
+      </w:pPr>
+      <w:r>
         <w:t xml:space="preserve">   q = 53</w:t>
       </w:r>
-      <w:r>
-        <w:br/>
-      </w:r>
-      <w:r>
-        <w:rPr>
-          <w:rStyle w:val="VerbatimChar"/>
-        </w:rPr>
+    </w:p>
+    <w:p>
+      <w:pPr>
+        <w:pStyle w:val="SourceCode"/>
+        <w:spacing w:before="0" w:after="0" w:line="200" w:lineRule="auto"/>
+      </w:pPr>
+      <w:r>
         <w:t xml:space="preserve">   n = p * q = 3233</w:t>
       </w:r>
-      <w:r>
-        <w:br/>
-      </w:r>
-      <w:r>
-        <w:rPr>
-          <w:rStyle w:val="VerbatimChar"/>
-        </w:rPr>
+    </w:p>
+    <w:p>
+      <w:pPr>
+        <w:pStyle w:val="SourceCode"/>
+        <w:spacing w:before="0" w:after="0" w:line="200" w:lineRule="auto"/>
+      </w:pPr>
+      <w:r>
         <w:t xml:space="preserve">   phi(n) = (p-1)(q-1) = 3120</w:t>
       </w:r>
-      <w:r>
-        <w:br/>
-      </w:r>
-      <w:r>
-        <w:rPr>
-          <w:rStyle w:val="VerbatimChar"/>
-        </w:rPr>
+    </w:p>
+    <w:p>
+      <w:pPr>
+        <w:pStyle w:val="SourceCode"/>
+        <w:spacing w:before="0" w:after="0" w:line="200" w:lineRule="auto"/>
+      </w:pPr>
+      <w:r>
         <w:t xml:space="preserve">   e = 17</w:t>
       </w:r>
-      <w:r>
-        <w:br/>
-      </w:r>
-      <w:r>
-        <w:rPr>
-          <w:rStyle w:val="VerbatimChar"/>
-        </w:rPr>
+    </w:p>
+    <w:p>
+      <w:pPr>
+        <w:pStyle w:val="SourceCode"/>
+        <w:spacing w:before="0" w:after="0" w:line="200" w:lineRule="auto"/>
+      </w:pPr>
+      <w:r>
         <w:t xml:space="preserve">   d = 2753</w:t>
       </w:r>
-      <w:r>
-        <w:br/>
-      </w:r>
-      <w:r>
-        <w:rPr>
-          <w:rStyle w:val="VerbatimChar"/>
-        </w:rPr>
+    </w:p>
+    <w:p>
+      <w:pPr>
+        <w:pStyle w:val="SourceCode"/>
+        <w:spacing w:before="0" w:after="0" w:line="200" w:lineRule="auto"/>
+      </w:pPr>
+      <w:r>
         <w:t xml:space="preserve">   Відкритий ключ: (17, 3233)</w:t>
       </w:r>
-      <w:r>
-        <w:br/>
-      </w:r>
-      <w:r>
-        <w:rPr>
-          <w:rStyle w:val="VerbatimChar"/>
-        </w:rPr>
+    </w:p>
+    <w:p>
+      <w:pPr>
+        <w:pStyle w:val="SourceCode"/>
+        <w:spacing w:before="0" w:after="0" w:line="200" w:lineRule="auto"/>
+      </w:pPr>
+      <w:r>
         <w:t xml:space="preserve">   Закритий ключ:  (2753, 3233)</w:t>
       </w:r>
-      <w:r>
-        <w:br/>
-      </w:r>
-      <w:r>
-        <w:rPr>
-          <w:rStyle w:val="VerbatimChar"/>
-        </w:rPr>
+    </w:p>
+    <w:p>
+      <w:pPr>
+        <w:pStyle w:val="SourceCode"/>
+        <w:spacing w:before="0" w:after="0" w:line="200" w:lineRule="auto"/>
+      </w:pPr>
+      <w:r>
         <w:t xml:space="preserve">   Перевірка: e * d mod phi(n) = 1</w:t>
       </w:r>
-      <w:r>
-        <w:br/>
-      </w:r>
-      <w:r>
-        <w:br/>
-      </w:r>
-      <w:r>
-        <w:rPr>
-          <w:rStyle w:val="VerbatimChar"/>
-        </w:rPr>
+    </w:p>
+    <w:p>
+      <w:pPr>
+        <w:pStyle w:val="SourceCode"/>
+        <w:spacing w:before="0" w:after="0" w:line="200" w:lineRule="auto"/>
+      </w:pPr>
+    </w:p>
+    <w:p>
+      <w:pPr>
+        <w:pStyle w:val="SourceCode"/>
+        <w:spacing w:before="0" w:after="0" w:line="200" w:lineRule="auto"/>
+      </w:pPr>
+      <w:r>
         <w:t xml:space="preserve">2. ШИФРУВАННЯ ЧИСЛА</w:t>
       </w:r>
-      <w:r>
-        <w:br/>
-      </w:r>
-      <w:r>
-        <w:rPr>
-          <w:rStyle w:val="VerbatimChar"/>
-        </w:rPr>
+    </w:p>
+    <w:p>
+      <w:pPr>
+        <w:pStyle w:val="SourceCode"/>
+        <w:spacing w:before="0" w:after="0" w:line="200" w:lineRule="auto"/>
+      </w:pPr>
+      <w:r>
         <w:t xml:space="preserve">   Повідомлення M = 65 (символ 'A')</w:t>
       </w:r>
-      <w:r>
-        <w:br/>
-      </w:r>
-      <w:r>
-        <w:rPr>
-          <w:rStyle w:val="VerbatimChar"/>
-        </w:rPr>
+    </w:p>
+    <w:p>
+      <w:pPr>
+        <w:pStyle w:val="SourceCode"/>
+        <w:spacing w:before="0" w:after="0" w:line="200" w:lineRule="auto"/>
+      </w:pPr>
+      <w:r>
         <w:t xml:space="preserve">   Шифротекст  C = M^e mod n = 2790</w:t>
       </w:r>
-      <w:r>
-        <w:br/>
-      </w:r>
-      <w:r>
-        <w:br/>
-      </w:r>
-      <w:r>
-        <w:rPr>
-          <w:rStyle w:val="VerbatimChar"/>
-        </w:rPr>
+    </w:p>
+    <w:p>
+      <w:pPr>
+        <w:pStyle w:val="SourceCode"/>
+        <w:spacing w:before="0" w:after="0" w:line="200" w:lineRule="auto"/>
+      </w:pPr>
+    </w:p>
+    <w:p>
+      <w:pPr>
+        <w:pStyle w:val="SourceCode"/>
+        <w:spacing w:before="0" w:after="0" w:line="200" w:lineRule="auto"/>
+      </w:pPr>
+      <w:r>
         <w:t xml:space="preserve">3. РОЗШИФРУВАННЯ</w:t>
       </w:r>
-      <w:r>
-        <w:br/>
-      </w:r>
-      <w:r>
-        <w:rPr>
-          <w:rStyle w:val="VerbatimChar"/>
-        </w:rPr>
+    </w:p>
+    <w:p>
+      <w:pPr>
+        <w:pStyle w:val="SourceCode"/>
+        <w:spacing w:before="0" w:after="0" w:line="200" w:lineRule="auto"/>
+      </w:pPr>
+      <w:r>
         <w:t xml:space="preserve">   M = C^d mod n = 65 (символ 'A')</w:t>
       </w:r>
-      <w:r>
-        <w:br/>
-      </w:r>
-      <w:r>
-        <w:rPr>
-          <w:rStyle w:val="VerbatimChar"/>
-        </w:rPr>
+    </w:p>
+    <w:p>
+      <w:pPr>
+        <w:pStyle w:val="SourceCode"/>
+        <w:spacing w:before="0" w:after="0" w:line="200" w:lineRule="auto"/>
+      </w:pPr>
+      <w:r>
         <w:t xml:space="preserve">   Тест пройдено: збігається з оригіналом</w:t>
       </w:r>
-      <w:r>
-        <w:br/>
-      </w:r>
-      <w:r>
-        <w:br/>
-      </w:r>
-      <w:r>
-        <w:rPr>
-          <w:rStyle w:val="VerbatimChar"/>
-        </w:rPr>
+    </w:p>
+    <w:p>
+      <w:pPr>
+        <w:pStyle w:val="SourceCode"/>
+        <w:spacing w:before="0" w:after="0" w:line="200" w:lineRule="auto"/>
+      </w:pPr>
+    </w:p>
+    <w:p>
+      <w:pPr>
+        <w:pStyle w:val="SourceCode"/>
+        <w:spacing w:before="0" w:after="0" w:line="200" w:lineRule="auto"/>
+      </w:pPr>
+      <w:r>
         <w:t xml:space="preserve">4. ШИФРУВАННЯ ТЕКСТУ</w:t>
       </w:r>
-      <w:r>
-        <w:br/>
-      </w:r>
-      <w:r>
-        <w:rPr>
-          <w:rStyle w:val="VerbatimChar"/>
-        </w:rPr>
+    </w:p>
+    <w:p>
+      <w:pPr>
+        <w:pStyle w:val="SourceCode"/>
+        <w:spacing w:before="0" w:after="0" w:line="200" w:lineRule="auto"/>
+      </w:pPr>
+      <w:r>
         <w:t xml:space="preserve">   Текст:        "Hello"</w:t>
       </w:r>
-      <w:r>
-        <w:br/>
-      </w:r>
-      <w:r>
-        <w:rPr>
-          <w:rStyle w:val="VerbatimChar"/>
-        </w:rPr>
+    </w:p>
+    <w:p>
+      <w:pPr>
+        <w:pStyle w:val="SourceCode"/>
+        <w:spacing w:before="0" w:after="0" w:line="200" w:lineRule="auto"/>
+      </w:pPr>
+      <w:r>
         <w:t xml:space="preserve">   n = 100160063</w:t>
       </w:r>
-      <w:r>
-        <w:br/>
-      </w:r>
-      <w:r>
-        <w:rPr>
-          <w:rStyle w:val="VerbatimChar"/>
-        </w:rPr>
+    </w:p>
+    <w:p>
+      <w:pPr>
+        <w:pStyle w:val="SourceCode"/>
+        <w:spacing w:before="0" w:after="0" w:line="200" w:lineRule="auto"/>
+      </w:pPr>
+      <w:r>
         <w:t xml:space="preserve">   Шифроблоки:   52155730 1548242 68313330 68313330 4800691</w:t>
       </w:r>
-      <w:r>
-        <w:br/>
-      </w:r>
-      <w:r>
-        <w:rPr>
-          <w:rStyle w:val="VerbatimChar"/>
-        </w:rPr>
+    </w:p>
+    <w:p>
+      <w:pPr>
+        <w:pStyle w:val="SourceCode"/>
+        <w:spacing w:before="0" w:after="0" w:line="200" w:lineRule="auto"/>
+      </w:pPr>
+      <w:r>
         <w:t xml:space="preserve">   Розшифровано: "Hello"</w:t>
       </w:r>
-      <w:r>
-        <w:br/>
-      </w:r>
-      <w:r>
-        <w:br/>
-      </w:r>
-      <w:r>
-        <w:rPr>
-          <w:rStyle w:val="VerbatimChar"/>
-        </w:rPr>
+    </w:p>
+    <w:p>
+      <w:pPr>
+        <w:pStyle w:val="SourceCode"/>
+        <w:spacing w:before="0" w:after="0" w:line="200" w:lineRule="auto"/>
+      </w:pPr>
+    </w:p>
+    <w:p>
+      <w:pPr>
+        <w:pStyle w:val="SourceCode"/>
+        <w:spacing w:before="0" w:after="0" w:line="200" w:lineRule="auto"/>
+      </w:pPr>
+      <w:r>
         <w:t xml:space="preserve">5. АСИМЕТРИЧНІСТЬ</w:t>
       </w:r>
-      <w:r>
-        <w:br/>
-      </w:r>
-      <w:r>
-        <w:rPr>
-          <w:rStyle w:val="VerbatimChar"/>
-        </w:rPr>
+    </w:p>
+    <w:p>
+      <w:pPr>
+        <w:pStyle w:val="SourceCode"/>
+        <w:spacing w:before="0" w:after="0" w:line="200" w:lineRule="auto"/>
+      </w:pPr>
+      <w:r>
         <w:t xml:space="preserve">   Боб публікує відкритий ключ (17, 3233)</w:t>
       </w:r>
-      <w:r>
-        <w:br/>
-      </w:r>
-      <w:r>
-        <w:rPr>
-          <w:rStyle w:val="VerbatimChar"/>
-        </w:rPr>
+    </w:p>
+    <w:p>
+      <w:pPr>
+        <w:pStyle w:val="SourceCode"/>
+        <w:spacing w:before="0" w:after="0" w:line="200" w:lineRule="auto"/>
+      </w:pPr>
+      <w:r>
         <w:t xml:space="preserve">   Аліса шифрує M=42 ключем Боба: C = 2557</w:t>
       </w:r>
-      <w:r>
-        <w:br/>
-      </w:r>
-      <w:r>
-        <w:rPr>
-          <w:rStyle w:val="VerbatimChar"/>
-        </w:rPr>
+    </w:p>
+    <w:p>
+      <w:pPr>
+        <w:pStyle w:val="SourceCode"/>
+        <w:spacing w:before="0" w:after="120" w:line="200" w:lineRule="auto"/>
+      </w:pPr>
+      <w:r>
         <w:t xml:space="preserve">   Боб розшифровує своїм d: M = 42</w:t>
       </w:r>
     </w:p>
@@ -6083,15 +6252,8 @@
     <w:basedOn w:val="Normal"/>
     <w:qFormat/>
     <w:pPr>
-      <w:pBdr>
-        <w:top w:color="BFBFBF" w:space="4" w:sz="4" w:val="single"/>
-        <w:left w:color="BFBFBF" w:space="4" w:sz="4" w:val="single"/>
-        <w:bottom w:color="BFBFBF" w:space="4" w:sz="4" w:val="single"/>
-        <w:right w:color="BFBFBF" w:space="4" w:sz="4" w:val="single"/>
-      </w:pBdr>
-      <w:shd w:color="auto" w:fill="F4F4F4" w:val="clear"/>
       <w:spacing w:after="120" w:before="120" w:line="200" w:lineRule="auto"/>
-      <w:ind w:firstLine="0" w:left="284" w:right="284"/>
+      <w:ind w:hanging="340" w:left="340" w:right="0"/>
       <w:jc w:val="left"/>
     </w:pPr>
     <w:rPr>

--- a/public/labs/pmzi/pz-23/ЛР6_ПМЗІ_Реалізація_алгоритму_RSA.docx
+++ b/public/labs/pmzi/pz-23/ЛР6_ПМЗІ_Реалізація_алгоритму_RSA.docx
@@ -118,6 +118,7 @@
           <w:bottom w:color="BFBFBF" w:space="0" w:sz="4" w:val="single"/>
           <w:right w:color="BFBFBF" w:space="0" w:sz="4" w:val="single"/>
         </w:tblBorders>
+        <w:shd w:color="auto" w:fill="F4F4F4" w:val="clear"/>
         <w:tblLayout w:type="fixed"/>
         <w:tblCellMar>
           <w:top w:type="dxa" w:w="113"/>
@@ -134,6 +135,7 @@
         <w:tc>
           <w:tcPr>
             <w:tcW w:type="dxa" w:w="9637"/>
+            <w:shd w:color="auto" w:fill="F4F4F4" w:val="clear"/>
           </w:tcPr>
           <w:p>
             <w:pPr>
@@ -429,6 +431,7 @@
           <w:bottom w:color="BFBFBF" w:space="0" w:sz="4" w:val="single"/>
           <w:right w:color="BFBFBF" w:space="0" w:sz="4" w:val="single"/>
         </w:tblBorders>
+        <w:shd w:color="auto" w:fill="F4F4F4" w:val="clear"/>
         <w:tblLayout w:type="fixed"/>
         <w:tblCellMar>
           <w:top w:type="dxa" w:w="113"/>
@@ -445,6 +448,7 @@
         <w:tc>
           <w:tcPr>
             <w:tcW w:type="dxa" w:w="9637"/>
+            <w:shd w:color="auto" w:fill="F4F4F4" w:val="clear"/>
           </w:tcPr>
           <w:p>
             <w:pPr>
@@ -758,6 +762,7 @@
           <w:bottom w:color="BFBFBF" w:space="0" w:sz="4" w:val="single"/>
           <w:right w:color="BFBFBF" w:space="0" w:sz="4" w:val="single"/>
         </w:tblBorders>
+        <w:shd w:color="auto" w:fill="F4F4F4" w:val="clear"/>
         <w:tblLayout w:type="fixed"/>
         <w:tblCellMar>
           <w:top w:type="dxa" w:w="113"/>
@@ -774,6 +779,7 @@
         <w:tc>
           <w:tcPr>
             <w:tcW w:type="dxa" w:w="9637"/>
+            <w:shd w:color="auto" w:fill="F4F4F4" w:val="clear"/>
           </w:tcPr>
           <w:p>
             <w:pPr>
@@ -991,6 +997,7 @@
           <w:bottom w:color="BFBFBF" w:space="0" w:sz="4" w:val="single"/>
           <w:right w:color="BFBFBF" w:space="0" w:sz="4" w:val="single"/>
         </w:tblBorders>
+        <w:shd w:color="auto" w:fill="F4F4F4" w:val="clear"/>
         <w:tblLayout w:type="fixed"/>
         <w:tblCellMar>
           <w:top w:type="dxa" w:w="113"/>
@@ -1007,6 +1014,7 @@
         <w:tc>
           <w:tcPr>
             <w:tcW w:type="dxa" w:w="9637"/>
+            <w:shd w:color="auto" w:fill="F4F4F4" w:val="clear"/>
           </w:tcPr>
           <w:p>
             <w:pPr>
@@ -1218,6 +1226,7 @@
           <w:bottom w:color="BFBFBF" w:space="0" w:sz="4" w:val="single"/>
           <w:right w:color="BFBFBF" w:space="0" w:sz="4" w:val="single"/>
         </w:tblBorders>
+        <w:shd w:color="auto" w:fill="F4F4F4" w:val="clear"/>
         <w:tblLayout w:type="fixed"/>
         <w:tblCellMar>
           <w:top w:type="dxa" w:w="113"/>
@@ -1234,6 +1243,7 @@
         <w:tc>
           <w:tcPr>
             <w:tcW w:type="dxa" w:w="9637"/>
+            <w:shd w:color="auto" w:fill="F4F4F4" w:val="clear"/>
           </w:tcPr>
           <w:p>
             <w:pPr>
@@ -1347,6 +1357,7 @@
           <w:bottom w:color="BFBFBF" w:space="0" w:sz="4" w:val="single"/>
           <w:right w:color="BFBFBF" w:space="0" w:sz="4" w:val="single"/>
         </w:tblBorders>
+        <w:shd w:color="auto" w:fill="F4F4F4" w:val="clear"/>
         <w:tblLayout w:type="fixed"/>
         <w:tblCellMar>
           <w:top w:type="dxa" w:w="113"/>
@@ -1363,6 +1374,7 @@
         <w:tc>
           <w:tcPr>
             <w:tcW w:type="dxa" w:w="9637"/>
+            <w:shd w:color="auto" w:fill="F4F4F4" w:val="clear"/>
           </w:tcPr>
           <w:p>
             <w:pPr>
@@ -2357,6 +2369,7 @@
           <w:bottom w:color="BFBFBF" w:space="0" w:sz="4" w:val="single"/>
           <w:right w:color="BFBFBF" w:space="0" w:sz="4" w:val="single"/>
         </w:tblBorders>
+        <w:shd w:color="auto" w:fill="F4F4F4" w:val="clear"/>
         <w:tblLayout w:type="fixed"/>
         <w:tblCellMar>
           <w:top w:type="dxa" w:w="113"/>
@@ -2373,6 +2386,7 @@
         <w:tc>
           <w:tcPr>
             <w:tcW w:type="dxa" w:w="9637"/>
+            <w:shd w:color="auto" w:fill="F4F4F4" w:val="clear"/>
           </w:tcPr>
           <w:p>
             <w:pPr>
@@ -2983,6 +2997,7 @@
           <w:bottom w:color="BFBFBF" w:space="0" w:sz="4" w:val="single"/>
           <w:right w:color="BFBFBF" w:space="0" w:sz="4" w:val="single"/>
         </w:tblBorders>
+        <w:shd w:color="auto" w:fill="F4F4F4" w:val="clear"/>
         <w:tblLayout w:type="fixed"/>
         <w:tblCellMar>
           <w:top w:type="dxa" w:w="113"/>
@@ -2999,6 +3014,7 @@
         <w:tc>
           <w:tcPr>
             <w:tcW w:type="dxa" w:w="9637"/>
+            <w:shd w:color="auto" w:fill="F4F4F4" w:val="clear"/>
           </w:tcPr>
           <w:p>
             <w:pPr>
@@ -3348,6 +3364,7 @@
           <w:bottom w:color="BFBFBF" w:space="0" w:sz="4" w:val="single"/>
           <w:right w:color="BFBFBF" w:space="0" w:sz="4" w:val="single"/>
         </w:tblBorders>
+        <w:shd w:color="auto" w:fill="F4F4F4" w:val="clear"/>
         <w:tblLayout w:type="fixed"/>
         <w:tblCellMar>
           <w:top w:type="dxa" w:w="113"/>
@@ -3364,6 +3381,7 @@
         <w:tc>
           <w:tcPr>
             <w:tcW w:type="dxa" w:w="9637"/>
+            <w:shd w:color="auto" w:fill="F4F4F4" w:val="clear"/>
           </w:tcPr>
           <w:p>
             <w:pPr>
@@ -3963,6 +3981,7 @@
           <w:bottom w:color="BFBFBF" w:space="0" w:sz="4" w:val="single"/>
           <w:right w:color="BFBFBF" w:space="0" w:sz="4" w:val="single"/>
         </w:tblBorders>
+        <w:shd w:color="auto" w:fill="F4F4F4" w:val="clear"/>
         <w:tblLayout w:type="fixed"/>
         <w:tblCellMar>
           <w:top w:type="dxa" w:w="113"/>
@@ -3979,6 +3998,7 @@
         <w:tc>
           <w:tcPr>
             <w:tcW w:type="dxa" w:w="9637"/>
+            <w:shd w:color="auto" w:fill="F4F4F4" w:val="clear"/>
           </w:tcPr>
           <w:p>
             <w:pPr>
@@ -6764,6 +6784,7 @@
         <w:bottom w:color="BFBFBF" w:space="0" w:sz="4" w:val="single"/>
         <w:right w:color="BFBFBF" w:space="0" w:sz="4" w:val="single"/>
       </w:tblBorders>
+      <w:shd w:color="auto" w:fill="F4F4F4" w:val="clear"/>
       <w:tblCellMar>
         <w:top w:type="dxa" w:w="113"/>
         <w:left w:type="dxa" w:w="113"/>

--- a/public/labs/pmzi/pz-23/ЛР6_ПМЗІ_Реалізація_алгоритму_RSA.docx
+++ b/public/labs/pmzi/pz-23/ЛР6_ПМЗІ_Реалізація_алгоритму_RSA.docx
@@ -51,7 +51,7 @@
         <w:t xml:space="preserve"> </w:t>
       </w:r>
       <w:r>
-        <w:t xml:space="preserve">ПК з встановленим C++ компілятором (MSVC, MinGW або GCC); Середовище розробки (Visual Studio, VS Code); Калькулятор для модульної арифметики.</w:t>
+        <w:t xml:space="preserve">ПК з компілятором або інтерпретатором мови програмування за вибором студента; Середовище розробки (Visual Studio, VS Code або інше); Калькулятор для модульної арифметики.</w:t>
       </w:r>
     </w:p>
     <w:p>

--- a/public/labs/pmzi/pz-23/ЛР6_ПМЗІ_Реалізація_алгоритму_RSA.docx
+++ b/public/labs/pmzi/pz-23/ЛР6_ПМЗІ_Реалізація_алгоритму_RSA.docx
@@ -143,133 +143,133 @@
               <w:spacing w:before="0" w:after="0" w:line="200" w:lineRule="auto"/>
             </w:pPr>
             <w:r>
-              <w:t xml:space="preserve">┌───────────────────────────────────────────────────────────────────────┐</w:t>
-            </w:r>
-          </w:p>
-          <w:p>
-            <w:pPr>
-              <w:pStyle w:val="SourceCode"/>
-              <w:spacing w:before="0" w:after="0" w:line="200" w:lineRule="auto"/>
-            </w:pPr>
-            <w:r>
-              <w:t xml:space="preserve">│                    АСИМЕТРИЧНЕ ШИФРУВАННЯ                             │</w:t>
-            </w:r>
-          </w:p>
-          <w:p>
-            <w:pPr>
-              <w:pStyle w:val="SourceCode"/>
-              <w:spacing w:before="0" w:after="0" w:line="200" w:lineRule="auto"/>
-            </w:pPr>
-            <w:r>
-              <w:t xml:space="preserve">├───────────────────────────────────────────────────────────────────────┤</w:t>
-            </w:r>
-          </w:p>
-          <w:p>
-            <w:pPr>
-              <w:pStyle w:val="SourceCode"/>
-              <w:spacing w:before="0" w:after="0" w:line="200" w:lineRule="auto"/>
-            </w:pPr>
-            <w:r>
-              <w:t xml:space="preserve">│                                                                       │</w:t>
-            </w:r>
-          </w:p>
-          <w:p>
-            <w:pPr>
-              <w:pStyle w:val="SourceCode"/>
-              <w:spacing w:before="0" w:after="0" w:line="200" w:lineRule="auto"/>
-            </w:pPr>
-            <w:r>
-              <w:t xml:space="preserve">│  СИМЕТРИЧНЕ:           АСИМЕТРИЧНЕ (RSA):                             │</w:t>
-            </w:r>
-          </w:p>
-          <w:p>
-            <w:pPr>
-              <w:pStyle w:val="SourceCode"/>
-              <w:spacing w:before="0" w:after="0" w:line="200" w:lineRule="auto"/>
-            </w:pPr>
-            <w:r>
-              <w:t xml:space="preserve">│                                                                       │</w:t>
-            </w:r>
-          </w:p>
-          <w:p>
-            <w:pPr>
-              <w:pStyle w:val="SourceCode"/>
-              <w:spacing w:before="0" w:after="0" w:line="200" w:lineRule="auto"/>
-            </w:pPr>
-            <w:r>
-              <w:t xml:space="preserve">│  Один ключ K           Два ключі: (e, n) та (d, n)                    │</w:t>
-            </w:r>
-          </w:p>
-          <w:p>
-            <w:pPr>
-              <w:pStyle w:val="SourceCode"/>
-              <w:spacing w:before="0" w:after="0" w:line="200" w:lineRule="auto"/>
-            </w:pPr>
-            <w:r>
-              <w:t xml:space="preserve">│  ─────────────         ───────────────────────────                    │</w:t>
-            </w:r>
-          </w:p>
-          <w:p>
-            <w:pPr>
-              <w:pStyle w:val="SourceCode"/>
-              <w:spacing w:before="0" w:after="0" w:line="200" w:lineRule="auto"/>
-            </w:pPr>
-            <w:r>
-              <w:t xml:space="preserve">│  Encrypt(M, K) → C     Encrypt(M, e, n) → C                           │</w:t>
-            </w:r>
-          </w:p>
-          <w:p>
-            <w:pPr>
-              <w:pStyle w:val="SourceCode"/>
-              <w:spacing w:before="0" w:after="0" w:line="200" w:lineRule="auto"/>
-            </w:pPr>
-            <w:r>
-              <w:t xml:space="preserve">│  Decrypt(C, K) → M     Decrypt(C, d, n) → M                           │</w:t>
-            </w:r>
-          </w:p>
-          <w:p>
-            <w:pPr>
-              <w:pStyle w:val="SourceCode"/>
-              <w:spacing w:before="0" w:after="0" w:line="200" w:lineRule="auto"/>
-            </w:pPr>
-            <w:r>
-              <w:t xml:space="preserve">│                                                                       │</w:t>
-            </w:r>
-          </w:p>
-          <w:p>
-            <w:pPr>
-              <w:pStyle w:val="SourceCode"/>
-              <w:spacing w:before="0" w:after="0" w:line="200" w:lineRule="auto"/>
-            </w:pPr>
-            <w:r>
-              <w:t xml:space="preserve">│  Проблема:             Перевага:                                      │</w:t>
-            </w:r>
-          </w:p>
-          <w:p>
-            <w:pPr>
-              <w:pStyle w:val="SourceCode"/>
-              <w:spacing w:before="0" w:after="0" w:line="200" w:lineRule="auto"/>
-            </w:pPr>
-            <w:r>
-              <w:t xml:space="preserve">│  Як передати K?        Відкритий ключ можна публікувати               │</w:t>
-            </w:r>
-          </w:p>
-          <w:p>
-            <w:pPr>
-              <w:pStyle w:val="SourceCode"/>
-              <w:spacing w:before="0" w:after="0" w:line="200" w:lineRule="auto"/>
-            </w:pPr>
-            <w:r>
-              <w:t xml:space="preserve">│                                                                       │</w:t>
-            </w:r>
-          </w:p>
-          <w:p>
-            <w:pPr>
-              <w:pStyle w:val="SourceCode"/>
-              <w:spacing w:before="0" w:after="0" w:line="200" w:lineRule="auto"/>
-            </w:pPr>
-            <w:r>
-              <w:t xml:space="preserve">└───────────────────────────────────────────────────────────────────────┘</w:t>
+              <w:t xml:space="preserve">┌─────────────────────────────────────────────────────────────────────┐</w:t>
+            </w:r>
+          </w:p>
+          <w:p>
+            <w:pPr>
+              <w:pStyle w:val="SourceCode"/>
+              <w:spacing w:before="0" w:after="0" w:line="200" w:lineRule="auto"/>
+            </w:pPr>
+            <w:r>
+              <w:t xml:space="preserve">│                    АСИМЕТРИЧНЕ ШИФРУВАННЯ                           │</w:t>
+            </w:r>
+          </w:p>
+          <w:p>
+            <w:pPr>
+              <w:pStyle w:val="SourceCode"/>
+              <w:spacing w:before="0" w:after="0" w:line="200" w:lineRule="auto"/>
+            </w:pPr>
+            <w:r>
+              <w:t xml:space="preserve">├─────────────────────────────────────────────────────────────────────┤</w:t>
+            </w:r>
+          </w:p>
+          <w:p>
+            <w:pPr>
+              <w:pStyle w:val="SourceCode"/>
+              <w:spacing w:before="0" w:after="0" w:line="200" w:lineRule="auto"/>
+            </w:pPr>
+            <w:r>
+              <w:t xml:space="preserve">│                                                                     │</w:t>
+            </w:r>
+          </w:p>
+          <w:p>
+            <w:pPr>
+              <w:pStyle w:val="SourceCode"/>
+              <w:spacing w:before="0" w:after="0" w:line="200" w:lineRule="auto"/>
+            </w:pPr>
+            <w:r>
+              <w:t xml:space="preserve">│  СИМЕТРИЧНЕ:           АСИМЕТРИЧНЕ (RSA):                           │</w:t>
+            </w:r>
+          </w:p>
+          <w:p>
+            <w:pPr>
+              <w:pStyle w:val="SourceCode"/>
+              <w:spacing w:before="0" w:after="0" w:line="200" w:lineRule="auto"/>
+            </w:pPr>
+            <w:r>
+              <w:t xml:space="preserve">│                                                                     │</w:t>
+            </w:r>
+          </w:p>
+          <w:p>
+            <w:pPr>
+              <w:pStyle w:val="SourceCode"/>
+              <w:spacing w:before="0" w:after="0" w:line="200" w:lineRule="auto"/>
+            </w:pPr>
+            <w:r>
+              <w:t xml:space="preserve">│  Один ключ K           Два ключі: (e, n) та (d, n)                  │</w:t>
+            </w:r>
+          </w:p>
+          <w:p>
+            <w:pPr>
+              <w:pStyle w:val="SourceCode"/>
+              <w:spacing w:before="0" w:after="0" w:line="200" w:lineRule="auto"/>
+            </w:pPr>
+            <w:r>
+              <w:t xml:space="preserve">│  ─────────────         ───────────────────────────                  │</w:t>
+            </w:r>
+          </w:p>
+          <w:p>
+            <w:pPr>
+              <w:pStyle w:val="SourceCode"/>
+              <w:spacing w:before="0" w:after="0" w:line="200" w:lineRule="auto"/>
+            </w:pPr>
+            <w:r>
+              <w:t xml:space="preserve">│  Encrypt(M, K) → C     Encrypt(M, e, n) → C                         │</w:t>
+            </w:r>
+          </w:p>
+          <w:p>
+            <w:pPr>
+              <w:pStyle w:val="SourceCode"/>
+              <w:spacing w:before="0" w:after="0" w:line="200" w:lineRule="auto"/>
+            </w:pPr>
+            <w:r>
+              <w:t xml:space="preserve">│  Decrypt(C, K) → M     Decrypt(C, d, n) → M                         │</w:t>
+            </w:r>
+          </w:p>
+          <w:p>
+            <w:pPr>
+              <w:pStyle w:val="SourceCode"/>
+              <w:spacing w:before="0" w:after="0" w:line="200" w:lineRule="auto"/>
+            </w:pPr>
+            <w:r>
+              <w:t xml:space="preserve">│                                                                     │</w:t>
+            </w:r>
+          </w:p>
+          <w:p>
+            <w:pPr>
+              <w:pStyle w:val="SourceCode"/>
+              <w:spacing w:before="0" w:after="0" w:line="200" w:lineRule="auto"/>
+            </w:pPr>
+            <w:r>
+              <w:t xml:space="preserve">│  Проблема:             Перевага:                                    │</w:t>
+            </w:r>
+          </w:p>
+          <w:p>
+            <w:pPr>
+              <w:pStyle w:val="SourceCode"/>
+              <w:spacing w:before="0" w:after="0" w:line="200" w:lineRule="auto"/>
+            </w:pPr>
+            <w:r>
+              <w:t xml:space="preserve">│  Як передати K?        Відкритий ключ можна публікувати             │</w:t>
+            </w:r>
+          </w:p>
+          <w:p>
+            <w:pPr>
+              <w:pStyle w:val="SourceCode"/>
+              <w:spacing w:before="0" w:after="0" w:line="200" w:lineRule="auto"/>
+            </w:pPr>
+            <w:r>
+              <w:t xml:space="preserve">│                                                                     │</w:t>
+            </w:r>
+          </w:p>
+          <w:p>
+            <w:pPr>
+              <w:pStyle w:val="SourceCode"/>
+              <w:spacing w:before="0" w:after="0" w:line="200" w:lineRule="auto"/>
+            </w:pPr>
+            <w:r>
+              <w:t xml:space="preserve">└─────────────────────────────────────────────────────────────────────┘</w:t>
             </w:r>
           </w:p>
         </w:tc>
@@ -392,13 +392,7 @@
         <w:jc w:val="both"/>
       </w:pPr>
       <w:r>
-        <w:t xml:space="preserve">Якщо e·d ≡ 1 (mod φ(n)), то (M</w:t>
-      </w:r>
-      <w:r>
-        <w:t xml:space="preserve">e)</w:t>
-      </w:r>
-      <w:r>
-        <w:t xml:space="preserve">d ≡ M (mod n)</w:t>
+        <w:t xml:space="preserve">Якщо e·d ≡ 1 (mod φ(n)), то (Mᵉ)ᵈ ≡ M (mod n)</w:t>
       </w:r>
     </w:p>
     <w:bookmarkEnd w:id="10"/>
@@ -456,268 +450,268 @@
               <w:spacing w:before="0" w:after="0" w:line="200" w:lineRule="auto"/>
             </w:pPr>
             <w:r>
-              <w:t xml:space="preserve">┌───────────────────────────────────────────────────────────────────────┐</w:t>
-            </w:r>
-          </w:p>
-          <w:p>
-            <w:pPr>
-              <w:pStyle w:val="SourceCode"/>
-              <w:spacing w:before="0" w:after="0" w:line="200" w:lineRule="auto"/>
-            </w:pPr>
-            <w:r>
-              <w:t xml:space="preserve">│                    АЛГОРИТМ RSA                                       │</w:t>
-            </w:r>
-          </w:p>
-          <w:p>
-            <w:pPr>
-              <w:pStyle w:val="SourceCode"/>
-              <w:spacing w:before="0" w:after="0" w:line="200" w:lineRule="auto"/>
-            </w:pPr>
-            <w:r>
-              <w:t xml:space="preserve">├───────────────────────────────────────────────────────────────────────┤</w:t>
-            </w:r>
-          </w:p>
-          <w:p>
-            <w:pPr>
-              <w:pStyle w:val="SourceCode"/>
-              <w:spacing w:before="0" w:after="0" w:line="200" w:lineRule="auto"/>
-            </w:pPr>
-            <w:r>
-              <w:t xml:space="preserve">│                                                                       │</w:t>
-            </w:r>
-          </w:p>
-          <w:p>
-            <w:pPr>
-              <w:pStyle w:val="SourceCode"/>
-              <w:spacing w:before="0" w:after="0" w:line="200" w:lineRule="auto"/>
-            </w:pPr>
-            <w:r>
-              <w:t xml:space="preserve">│  ГЕНЕРАЦІЯ КЛЮЧІВ:                                                    │</w:t>
-            </w:r>
-          </w:p>
-          <w:p>
-            <w:pPr>
-              <w:pStyle w:val="SourceCode"/>
-              <w:spacing w:before="0" w:after="0" w:line="200" w:lineRule="auto"/>
-            </w:pPr>
-            <w:r>
-              <w:t xml:space="preserve">│  ┌─────────────────────────────────────────────────────────────────┐  │</w:t>
-            </w:r>
-          </w:p>
-          <w:p>
-            <w:pPr>
-              <w:pStyle w:val="SourceCode"/>
-              <w:spacing w:before="0" w:after="0" w:line="200" w:lineRule="auto"/>
-            </w:pPr>
-            <w:r>
-              <w:t xml:space="preserve">│  │ 1. Вибрати два великих простих числа p і q                      │  │</w:t>
-            </w:r>
-          </w:p>
-          <w:p>
-            <w:pPr>
-              <w:pStyle w:val="SourceCode"/>
-              <w:spacing w:before="0" w:after="0" w:line="200" w:lineRule="auto"/>
-            </w:pPr>
-            <w:r>
-              <w:t xml:space="preserve">│  │ 2. Обчислити n = p × q                                          │  │</w:t>
-            </w:r>
-          </w:p>
-          <w:p>
-            <w:pPr>
-              <w:pStyle w:val="SourceCode"/>
-              <w:spacing w:before="0" w:after="0" w:line="200" w:lineRule="auto"/>
-            </w:pPr>
-            <w:r>
-              <w:t xml:space="preserve">│  │ 3. Обчислити φ(n) = (p-1) × (q-1)                               │  │</w:t>
-            </w:r>
-          </w:p>
-          <w:p>
-            <w:pPr>
-              <w:pStyle w:val="SourceCode"/>
-              <w:spacing w:before="0" w:after="0" w:line="200" w:lineRule="auto"/>
-            </w:pPr>
-            <w:r>
-              <w:t xml:space="preserve">│  │ 4. Вибрати e таке, що 1 &lt; e &lt; φ(n) і gcd(e, φ(n)) = 1           │  │</w:t>
-            </w:r>
-          </w:p>
-          <w:p>
-            <w:pPr>
-              <w:pStyle w:val="SourceCode"/>
-              <w:spacing w:before="0" w:after="0" w:line="200" w:lineRule="auto"/>
-            </w:pPr>
-            <w:r>
-              <w:t xml:space="preserve">│  │    (часто e = 65537 = 2^16 + 1)                                 │  │</w:t>
-            </w:r>
-          </w:p>
-          <w:p>
-            <w:pPr>
-              <w:pStyle w:val="SourceCode"/>
-              <w:spacing w:before="0" w:after="0" w:line="200" w:lineRule="auto"/>
-            </w:pPr>
-            <w:r>
-              <w:t xml:space="preserve">│  │ 5. Обчислити d = e⁻¹ mod φ(n)                                   │  │</w:t>
-            </w:r>
-          </w:p>
-          <w:p>
-            <w:pPr>
-              <w:pStyle w:val="SourceCode"/>
-              <w:spacing w:before="0" w:after="0" w:line="200" w:lineRule="auto"/>
-            </w:pPr>
-            <w:r>
-              <w:t xml:space="preserve">│  │                                                                 │  │</w:t>
-            </w:r>
-          </w:p>
-          <w:p>
-            <w:pPr>
-              <w:pStyle w:val="SourceCode"/>
-              <w:spacing w:before="0" w:after="0" w:line="200" w:lineRule="auto"/>
-            </w:pPr>
-            <w:r>
-              <w:t xml:space="preserve">│  │ Відкритий ключ: (e, n)                                          │  │</w:t>
-            </w:r>
-          </w:p>
-          <w:p>
-            <w:pPr>
-              <w:pStyle w:val="SourceCode"/>
-              <w:spacing w:before="0" w:after="0" w:line="200" w:lineRule="auto"/>
-            </w:pPr>
-            <w:r>
-              <w:t xml:space="preserve">│  │ Закритий ключ: (d, n)                                           │  │</w:t>
-            </w:r>
-          </w:p>
-          <w:p>
-            <w:pPr>
-              <w:pStyle w:val="SourceCode"/>
-              <w:spacing w:before="0" w:after="0" w:line="200" w:lineRule="auto"/>
-            </w:pPr>
-            <w:r>
-              <w:t xml:space="preserve">│  └─────────────────────────────────────────────────────────────────┘  │</w:t>
-            </w:r>
-          </w:p>
-          <w:p>
-            <w:pPr>
-              <w:pStyle w:val="SourceCode"/>
-              <w:spacing w:before="0" w:after="0" w:line="200" w:lineRule="auto"/>
-            </w:pPr>
-            <w:r>
-              <w:t xml:space="preserve">│                                                                       │</w:t>
-            </w:r>
-          </w:p>
-          <w:p>
-            <w:pPr>
-              <w:pStyle w:val="SourceCode"/>
-              <w:spacing w:before="0" w:after="0" w:line="200" w:lineRule="auto"/>
-            </w:pPr>
-            <w:r>
-              <w:t xml:space="preserve">│  ШИФРУВАННЯ:                                                          │</w:t>
-            </w:r>
-          </w:p>
-          <w:p>
-            <w:pPr>
-              <w:pStyle w:val="SourceCode"/>
-              <w:spacing w:before="0" w:after="0" w:line="200" w:lineRule="auto"/>
-            </w:pPr>
-            <w:r>
-              <w:t xml:space="preserve">│  ┌─────────────────────────────────────────────────────────────────┐  │</w:t>
-            </w:r>
-          </w:p>
-          <w:p>
-            <w:pPr>
-              <w:pStyle w:val="SourceCode"/>
-              <w:spacing w:before="0" w:after="0" w:line="200" w:lineRule="auto"/>
-            </w:pPr>
-            <w:r>
-              <w:t xml:space="preserve">│  │ C = M^e mod n                                                   │  │</w:t>
-            </w:r>
-          </w:p>
-          <w:p>
-            <w:pPr>
-              <w:pStyle w:val="SourceCode"/>
-              <w:spacing w:before="0" w:after="0" w:line="200" w:lineRule="auto"/>
-            </w:pPr>
-            <w:r>
-              <w:t xml:space="preserve">│  │ (використовується відкритий ключ отримувача)                    │  │</w:t>
-            </w:r>
-          </w:p>
-          <w:p>
-            <w:pPr>
-              <w:pStyle w:val="SourceCode"/>
-              <w:spacing w:before="0" w:after="0" w:line="200" w:lineRule="auto"/>
-            </w:pPr>
-            <w:r>
-              <w:t xml:space="preserve">│  └─────────────────────────────────────────────────────────────────┘  │</w:t>
-            </w:r>
-          </w:p>
-          <w:p>
-            <w:pPr>
-              <w:pStyle w:val="SourceCode"/>
-              <w:spacing w:before="0" w:after="0" w:line="200" w:lineRule="auto"/>
-            </w:pPr>
-            <w:r>
-              <w:t xml:space="preserve">│                                                                       │</w:t>
-            </w:r>
-          </w:p>
-          <w:p>
-            <w:pPr>
-              <w:pStyle w:val="SourceCode"/>
-              <w:spacing w:before="0" w:after="0" w:line="200" w:lineRule="auto"/>
-            </w:pPr>
-            <w:r>
-              <w:t xml:space="preserve">│  ДЕШИФРУВАННЯ:                                                        │</w:t>
-            </w:r>
-          </w:p>
-          <w:p>
-            <w:pPr>
-              <w:pStyle w:val="SourceCode"/>
-              <w:spacing w:before="0" w:after="0" w:line="200" w:lineRule="auto"/>
-            </w:pPr>
-            <w:r>
-              <w:t xml:space="preserve">│  ┌─────────────────────────────────────────────────────────────────┐  │</w:t>
-            </w:r>
-          </w:p>
-          <w:p>
-            <w:pPr>
-              <w:pStyle w:val="SourceCode"/>
-              <w:spacing w:before="0" w:after="0" w:line="200" w:lineRule="auto"/>
-            </w:pPr>
-            <w:r>
-              <w:t xml:space="preserve">│  │ M = C^d mod n                                                   │  │</w:t>
-            </w:r>
-          </w:p>
-          <w:p>
-            <w:pPr>
-              <w:pStyle w:val="SourceCode"/>
-              <w:spacing w:before="0" w:after="0" w:line="200" w:lineRule="auto"/>
-            </w:pPr>
-            <w:r>
-              <w:t xml:space="preserve">│  │ (використовується закритий ключ)                                │  │</w:t>
-            </w:r>
-          </w:p>
-          <w:p>
-            <w:pPr>
-              <w:pStyle w:val="SourceCode"/>
-              <w:spacing w:before="0" w:after="0" w:line="200" w:lineRule="auto"/>
-            </w:pPr>
-            <w:r>
-              <w:t xml:space="preserve">│  └─────────────────────────────────────────────────────────────────┘  │</w:t>
-            </w:r>
-          </w:p>
-          <w:p>
-            <w:pPr>
-              <w:pStyle w:val="SourceCode"/>
-              <w:spacing w:before="0" w:after="0" w:line="200" w:lineRule="auto"/>
-            </w:pPr>
-            <w:r>
-              <w:t xml:space="preserve">│                                                                       │</w:t>
-            </w:r>
-          </w:p>
-          <w:p>
-            <w:pPr>
-              <w:pStyle w:val="SourceCode"/>
-              <w:spacing w:before="0" w:after="0" w:line="200" w:lineRule="auto"/>
-            </w:pPr>
-            <w:r>
-              <w:t xml:space="preserve">└───────────────────────────────────────────────────────────────────────┘</w:t>
+              <w:t xml:space="preserve">┌─────────────────────────────────────────────────────────────────────┐</w:t>
+            </w:r>
+          </w:p>
+          <w:p>
+            <w:pPr>
+              <w:pStyle w:val="SourceCode"/>
+              <w:spacing w:before="0" w:after="0" w:line="200" w:lineRule="auto"/>
+            </w:pPr>
+            <w:r>
+              <w:t xml:space="preserve">│                    АЛГОРИТМ RSA                                     │</w:t>
+            </w:r>
+          </w:p>
+          <w:p>
+            <w:pPr>
+              <w:pStyle w:val="SourceCode"/>
+              <w:spacing w:before="0" w:after="0" w:line="200" w:lineRule="auto"/>
+            </w:pPr>
+            <w:r>
+              <w:t xml:space="preserve">├─────────────────────────────────────────────────────────────────────┤</w:t>
+            </w:r>
+          </w:p>
+          <w:p>
+            <w:pPr>
+              <w:pStyle w:val="SourceCode"/>
+              <w:spacing w:before="0" w:after="0" w:line="200" w:lineRule="auto"/>
+            </w:pPr>
+            <w:r>
+              <w:t xml:space="preserve">│                                                                     │</w:t>
+            </w:r>
+          </w:p>
+          <w:p>
+            <w:pPr>
+              <w:pStyle w:val="SourceCode"/>
+              <w:spacing w:before="0" w:after="0" w:line="200" w:lineRule="auto"/>
+            </w:pPr>
+            <w:r>
+              <w:t xml:space="preserve">│  ГЕНЕРАЦІЯ КЛЮЧІВ:                                                  │</w:t>
+            </w:r>
+          </w:p>
+          <w:p>
+            <w:pPr>
+              <w:pStyle w:val="SourceCode"/>
+              <w:spacing w:before="0" w:after="0" w:line="200" w:lineRule="auto"/>
+            </w:pPr>
+            <w:r>
+              <w:t xml:space="preserve">│  ┌─────────────────────────────────────────────────────────────────┐│</w:t>
+            </w:r>
+          </w:p>
+          <w:p>
+            <w:pPr>
+              <w:pStyle w:val="SourceCode"/>
+              <w:spacing w:before="0" w:after="0" w:line="200" w:lineRule="auto"/>
+            </w:pPr>
+            <w:r>
+              <w:t xml:space="preserve">│  │ 1. Вибрати два великих простих числа p і q                      ││</w:t>
+            </w:r>
+          </w:p>
+          <w:p>
+            <w:pPr>
+              <w:pStyle w:val="SourceCode"/>
+              <w:spacing w:before="0" w:after="0" w:line="200" w:lineRule="auto"/>
+            </w:pPr>
+            <w:r>
+              <w:t xml:space="preserve">│  │ 2. Обчислити n = p × q                                          ││</w:t>
+            </w:r>
+          </w:p>
+          <w:p>
+            <w:pPr>
+              <w:pStyle w:val="SourceCode"/>
+              <w:spacing w:before="0" w:after="0" w:line="200" w:lineRule="auto"/>
+            </w:pPr>
+            <w:r>
+              <w:t xml:space="preserve">│  │ 3. Обчислити φ(n) = (p-1) × (q-1)                               ││</w:t>
+            </w:r>
+          </w:p>
+          <w:p>
+            <w:pPr>
+              <w:pStyle w:val="SourceCode"/>
+              <w:spacing w:before="0" w:after="0" w:line="200" w:lineRule="auto"/>
+            </w:pPr>
+            <w:r>
+              <w:t xml:space="preserve">│  │ 4. Вибрати e таке, що 1 &lt; e &lt; φ(n) і gcd(e, φ(n)) = 1           ││</w:t>
+            </w:r>
+          </w:p>
+          <w:p>
+            <w:pPr>
+              <w:pStyle w:val="SourceCode"/>
+              <w:spacing w:before="0" w:after="0" w:line="200" w:lineRule="auto"/>
+            </w:pPr>
+            <w:r>
+              <w:t xml:space="preserve">│  │    (часто e = 65537 = 2^16 + 1)                                 ││</w:t>
+            </w:r>
+          </w:p>
+          <w:p>
+            <w:pPr>
+              <w:pStyle w:val="SourceCode"/>
+              <w:spacing w:before="0" w:after="0" w:line="200" w:lineRule="auto"/>
+            </w:pPr>
+            <w:r>
+              <w:t xml:space="preserve">│  │ 5. Обчислити d = e⁻¹ mod φ(n)                                   ││</w:t>
+            </w:r>
+          </w:p>
+          <w:p>
+            <w:pPr>
+              <w:pStyle w:val="SourceCode"/>
+              <w:spacing w:before="0" w:after="0" w:line="200" w:lineRule="auto"/>
+            </w:pPr>
+            <w:r>
+              <w:t xml:space="preserve">│  │                                                                 ││</w:t>
+            </w:r>
+          </w:p>
+          <w:p>
+            <w:pPr>
+              <w:pStyle w:val="SourceCode"/>
+              <w:spacing w:before="0" w:after="0" w:line="200" w:lineRule="auto"/>
+            </w:pPr>
+            <w:r>
+              <w:t xml:space="preserve">│  │ Відкритий ключ: (e, n)                                          ││</w:t>
+            </w:r>
+          </w:p>
+          <w:p>
+            <w:pPr>
+              <w:pStyle w:val="SourceCode"/>
+              <w:spacing w:before="0" w:after="0" w:line="200" w:lineRule="auto"/>
+            </w:pPr>
+            <w:r>
+              <w:t xml:space="preserve">│  │ Закритий ключ: (d, n)                                           ││</w:t>
+            </w:r>
+          </w:p>
+          <w:p>
+            <w:pPr>
+              <w:pStyle w:val="SourceCode"/>
+              <w:spacing w:before="0" w:after="0" w:line="200" w:lineRule="auto"/>
+            </w:pPr>
+            <w:r>
+              <w:t xml:space="preserve">│  └─────────────────────────────────────────────────────────────────┘│</w:t>
+            </w:r>
+          </w:p>
+          <w:p>
+            <w:pPr>
+              <w:pStyle w:val="SourceCode"/>
+              <w:spacing w:before="0" w:after="0" w:line="200" w:lineRule="auto"/>
+            </w:pPr>
+            <w:r>
+              <w:t xml:space="preserve">│                                                                     │</w:t>
+            </w:r>
+          </w:p>
+          <w:p>
+            <w:pPr>
+              <w:pStyle w:val="SourceCode"/>
+              <w:spacing w:before="0" w:after="0" w:line="200" w:lineRule="auto"/>
+            </w:pPr>
+            <w:r>
+              <w:t xml:space="preserve">│  ШИФРУВАННЯ:                                                        │</w:t>
+            </w:r>
+          </w:p>
+          <w:p>
+            <w:pPr>
+              <w:pStyle w:val="SourceCode"/>
+              <w:spacing w:before="0" w:after="0" w:line="200" w:lineRule="auto"/>
+            </w:pPr>
+            <w:r>
+              <w:t xml:space="preserve">│  ┌─────────────────────────────────────────────────────────────────┐│</w:t>
+            </w:r>
+          </w:p>
+          <w:p>
+            <w:pPr>
+              <w:pStyle w:val="SourceCode"/>
+              <w:spacing w:before="0" w:after="0" w:line="200" w:lineRule="auto"/>
+            </w:pPr>
+            <w:r>
+              <w:t xml:space="preserve">│  │ C = M^e mod n                                                   ││</w:t>
+            </w:r>
+          </w:p>
+          <w:p>
+            <w:pPr>
+              <w:pStyle w:val="SourceCode"/>
+              <w:spacing w:before="0" w:after="0" w:line="200" w:lineRule="auto"/>
+            </w:pPr>
+            <w:r>
+              <w:t xml:space="preserve">│  │ (використовується відкритий ключ отримувача)                    ││</w:t>
+            </w:r>
+          </w:p>
+          <w:p>
+            <w:pPr>
+              <w:pStyle w:val="SourceCode"/>
+              <w:spacing w:before="0" w:after="0" w:line="200" w:lineRule="auto"/>
+            </w:pPr>
+            <w:r>
+              <w:t xml:space="preserve">│  └─────────────────────────────────────────────────────────────────┘│</w:t>
+            </w:r>
+          </w:p>
+          <w:p>
+            <w:pPr>
+              <w:pStyle w:val="SourceCode"/>
+              <w:spacing w:before="0" w:after="0" w:line="200" w:lineRule="auto"/>
+            </w:pPr>
+            <w:r>
+              <w:t xml:space="preserve">│                                                                     │</w:t>
+            </w:r>
+          </w:p>
+          <w:p>
+            <w:pPr>
+              <w:pStyle w:val="SourceCode"/>
+              <w:spacing w:before="0" w:after="0" w:line="200" w:lineRule="auto"/>
+            </w:pPr>
+            <w:r>
+              <w:t xml:space="preserve">│  ДЕШИФРУВАННЯ:                                                      │</w:t>
+            </w:r>
+          </w:p>
+          <w:p>
+            <w:pPr>
+              <w:pStyle w:val="SourceCode"/>
+              <w:spacing w:before="0" w:after="0" w:line="200" w:lineRule="auto"/>
+            </w:pPr>
+            <w:r>
+              <w:t xml:space="preserve">│  ┌─────────────────────────────────────────────────────────────────┐│</w:t>
+            </w:r>
+          </w:p>
+          <w:p>
+            <w:pPr>
+              <w:pStyle w:val="SourceCode"/>
+              <w:spacing w:before="0" w:after="0" w:line="200" w:lineRule="auto"/>
+            </w:pPr>
+            <w:r>
+              <w:t xml:space="preserve">│  │ M = C^d mod n                                                   ││</w:t>
+            </w:r>
+          </w:p>
+          <w:p>
+            <w:pPr>
+              <w:pStyle w:val="SourceCode"/>
+              <w:spacing w:before="0" w:after="0" w:line="200" w:lineRule="auto"/>
+            </w:pPr>
+            <w:r>
+              <w:t xml:space="preserve">│  │ (використовується закритий ключ)                                ││</w:t>
+            </w:r>
+          </w:p>
+          <w:p>
+            <w:pPr>
+              <w:pStyle w:val="SourceCode"/>
+              <w:spacing w:before="0" w:after="0" w:line="200" w:lineRule="auto"/>
+            </w:pPr>
+            <w:r>
+              <w:t xml:space="preserve">│  └─────────────────────────────────────────────────────────────────┘│</w:t>
+            </w:r>
+          </w:p>
+          <w:p>
+            <w:pPr>
+              <w:pStyle w:val="SourceCode"/>
+              <w:spacing w:before="0" w:after="0" w:line="200" w:lineRule="auto"/>
+            </w:pPr>
+            <w:r>
+              <w:t xml:space="preserve">│                                                                     │</w:t>
+            </w:r>
+          </w:p>
+          <w:p>
+            <w:pPr>
+              <w:pStyle w:val="SourceCode"/>
+              <w:spacing w:before="0" w:after="0" w:line="200" w:lineRule="auto"/>
+            </w:pPr>
+            <w:r>
+              <w:t xml:space="preserve">└─────────────────────────────────────────────────────────────────────┘</w:t>
             </w:r>
           </w:p>
         </w:tc>
@@ -4294,6 +4288,14 @@
         </w:rPr>
       </w:pPr>
     </w:p>
+    <w:p>
+      <w:pPr>
+        <w:pStyle w:val="FirstParagraph"/>
+      </w:pPr>
+      <w:r>
+        <w:t xml:space="preserve">Зверніть увагу на четвертий пункт: дві літери l дали однакові шифроблоки 68313330. Посимвольне RSA-шифрування детерміноване й перетворюється на шифр простої заміни з 256 символів — частотний аналіз з ЛР1 зламає його так само, як шифр Цезаря. Тому в реальних системах RSA шифрує не текст, а один випадковий сеансовий ключ, і завжди з доповненням OAEP.</w:t>
+      </w:r>
+    </w:p>
     <w:bookmarkEnd w:id="19"/>
     <w:bookmarkEnd w:id="20"/>
     <w:bookmarkStart w:id="21" w:name="порядок-виконання-роботи"/>
@@ -4649,13 +4651,7 @@
               <w:pStyle w:val="Compact"/>
             </w:pPr>
             <w:r>
-              <w:t xml:space="preserve">Перевірити, що (M</w:t>
-            </w:r>
-            <w:r>
-              <w:t xml:space="preserve">e)</w:t>
-            </w:r>
-            <w:r>
-              <w:t xml:space="preserve">d = M для M = 0, 1, n-1.</w:t>
+              <w:t xml:space="preserve">Перевірити, що (Mᵉ)ᵈ = M для M = 0, 1, n − 1, а також для M, кратних p.</w:t>
             </w:r>
           </w:p>
         </w:tc>
@@ -4795,7 +4791,7 @@
               <w:pStyle w:val="Compact"/>
             </w:pPr>
             <w:r>
-              <w:t xml:space="preserve">Порівняти час шифрування для різних e (3, 17, 65537).</w:t>
+              <w:t xml:space="preserve">Порівняти час шифрування для e = 17, 257 і найбільшого допустимого e &lt; φ(n). Чому e = 3 тут недопустиме і що важливіше для швидкості — величина e чи кількість одиниць у його двійковому записі?</w:t>
             </w:r>
           </w:p>
         </w:tc>
@@ -4819,7 +4815,7 @@
               <w:pStyle w:val="Compact"/>
             </w:pPr>
             <w:r>
-              <w:t xml:space="preserve">p=103, q=107</w:t>
+              <w:t xml:space="preserve">p=101, q=107</w:t>
             </w:r>
           </w:p>
         </w:tc>
@@ -4830,7 +4826,7 @@
               <w:pStyle w:val="Compact"/>
             </w:pPr>
             <w:r>
-              <w:t xml:space="preserve">Реалізувати RSA з e=3. Яка проблема з малим e?</w:t>
+              <w:t xml:space="preserve">Реалізувати RSA з e = 3 і показати атаку: якщо M³ &lt; n, то M відновлюється звичайним кубічним коренем з C.</w:t>
             </w:r>
           </w:p>
         </w:tc>
@@ -4935,19 +4931,7 @@
               <w:pStyle w:val="Compact"/>
             </w:pPr>
             <w:r>
-              <w:t xml:space="preserve">Реалізувати</w:t>
-            </w:r>
-            <w:r>
-              <w:t xml:space="preserve"> </w:t>
-            </w:r>
-            <w:r>
-              <w:t xml:space="preserve">“текстбук RSA”</w:t>
-            </w:r>
-            <w:r>
-              <w:t xml:space="preserve"> </w:t>
-            </w:r>
-            <w:r>
-              <w:t xml:space="preserve">з додаванням padding.</w:t>
+              <w:t xml:space="preserve">Додати до «текстбук RSA» випадкове доповнення (кілька випадкових бітів перед M) і показати, що однакові M тепер дають різні C.</w:t>
             </w:r>
           </w:p>
         </w:tc>
@@ -5192,7 +5176,7 @@
               <w:pStyle w:val="Compact"/>
             </w:pPr>
             <w:r>
-              <w:t xml:space="preserve">Показати, що RSA(RSA(M)) = M для будь-якого M &lt; n.</w:t>
+              <w:t xml:space="preserve">Перевірити, що D(E(M)) = M для всіх M &lt; n, зокрема для M, не взаємно простих з n.</w:t>
             </w:r>
           </w:p>
         </w:tc>
